--- a/5-人员管理/流程制度规范类文件/050107-人员绩效考核管理制度.docx
+++ b/5-人员管理/流程制度规范类文件/050107-人员绩效考核管理制度.docx
@@ -1,7 +1,6 @@
 
 <file path=word/document.xml><?xml version="1.0" encoding="utf-8"?>
-<w:document xmlns:wpc="http://schemas.microsoft.com/office/word/2010/wordprocessingCanvas" xmlns:mc="http://schemas.openxmlformats.org/markup-compatibility/2006" xmlns:o="urn:schemas-microsoft-com:office:office" xmlns:r="http://schemas.openxmlformats.org/officeDocument/2006/relationships" xmlns:m="http://schemas.openxmlformats.org/officeDocument/2006/math" xmlns:v="urn:schemas-microsoft-com:vml" xmlns:wp14="http://schemas.microsoft.com/office/word/2010/wordprocessingDrawing" xmlns:wp="http://schemas.openxmlformats.org/drawingml/2006/wordprocessingDrawing" xmlns:w10="urn:schemas-microsoft-com:office:word" xmlns:w="http://schemas.openxmlformats.org/wordprocessingml/2006/main" xmlns:w14="http://schemas.microsoft.com/office/word/2010/wordml" xmlns:w15="http://schemas.microsoft.com/office/word/2012/wordml" xmlns:wne="http://schemas.microsoft.com/office/word/2006/wordml" xmlns:wpg="http://schemas.microsoft.com/office/word/2010/wordprocessingGroup" xmlns:wpi="http://schemas.microsoft.com/office/word/2010/wordprocessingInk" xmlns:wps="http://schemas.microsoft.com/office/word/2010/wordprocessingShape" mc:Ignorable="w14 w15 wp14">
-  <!-- Generated by Aspose.Words for .NET 13.3.0.1 -->
+<w:document xmlns:wpc="http://schemas.microsoft.com/office/word/2010/wordprocessingCanvas" xmlns:mc="http://schemas.openxmlformats.org/markup-compatibility/2006" xmlns:o="urn:schemas-microsoft-com:office:office" xmlns:r="http://schemas.openxmlformats.org/officeDocument/2006/relationships" xmlns:m="http://schemas.openxmlformats.org/officeDocument/2006/math" xmlns:v="urn:schemas-microsoft-com:vml" xmlns:wp14="http://schemas.microsoft.com/office/word/2010/wordprocessingDrawing" xmlns:wp="http://schemas.openxmlformats.org/drawingml/2006/wordprocessingDrawing" xmlns:w="http://schemas.openxmlformats.org/wordprocessingml/2006/main" xmlns:w14="http://schemas.microsoft.com/office/word/2010/wordml" xmlns:w10="urn:schemas-microsoft-com:office:word" xmlns:w15="http://schemas.microsoft.com/office/word/2012/wordml" xmlns:wpg="http://schemas.microsoft.com/office/word/2010/wordprocessingGroup" xmlns:wpi="http://schemas.microsoft.com/office/word/2010/wordprocessingInk" xmlns:wne="http://schemas.microsoft.com/office/word/2006/wordml" xmlns:wps="http://schemas.microsoft.com/office/word/2010/wordprocessingShape" xmlns:wpsCustomData="http://www.wps.cn/officeDocument/2013/wpsCustomData" mc:Ignorable="w14 w15 wp14">
   <w:body>
     <w:p>
       <w:pPr>
@@ -14,7 +13,7 @@
         <w:spacing w:before="78" w:line="219" w:lineRule="auto"/>
         <w:ind w:left="25"/>
         <w:rPr>
-          <w:rFonts w:ascii="宋体" w:eastAsia="宋体" w:hAnsi="宋体" w:cs="宋体" w:hint="default"/>
+          <w:rFonts w:hint="default" w:ascii="宋体" w:hAnsi="宋体" w:eastAsia="宋体" w:cs="宋体"/>
           <w:sz w:val="24"/>
           <w:szCs w:val="24"/>
           <w:lang w:val="en-US" w:eastAsia="zh-CN"/>
@@ -22,7 +21,7 @@
       </w:pPr>
       <w:r>
         <w:rPr>
-          <w:rFonts w:ascii="宋体" w:eastAsia="宋体" w:hAnsi="宋体" w:cs="宋体"/>
+          <w:rFonts w:ascii="宋体" w:hAnsi="宋体" w:eastAsia="宋体" w:cs="宋体"/>
           <w:b/>
           <w:bCs/>
           <w:spacing w:val="-3"/>
@@ -33,7 +32,7 @@
       </w:r>
       <w:r>
         <w:rPr>
-          <w:rFonts w:ascii="宋体" w:eastAsia="宋体" w:hAnsi="宋体" w:cs="宋体" w:hint="eastAsia"/>
+          <w:rFonts w:hint="eastAsia" w:ascii="宋体" w:hAnsi="宋体" w:eastAsia="宋体" w:cs="宋体"/>
           <w:b/>
           <w:bCs/>
           <w:spacing w:val="-3"/>
@@ -45,7 +44,7 @@
       </w:r>
       <w:r>
         <w:rPr>
-          <w:rFonts w:ascii="宋体" w:eastAsia="宋体" w:hAnsi="宋体" w:cs="宋体"/>
+          <w:rFonts w:ascii="宋体" w:hAnsi="宋体" w:eastAsia="宋体" w:cs="宋体"/>
           <w:b/>
           <w:bCs/>
           <w:spacing w:val="-3"/>
@@ -56,7 +55,7 @@
       </w:r>
       <w:r>
         <w:rPr>
-          <w:rFonts w:ascii="宋体" w:eastAsia="宋体" w:hAnsi="宋体" w:cs="宋体" w:hint="eastAsia"/>
+          <w:rFonts w:hint="eastAsia" w:ascii="宋体" w:hAnsi="宋体" w:eastAsia="宋体" w:cs="宋体"/>
           <w:b/>
           <w:bCs/>
           <w:spacing w:val="-3"/>
@@ -68,7 +67,7 @@
       </w:r>
       <w:r>
         <w:rPr>
-          <w:rFonts w:ascii="宋体" w:hAnsi="宋体" w:cs="宋体" w:hint="eastAsia"/>
+          <w:rFonts w:hint="eastAsia" w:ascii="宋体" w:hAnsi="宋体" w:cs="宋体"/>
           <w:b/>
           <w:bCs/>
           <w:spacing w:val="-3"/>
@@ -98,14 +97,14 @@
         <w:ind w:left="23"/>
         <w:textAlignment w:val="auto"/>
         <w:rPr>
-          <w:rFonts w:ascii="宋体" w:eastAsia="宋体" w:hAnsi="宋体" w:cs="宋体"/>
+          <w:rFonts w:ascii="宋体" w:hAnsi="宋体" w:eastAsia="宋体" w:cs="宋体"/>
           <w:sz w:val="24"/>
           <w:szCs w:val="24"/>
         </w:rPr>
       </w:pPr>
       <w:r>
         <w:rPr>
-          <w:rFonts w:ascii="宋体" w:eastAsia="宋体" w:hAnsi="宋体" w:cs="宋体"/>
+          <w:rFonts w:ascii="宋体" w:hAnsi="宋体" w:eastAsia="宋体" w:cs="宋体"/>
           <w:b/>
           <w:bCs/>
           <w:spacing w:val="240"/>
@@ -117,7 +116,7 @@
       </w:r>
       <w:r>
         <w:rPr>
-          <w:rFonts w:ascii="宋体" w:eastAsia="宋体" w:hAnsi="宋体" w:cs="宋体"/>
+          <w:rFonts w:ascii="宋体" w:hAnsi="宋体" w:eastAsia="宋体" w:cs="宋体"/>
           <w:b/>
           <w:bCs/>
           <w:spacing w:val="0"/>
@@ -129,7 +128,7 @@
       </w:r>
       <w:r>
         <w:rPr>
-          <w:rFonts w:ascii="宋体" w:eastAsia="宋体" w:hAnsi="宋体" w:cs="宋体"/>
+          <w:rFonts w:ascii="宋体" w:hAnsi="宋体" w:eastAsia="宋体" w:cs="宋体"/>
           <w:b/>
           <w:bCs/>
           <w:spacing w:val="-5"/>
@@ -141,7 +140,7 @@
     </w:p>
     <w:p>
       <w:pPr>
-        <w:pStyle w:val="a"/>
+        <w:pStyle w:val="24"/>
         <w:keepLines w:val="0"/>
         <w:pageBreakBefore w:val="0"/>
         <w:widowControl w:val="0"/>
@@ -161,7 +160,7 @@
     </w:p>
     <w:p>
       <w:pPr>
-        <w:pStyle w:val="a0"/>
+        <w:pStyle w:val="25"/>
         <w:keepLines w:val="0"/>
         <w:pageBreakBefore w:val="0"/>
         <w:widowControl w:val="0"/>
@@ -185,17 +184,18 @@
     </w:p>
     <w:tbl>
       <w:tblPr>
-        <w:tblStyle w:val="TableGrid"/>
+        <w:tblStyle w:val="21"/>
         <w:tblW w:w="0" w:type="auto"/>
         <w:tblInd w:w="2443" w:type="dxa"/>
         <w:tblBorders>
-          <w:top w:val="nil"/>
-          <w:left w:val="nil"/>
-          <w:bottom w:val="nil"/>
-          <w:right w:val="nil"/>
-          <w:insideH w:val="nil"/>
-          <w:insideV w:val="nil"/>
+          <w:top w:val="none" w:color="auto" w:sz="0" w:space="0"/>
+          <w:left w:val="none" w:color="auto" w:sz="0" w:space="0"/>
+          <w:bottom w:val="none" w:color="auto" w:sz="0" w:space="0"/>
+          <w:right w:val="none" w:color="auto" w:sz="0" w:space="0"/>
+          <w:insideH w:val="none" w:color="auto" w:sz="0" w:space="0"/>
+          <w:insideV w:val="none" w:color="auto" w:sz="0" w:space="0"/>
         </w:tblBorders>
+        <w:tblLayout w:type="autofit"/>
         <w:tblCellMar>
           <w:top w:w="0" w:type="dxa"/>
           <w:left w:w="108" w:type="dxa"/>
@@ -209,15 +209,125 @@
       </w:tblGrid>
       <w:tr>
         <w:tblPrEx>
-          <w:tblW w:w="0" w:type="auto"/>
-          <w:tblInd w:w="2443" w:type="dxa"/>
           <w:tblBorders>
-            <w:top w:val="nil"/>
-            <w:left w:val="nil"/>
-            <w:bottom w:val="nil"/>
-            <w:right w:val="nil"/>
-            <w:insideH w:val="nil"/>
-            <w:insideV w:val="nil"/>
+            <w:top w:val="none" w:color="auto" w:sz="0" w:space="0"/>
+            <w:left w:val="none" w:color="auto" w:sz="0" w:space="0"/>
+            <w:bottom w:val="none" w:color="auto" w:sz="0" w:space="0"/>
+            <w:right w:val="none" w:color="auto" w:sz="0" w:space="0"/>
+            <w:insideH w:val="none" w:color="auto" w:sz="0" w:space="0"/>
+            <w:insideV w:val="none" w:color="auto" w:sz="0" w:space="0"/>
+          </w:tblBorders>
+        </w:tblPrEx>
+        <w:trPr>
+          <w:trHeight w:val="810" w:hRule="atLeast"/>
+        </w:trPr>
+        <w:tc>
+          <w:tcPr>
+            <w:tcW w:w="1818" w:type="dxa"/>
+          </w:tcPr>
+          <w:p>
+            <w:pPr>
+              <w:keepLines w:val="0"/>
+              <w:pageBreakBefore w:val="0"/>
+              <w:widowControl w:val="0"/>
+              <w:wordWrap/>
+              <w:overflowPunct/>
+              <w:bidi w:val="0"/>
+              <w:rPr>
+                <w:rFonts w:hint="default"/>
+                <w:vertAlign w:val="baseline"/>
+                <w:lang w:val="en-US" w:eastAsia="zh-CN"/>
+              </w:rPr>
+            </w:pPr>
+            <w:r>
+              <w:rPr>
+                <w:rFonts w:hint="eastAsia"/>
+                <w:vertAlign w:val="baseline"/>
+                <w:lang w:val="en-US" w:eastAsia="zh-CN"/>
+              </w:rPr>
+              <w:t>编制人</w:t>
+            </w:r>
+            <w:r>
+              <w:rPr>
+                <w:rFonts w:hint="default" w:asciiTheme="minorAscii" w:hAnsiTheme="minorAscii" w:eastAsiaTheme="minorEastAsia"/>
+                <w:spacing w:val="227"/>
+                <w:sz w:val="21"/>
+                <w:vertAlign w:val="baseline"/>
+                <w:lang w:val="en-US" w:eastAsia="zh-CN"/>
+              </w:rPr>
+              <w:t>:</w:t>
+            </w:r>
+            <w:r>
+              <w:rPr>
+                <w:rFonts w:hint="eastAsia"/>
+                <w:spacing w:val="1"/>
+                <w:w w:val="95"/>
+                <w:kern w:val="0"/>
+                <w:u w:val="single"/>
+                <w:vertAlign w:val="baseline"/>
+                <w:lang w:val="en-US" w:eastAsia="zh-CN"/>
+              </w:rPr>
+              <w:t>刘瑞</w:t>
+            </w:r>
+          </w:p>
+        </w:tc>
+        <w:tc>
+          <w:tcPr>
+            <w:tcW w:w="4261" w:type="dxa"/>
+          </w:tcPr>
+          <w:p>
+            <w:pPr>
+              <w:keepLines w:val="0"/>
+              <w:pageBreakBefore w:val="0"/>
+              <w:widowControl w:val="0"/>
+              <w:wordWrap/>
+              <w:overflowPunct/>
+              <w:bidi w:val="0"/>
+              <w:rPr>
+                <w:rFonts w:hint="default"/>
+                <w:vertAlign w:val="baseline"/>
+                <w:lang w:val="en-US" w:eastAsia="zh-CN"/>
+              </w:rPr>
+            </w:pPr>
+            <w:r>
+              <w:rPr>
+                <w:rFonts w:hint="eastAsia"/>
+                <w:vertAlign w:val="baseline"/>
+                <w:lang w:val="en-US" w:eastAsia="zh-CN"/>
+              </w:rPr>
+              <w:t>编制时间</w:t>
+            </w:r>
+            <w:r>
+              <w:rPr>
+                <w:rFonts w:hint="eastAsia" w:asciiTheme="minorAscii" w:hAnsiTheme="minorAscii" w:eastAsiaTheme="minorEastAsia"/>
+                <w:spacing w:val="227"/>
+                <w:sz w:val="21"/>
+                <w:vertAlign w:val="baseline"/>
+                <w:lang w:val="en-US" w:eastAsia="zh-CN"/>
+              </w:rPr>
+              <w:t>:</w:t>
+            </w:r>
+            <w:r>
+              <w:rPr>
+                <w:rFonts w:hint="eastAsia"/>
+                <w:u w:val="single"/>
+                <w:vertAlign w:val="baseline"/>
+                <w:lang w:val="en-US" w:eastAsia="zh-CN"/>
+              </w:rPr>
+              <w:t>2025.7.3</w:t>
+            </w:r>
+          </w:p>
+        </w:tc>
+      </w:tr>
+      <w:tr>
+        <w:tblPrEx>
+          <w:tblBorders>
+            <w:top w:val="none" w:color="auto" w:sz="0" w:space="0"/>
+            <w:left w:val="none" w:color="auto" w:sz="0" w:space="0"/>
+            <w:bottom w:val="none" w:color="auto" w:sz="0" w:space="0"/>
+            <w:right w:val="none" w:color="auto" w:sz="0" w:space="0"/>
+            <w:insideH w:val="none" w:color="auto" w:sz="0" w:space="0"/>
+            <w:insideV w:val="none" w:color="auto" w:sz="0" w:space="0"/>
           </w:tblBorders>
           <w:tblCellMar>
             <w:top w:w="0" w:type="dxa"/>
@@ -227,24 +337,30 @@
           </w:tblCellMar>
         </w:tblPrEx>
         <w:trPr>
-          <w:trHeight w:val="810"/>
+          <w:trHeight w:val="810" w:hRule="atLeast"/>
         </w:trPr>
         <w:tc>
           <w:tcPr>
             <w:tcW w:w="1818" w:type="dxa"/>
-          </w:tcPr>
-          <w:p>
-            <w:pPr>
-              <w:keepLines w:val="0"/>
-              <w:pageBreakBefore w:val="0"/>
-              <w:widowControl w:val="0"/>
-              <w:wordWrap/>
-              <w:overflowPunct/>
-              <w:bidi w:val="0"/>
-              <w:rPr>
-                <w:rFonts w:hint="default"/>
+            <w:shd w:val="clear" w:color="auto" w:fill="auto"/>
+          </w:tcPr>
+          <w:p>
+            <w:pPr>
+              <w:keepLines w:val="0"/>
+              <w:pageBreakBefore w:val="0"/>
+              <w:widowControl w:val="0"/>
+              <w:wordWrap/>
+              <w:overflowPunct/>
+              <w:bidi w:val="0"/>
+              <w:rPr>
+                <w:rFonts w:hint="eastAsia" w:ascii="Arial" w:hAnsi="Arial" w:eastAsia="Arial" w:cs="Arial"/>
+                <w:snapToGrid w:val="0"/>
+                <w:color w:val="000000"/>
+                <w:kern w:val="0"/>
+                <w:sz w:val="21"/>
+                <w:szCs w:val="21"/>
                 <w:vertAlign w:val="baseline"/>
-                <w:lang w:val="en-US" w:eastAsia="zh-CN"/>
+                <w:lang w:val="en-US" w:eastAsia="zh-CN" w:bidi="ar-SA"/>
               </w:rPr>
             </w:pPr>
             <w:r>
@@ -253,11 +369,11 @@
                 <w:vertAlign w:val="baseline"/>
                 <w:lang w:val="en-US" w:eastAsia="zh-CN"/>
               </w:rPr>
-              <w:t>编制人</w:t>
+              <w:t>审核人</w:t>
             </w:r>
             <w:r>
               <w:rPr>
-                <w:rFonts w:asciiTheme="minorAscii" w:eastAsiaTheme="minorEastAsia" w:hAnsiTheme="minorAscii" w:hint="default"/>
+                <w:rFonts w:hint="default" w:asciiTheme="minorAscii" w:hAnsiTheme="minorAscii" w:eastAsiaTheme="minorEastAsia"/>
                 <w:spacing w:val="227"/>
                 <w:sz w:val="21"/>
                 <w:vertAlign w:val="baseline"/>
@@ -268,33 +384,35 @@
             <w:r>
               <w:rPr>
                 <w:rFonts w:hint="eastAsia"/>
-                <w:spacing w:val="1"/>
-                <w:w w:val="95"/>
+                <w:u w:val="single"/>
+                <w:lang w:val="en-US" w:eastAsia="zh-CN"/>
+              </w:rPr>
+              <w:t>常海霞</w:t>
+            </w:r>
+          </w:p>
+        </w:tc>
+        <w:tc>
+          <w:tcPr>
+            <w:tcW w:w="4261" w:type="dxa"/>
+            <w:shd w:val="clear" w:color="auto" w:fill="auto"/>
+          </w:tcPr>
+          <w:p>
+            <w:pPr>
+              <w:keepLines w:val="0"/>
+              <w:pageBreakBefore w:val="0"/>
+              <w:widowControl w:val="0"/>
+              <w:wordWrap/>
+              <w:overflowPunct/>
+              <w:bidi w:val="0"/>
+              <w:rPr>
+                <w:rFonts w:hint="eastAsia" w:ascii="Arial" w:hAnsi="Arial" w:eastAsia="Arial" w:cs="Arial"/>
+                <w:snapToGrid w:val="0"/>
+                <w:color w:val="000000"/>
                 <w:kern w:val="0"/>
-                <w:u w:val="single"/>
+                <w:sz w:val="21"/>
+                <w:szCs w:val="21"/>
                 <w:vertAlign w:val="baseline"/>
-                <w:lang w:val="en-US" w:eastAsia="zh-CN"/>
-              </w:rPr>
-              <w:t>刘瑞</w:t>
-            </w:r>
-          </w:p>
-        </w:tc>
-        <w:tc>
-          <w:tcPr>
-            <w:tcW w:w="4261" w:type="dxa"/>
-          </w:tcPr>
-          <w:p>
-            <w:pPr>
-              <w:keepLines w:val="0"/>
-              <w:pageBreakBefore w:val="0"/>
-              <w:widowControl w:val="0"/>
-              <w:wordWrap/>
-              <w:overflowPunct/>
-              <w:bidi w:val="0"/>
-              <w:rPr>
-                <w:rFonts w:hint="default"/>
-                <w:vertAlign w:val="baseline"/>
-                <w:lang w:val="en-US" w:eastAsia="zh-CN"/>
+                <w:lang w:val="en-US" w:eastAsia="zh-CN" w:bidi="ar-SA"/>
               </w:rPr>
             </w:pPr>
             <w:r>
@@ -303,11 +421,21 @@
                 <w:vertAlign w:val="baseline"/>
                 <w:lang w:val="en-US" w:eastAsia="zh-CN"/>
               </w:rPr>
-              <w:t>编制时间</w:t>
+              <w:t>审核</w:t>
+            </w:r>
+            <w:bookmarkStart w:id="35" w:name="_GoBack"/>
+            <w:bookmarkEnd w:id="35"/>
+            <w:r>
+              <w:rPr>
+                <w:rFonts w:hint="eastAsia"/>
+                <w:vertAlign w:val="baseline"/>
+                <w:lang w:val="en-US" w:eastAsia="zh-CN"/>
+              </w:rPr>
+              <w:t>时间</w:t>
             </w:r>
             <w:r>
               <w:rPr>
-                <w:rFonts w:asciiTheme="minorAscii" w:eastAsiaTheme="minorEastAsia" w:hAnsiTheme="minorAscii" w:hint="eastAsia"/>
+                <w:rFonts w:hint="eastAsia" w:asciiTheme="minorAscii" w:hAnsiTheme="minorAscii" w:eastAsiaTheme="minorEastAsia"/>
                 <w:spacing w:val="227"/>
                 <w:sz w:val="21"/>
                 <w:vertAlign w:val="baseline"/>
@@ -329,8 +457,14 @@
       </w:tr>
       <w:tr>
         <w:tblPrEx>
-          <w:tblW w:w="0" w:type="auto"/>
-          <w:tblInd w:w="2443" w:type="dxa"/>
+          <w:tblBorders>
+            <w:top w:val="none" w:color="auto" w:sz="0" w:space="0"/>
+            <w:left w:val="none" w:color="auto" w:sz="0" w:space="0"/>
+            <w:bottom w:val="none" w:color="auto" w:sz="0" w:space="0"/>
+            <w:right w:val="none" w:color="auto" w:sz="0" w:space="0"/>
+            <w:insideH w:val="none" w:color="auto" w:sz="0" w:space="0"/>
+            <w:insideV w:val="none" w:color="auto" w:sz="0" w:space="0"/>
+          </w:tblBorders>
           <w:tblCellMar>
             <w:top w:w="0" w:type="dxa"/>
             <w:left w:w="108" w:type="dxa"/>
@@ -339,43 +473,37 @@
           </w:tblCellMar>
         </w:tblPrEx>
         <w:trPr>
-          <w:trHeight w:val="810"/>
+          <w:trHeight w:val="635" w:hRule="atLeast"/>
         </w:trPr>
         <w:tc>
           <w:tcPr>
             <w:tcW w:w="1818" w:type="dxa"/>
-            <w:shd w:val="clear" w:color="auto" w:fill="auto"/>
-          </w:tcPr>
-          <w:p>
-            <w:pPr>
-              <w:keepLines w:val="0"/>
-              <w:pageBreakBefore w:val="0"/>
-              <w:widowControl w:val="0"/>
-              <w:wordWrap/>
-              <w:overflowPunct/>
-              <w:bidi w:val="0"/>
-              <w:rPr>
-                <w:rFonts w:ascii="Arial" w:eastAsia="Arial" w:hAnsi="Arial" w:cs="Arial" w:hint="eastAsia"/>
-                <w:snapToGrid w:val="0"/>
-                <w:color w:val="000000"/>
-                <w:kern w:val="0"/>
-                <w:sz w:val="21"/>
-                <w:szCs w:val="21"/>
-                <w:vertAlign w:val="baseline"/>
-                <w:lang w:val="en-US" w:eastAsia="zh-CN" w:bidi="ar-SA"/>
-              </w:rPr>
-            </w:pPr>
-            <w:r>
+          </w:tcPr>
+          <w:p>
+            <w:pPr>
+              <w:keepLines w:val="0"/>
+              <w:pageBreakBefore w:val="0"/>
+              <w:widowControl w:val="0"/>
+              <w:wordWrap/>
+              <w:overflowPunct/>
+              <w:bidi w:val="0"/>
               <w:rPr>
                 <w:rFonts w:hint="eastAsia"/>
                 <w:vertAlign w:val="baseline"/>
                 <w:lang w:val="en-US" w:eastAsia="zh-CN"/>
               </w:rPr>
-              <w:t>审核人</w:t>
+            </w:pPr>
+            <w:r>
+              <w:rPr>
+                <w:rFonts w:hint="eastAsia"/>
+                <w:vertAlign w:val="baseline"/>
+                <w:lang w:val="en-US" w:eastAsia="zh-CN"/>
+              </w:rPr>
+              <w:t>批准人</w:t>
             </w:r>
             <w:r>
               <w:rPr>
-                <w:rFonts w:asciiTheme="minorAscii" w:eastAsiaTheme="minorEastAsia" w:hAnsiTheme="minorAscii" w:hint="default"/>
+                <w:rFonts w:hint="eastAsia" w:asciiTheme="minorAscii" w:hAnsiTheme="minorAscii" w:eastAsiaTheme="minorEastAsia"/>
                 <w:spacing w:val="227"/>
                 <w:sz w:val="21"/>
                 <w:vertAlign w:val="baseline"/>
@@ -389,32 +517,26 @@
                 <w:u w:val="single"/>
                 <w:lang w:val="en-US" w:eastAsia="zh-CN"/>
               </w:rPr>
-              <w:t>常海霞</w:t>
+              <w:t>尹兆铮</w:t>
             </w:r>
           </w:p>
         </w:tc>
         <w:tc>
           <w:tcPr>
             <w:tcW w:w="4261" w:type="dxa"/>
-            <w:shd w:val="clear" w:color="auto" w:fill="auto"/>
-          </w:tcPr>
-          <w:p>
-            <w:pPr>
-              <w:keepLines w:val="0"/>
-              <w:pageBreakBefore w:val="0"/>
-              <w:widowControl w:val="0"/>
-              <w:wordWrap/>
-              <w:overflowPunct/>
-              <w:bidi w:val="0"/>
-              <w:rPr>
-                <w:rFonts w:ascii="Arial" w:eastAsia="Arial" w:hAnsi="Arial" w:cs="Arial" w:hint="eastAsia"/>
-                <w:snapToGrid w:val="0"/>
-                <w:color w:val="000000"/>
-                <w:kern w:val="0"/>
-                <w:sz w:val="21"/>
-                <w:szCs w:val="21"/>
+          </w:tcPr>
+          <w:p>
+            <w:pPr>
+              <w:keepLines w:val="0"/>
+              <w:pageBreakBefore w:val="0"/>
+              <w:widowControl w:val="0"/>
+              <w:wordWrap/>
+              <w:overflowPunct/>
+              <w:bidi w:val="0"/>
+              <w:rPr>
+                <w:rFonts w:hint="default"/>
                 <w:vertAlign w:val="baseline"/>
-                <w:lang w:val="en-US" w:eastAsia="zh-CN" w:bidi="ar-SA"/>
+                <w:lang w:val="en-US" w:eastAsia="zh-CN"/>
               </w:rPr>
             </w:pPr>
             <w:r>
@@ -423,119 +545,11 @@
                 <w:vertAlign w:val="baseline"/>
                 <w:lang w:val="en-US" w:eastAsia="zh-CN"/>
               </w:rPr>
-              <w:t>编制时间</w:t>
-            </w:r>
-            <w:r>
-              <w:rPr>
-                <w:rFonts w:asciiTheme="minorAscii" w:eastAsiaTheme="minorEastAsia" w:hAnsiTheme="minorAscii" w:hint="eastAsia"/>
-                <w:spacing w:val="227"/>
-                <w:sz w:val="21"/>
-                <w:vertAlign w:val="baseline"/>
-                <w:lang w:val="en-US" w:eastAsia="zh-CN"/>
-              </w:rPr>
-              <w:t>:</w:t>
-            </w:r>
-            <w:r>
-              <w:rPr>
-                <w:rFonts w:hint="eastAsia"/>
-                <w:u w:val="single"/>
-                <w:vertAlign w:val="baseline"/>
-                <w:lang w:val="en-US" w:eastAsia="zh-CN"/>
-              </w:rPr>
-              <w:t>2025.7.3</w:t>
-            </w:r>
-          </w:p>
-        </w:tc>
-      </w:tr>
-      <w:tr>
-        <w:tblPrEx>
-          <w:tblW w:w="0" w:type="auto"/>
-          <w:tblInd w:w="2443" w:type="dxa"/>
-          <w:tblCellMar>
-            <w:top w:w="0" w:type="dxa"/>
-            <w:left w:w="108" w:type="dxa"/>
-            <w:bottom w:w="0" w:type="dxa"/>
-            <w:right w:w="108" w:type="dxa"/>
-          </w:tblCellMar>
-        </w:tblPrEx>
-        <w:trPr>
-          <w:trHeight w:val="635"/>
-        </w:trPr>
-        <w:tc>
-          <w:tcPr>
-            <w:tcW w:w="1818" w:type="dxa"/>
-          </w:tcPr>
-          <w:p>
-            <w:pPr>
-              <w:keepLines w:val="0"/>
-              <w:pageBreakBefore w:val="0"/>
-              <w:widowControl w:val="0"/>
-              <w:wordWrap/>
-              <w:overflowPunct/>
-              <w:bidi w:val="0"/>
-              <w:rPr>
-                <w:rFonts w:hint="eastAsia"/>
-                <w:vertAlign w:val="baseline"/>
-                <w:lang w:val="en-US" w:eastAsia="zh-CN"/>
-              </w:rPr>
-            </w:pPr>
-            <w:r>
-              <w:rPr>
-                <w:rFonts w:hint="eastAsia"/>
-                <w:vertAlign w:val="baseline"/>
-                <w:lang w:val="en-US" w:eastAsia="zh-CN"/>
-              </w:rPr>
-              <w:t>批准人</w:t>
-            </w:r>
-            <w:r>
-              <w:rPr>
-                <w:rFonts w:asciiTheme="minorAscii" w:eastAsiaTheme="minorEastAsia" w:hAnsiTheme="minorAscii" w:hint="eastAsia"/>
-                <w:spacing w:val="227"/>
-                <w:sz w:val="21"/>
-                <w:vertAlign w:val="baseline"/>
-                <w:lang w:val="en-US" w:eastAsia="zh-CN"/>
-              </w:rPr>
-              <w:t>:</w:t>
-            </w:r>
-            <w:r>
-              <w:rPr>
-                <w:rFonts w:hint="eastAsia"/>
-                <w:u w:val="single"/>
-                <w:lang w:val="en-US" w:eastAsia="zh-CN"/>
-              </w:rPr>
-              <w:t>尹兆铮</w:t>
-            </w:r>
-          </w:p>
-        </w:tc>
-        <w:tc>
-          <w:tcPr>
-            <w:tcW w:w="4261" w:type="dxa"/>
-          </w:tcPr>
-          <w:p>
-            <w:pPr>
-              <w:keepLines w:val="0"/>
-              <w:pageBreakBefore w:val="0"/>
-              <w:widowControl w:val="0"/>
-              <w:wordWrap/>
-              <w:overflowPunct/>
-              <w:bidi w:val="0"/>
-              <w:rPr>
-                <w:rFonts w:hint="default"/>
-                <w:vertAlign w:val="baseline"/>
-                <w:lang w:val="en-US" w:eastAsia="zh-CN"/>
-              </w:rPr>
-            </w:pPr>
-            <w:r>
-              <w:rPr>
-                <w:rFonts w:hint="eastAsia"/>
-                <w:vertAlign w:val="baseline"/>
-                <w:lang w:val="en-US" w:eastAsia="zh-CN"/>
-              </w:rPr>
               <w:t>审批时间</w:t>
             </w:r>
             <w:r>
               <w:rPr>
-                <w:rFonts w:asciiTheme="minorAscii" w:eastAsiaTheme="minorEastAsia" w:hAnsiTheme="minorAscii" w:hint="eastAsia"/>
+                <w:rFonts w:hint="eastAsia" w:asciiTheme="minorAscii" w:hAnsiTheme="minorAscii" w:eastAsiaTheme="minorEastAsia"/>
                 <w:spacing w:val="227"/>
                 <w:sz w:val="21"/>
                 <w:vertAlign w:val="baseline"/>
@@ -580,14 +594,14 @@
         <w:spacing w:before="153" w:line="225" w:lineRule="auto"/>
         <w:ind w:left="3634"/>
         <w:rPr>
-          <w:rFonts w:ascii="宋体" w:eastAsia="宋体" w:hAnsi="宋体" w:cs="宋体"/>
+          <w:rFonts w:ascii="宋体" w:hAnsi="宋体" w:eastAsia="宋体" w:cs="宋体"/>
           <w:sz w:val="31"/>
           <w:szCs w:val="31"/>
         </w:rPr>
       </w:pPr>
       <w:r>
         <w:rPr>
-          <w:rFonts w:ascii="宋体" w:eastAsia="宋体" w:hAnsi="宋体" w:cs="宋体"/>
+          <w:rFonts w:ascii="宋体" w:hAnsi="宋体" w:eastAsia="宋体" w:cs="宋体"/>
           <w:b/>
           <w:bCs/>
           <w:spacing w:val="4"/>
@@ -599,16 +613,16 @@
     </w:p>
     <w:tbl>
       <w:tblPr>
-        <w:tblStyle w:val="TableNormal0"/>
+        <w:tblStyle w:val="26"/>
         <w:tblW w:w="8301" w:type="dxa"/>
         <w:tblInd w:w="2" w:type="dxa"/>
         <w:tblBorders>
-          <w:top w:val="single" w:sz="2" w:space="0" w:color="000000"/>
-          <w:left w:val="single" w:sz="2" w:space="0" w:color="000000"/>
-          <w:bottom w:val="single" w:sz="2" w:space="0" w:color="000000"/>
-          <w:right w:val="single" w:sz="2" w:space="0" w:color="000000"/>
-          <w:insideH w:val="single" w:sz="2" w:space="0" w:color="000000"/>
-          <w:insideV w:val="single" w:sz="2" w:space="0" w:color="000000"/>
+          <w:top w:val="single" w:color="000000" w:sz="2" w:space="0"/>
+          <w:left w:val="single" w:color="000000" w:sz="2" w:space="0"/>
+          <w:bottom w:val="single" w:color="000000" w:sz="2" w:space="0"/>
+          <w:right w:val="single" w:color="000000" w:sz="2" w:space="0"/>
+          <w:insideH w:val="single" w:color="000000" w:sz="2" w:space="0"/>
+          <w:insideV w:val="single" w:color="000000" w:sz="2" w:space="0"/>
         </w:tblBorders>
         <w:tblLayout w:type="fixed"/>
         <w:tblCellMar>
@@ -628,17 +642,14 @@
       </w:tblGrid>
       <w:tr>
         <w:tblPrEx>
-          <w:tblW w:w="8301" w:type="dxa"/>
-          <w:tblInd w:w="2" w:type="dxa"/>
           <w:tblBorders>
-            <w:top w:val="single" w:sz="2" w:space="0" w:color="000000"/>
-            <w:left w:val="single" w:sz="2" w:space="0" w:color="000000"/>
-            <w:bottom w:val="single" w:sz="2" w:space="0" w:color="000000"/>
-            <w:right w:val="single" w:sz="2" w:space="0" w:color="000000"/>
-            <w:insideH w:val="single" w:sz="2" w:space="0" w:color="000000"/>
-            <w:insideV w:val="single" w:sz="2" w:space="0" w:color="000000"/>
+            <w:top w:val="single" w:color="000000" w:sz="2" w:space="0"/>
+            <w:left w:val="single" w:color="000000" w:sz="2" w:space="0"/>
+            <w:bottom w:val="single" w:color="000000" w:sz="2" w:space="0"/>
+            <w:right w:val="single" w:color="000000" w:sz="2" w:space="0"/>
+            <w:insideH w:val="single" w:color="000000" w:sz="2" w:space="0"/>
+            <w:insideV w:val="single" w:color="000000" w:sz="2" w:space="0"/>
           </w:tblBorders>
-          <w:tblLayout w:type="fixed"/>
           <w:tblCellMar>
             <w:top w:w="0" w:type="dxa"/>
             <w:left w:w="0" w:type="dxa"/>
@@ -647,7 +658,7 @@
           </w:tblCellMar>
         </w:tblPrEx>
         <w:trPr>
-          <w:trHeight w:val="593"/>
+          <w:trHeight w:val="593" w:hRule="atLeast"/>
         </w:trPr>
         <w:tc>
           <w:tcPr>
@@ -664,14 +675,14 @@
               <w:spacing w:before="176" w:line="228" w:lineRule="auto"/>
               <w:ind w:left="607"/>
               <w:rPr>
-                <w:rFonts w:ascii="宋体" w:eastAsia="宋体" w:hAnsi="宋体" w:cs="宋体"/>
+                <w:rFonts w:ascii="宋体" w:hAnsi="宋体" w:eastAsia="宋体" w:cs="宋体"/>
                 <w:sz w:val="20"/>
                 <w:szCs w:val="20"/>
               </w:rPr>
             </w:pPr>
             <w:r>
               <w:rPr>
-                <w:rFonts w:ascii="宋体" w:eastAsia="宋体" w:hAnsi="宋体" w:cs="宋体"/>
+                <w:rFonts w:ascii="宋体" w:hAnsi="宋体" w:eastAsia="宋体" w:cs="宋体"/>
                 <w:spacing w:val="-14"/>
                 <w:sz w:val="20"/>
                 <w:szCs w:val="20"/>
@@ -695,14 +706,14 @@
               <w:spacing w:before="175" w:line="227" w:lineRule="auto"/>
               <w:ind w:left="253"/>
               <w:rPr>
-                <w:rFonts w:ascii="宋体" w:eastAsia="宋体" w:hAnsi="宋体" w:cs="宋体"/>
+                <w:rFonts w:ascii="宋体" w:hAnsi="宋体" w:eastAsia="宋体" w:cs="宋体"/>
                 <w:sz w:val="20"/>
                 <w:szCs w:val="20"/>
               </w:rPr>
             </w:pPr>
             <w:r>
               <w:rPr>
-                <w:rFonts w:ascii="宋体" w:eastAsia="宋体" w:hAnsi="宋体" w:cs="宋体"/>
+                <w:rFonts w:ascii="宋体" w:hAnsi="宋体" w:eastAsia="宋体" w:cs="宋体"/>
                 <w:spacing w:val="4"/>
                 <w:sz w:val="20"/>
                 <w:szCs w:val="20"/>
@@ -726,14 +737,14 @@
               <w:spacing w:before="175" w:line="228" w:lineRule="auto"/>
               <w:ind w:left="730"/>
               <w:rPr>
-                <w:rFonts w:ascii="宋体" w:eastAsia="宋体" w:hAnsi="宋体" w:cs="宋体"/>
+                <w:rFonts w:ascii="宋体" w:hAnsi="宋体" w:eastAsia="宋体" w:cs="宋体"/>
                 <w:sz w:val="20"/>
                 <w:szCs w:val="20"/>
               </w:rPr>
             </w:pPr>
             <w:r>
               <w:rPr>
-                <w:rFonts w:ascii="宋体" w:eastAsia="宋体" w:hAnsi="宋体" w:cs="宋体"/>
+                <w:rFonts w:ascii="宋体" w:hAnsi="宋体" w:eastAsia="宋体" w:cs="宋体"/>
                 <w:spacing w:val="7"/>
                 <w:sz w:val="20"/>
                 <w:szCs w:val="20"/>
@@ -757,14 +768,14 @@
               <w:spacing w:before="175" w:line="228" w:lineRule="auto"/>
               <w:ind w:left="310"/>
               <w:rPr>
-                <w:rFonts w:ascii="宋体" w:eastAsia="宋体" w:hAnsi="宋体" w:cs="宋体"/>
+                <w:rFonts w:ascii="宋体" w:hAnsi="宋体" w:eastAsia="宋体" w:cs="宋体"/>
                 <w:sz w:val="20"/>
                 <w:szCs w:val="20"/>
               </w:rPr>
             </w:pPr>
             <w:r>
               <w:rPr>
-                <w:rFonts w:ascii="宋体" w:eastAsia="宋体" w:hAnsi="宋体" w:cs="宋体"/>
+                <w:rFonts w:ascii="宋体" w:hAnsi="宋体" w:eastAsia="宋体" w:cs="宋体"/>
                 <w:spacing w:val="6"/>
                 <w:sz w:val="20"/>
                 <w:szCs w:val="20"/>
@@ -788,7 +799,7 @@
               <w:spacing w:before="175" w:line="228" w:lineRule="auto"/>
               <w:ind w:left="310"/>
               <w:rPr>
-                <w:rFonts w:ascii="宋体" w:eastAsia="宋体" w:hAnsi="宋体" w:cs="宋体" w:hint="eastAsia"/>
+                <w:rFonts w:hint="eastAsia" w:ascii="宋体" w:hAnsi="宋体" w:eastAsia="宋体" w:cs="宋体"/>
                 <w:spacing w:val="6"/>
                 <w:sz w:val="20"/>
                 <w:szCs w:val="20"/>
@@ -797,7 +808,7 @@
             </w:pPr>
             <w:r>
               <w:rPr>
-                <w:rFonts w:ascii="宋体" w:eastAsia="宋体" w:hAnsi="宋体" w:cs="宋体" w:hint="eastAsia"/>
+                <w:rFonts w:hint="eastAsia" w:ascii="宋体" w:hAnsi="宋体" w:eastAsia="宋体" w:cs="宋体"/>
                 <w:spacing w:val="6"/>
                 <w:sz w:val="20"/>
                 <w:szCs w:val="20"/>
@@ -822,14 +833,14 @@
               <w:spacing w:before="176" w:line="229" w:lineRule="auto"/>
               <w:ind w:left="311"/>
               <w:rPr>
-                <w:rFonts w:ascii="宋体" w:eastAsia="宋体" w:hAnsi="宋体" w:cs="宋体"/>
+                <w:rFonts w:ascii="宋体" w:hAnsi="宋体" w:eastAsia="宋体" w:cs="宋体"/>
                 <w:sz w:val="20"/>
                 <w:szCs w:val="20"/>
               </w:rPr>
             </w:pPr>
             <w:r>
               <w:rPr>
-                <w:rFonts w:ascii="宋体" w:eastAsia="宋体" w:hAnsi="宋体" w:cs="宋体"/>
+                <w:rFonts w:ascii="宋体" w:hAnsi="宋体" w:eastAsia="宋体" w:cs="宋体"/>
                 <w:spacing w:val="7"/>
                 <w:sz w:val="20"/>
                 <w:szCs w:val="20"/>
@@ -841,9 +852,14 @@
       </w:tr>
       <w:tr>
         <w:tblPrEx>
-          <w:tblW w:w="8301" w:type="dxa"/>
-          <w:tblInd w:w="2" w:type="dxa"/>
-          <w:tblLayout w:type="fixed"/>
+          <w:tblBorders>
+            <w:top w:val="single" w:color="000000" w:sz="2" w:space="0"/>
+            <w:left w:val="single" w:color="000000" w:sz="2" w:space="0"/>
+            <w:bottom w:val="single" w:color="000000" w:sz="2" w:space="0"/>
+            <w:right w:val="single" w:color="000000" w:sz="2" w:space="0"/>
+            <w:insideH w:val="single" w:color="000000" w:sz="2" w:space="0"/>
+            <w:insideV w:val="single" w:color="000000" w:sz="2" w:space="0"/>
+          </w:tblBorders>
           <w:tblCellMar>
             <w:top w:w="0" w:type="dxa"/>
             <w:left w:w="0" w:type="dxa"/>
@@ -852,7 +868,7 @@
           </w:tblCellMar>
         </w:tblPrEx>
         <w:trPr>
-          <w:trHeight w:val="556"/>
+          <w:trHeight w:val="556" w:hRule="atLeast"/>
         </w:trPr>
         <w:tc>
           <w:tcPr>
@@ -869,14 +885,14 @@
               <w:spacing w:before="173" w:line="267" w:lineRule="exact"/>
               <w:ind w:left="260"/>
               <w:rPr>
-                <w:rFonts w:ascii="宋体" w:eastAsia="宋体" w:hAnsi="宋体" w:cs="宋体"/>
+                <w:rFonts w:ascii="宋体" w:hAnsi="宋体" w:eastAsia="宋体" w:cs="宋体"/>
                 <w:sz w:val="20"/>
                 <w:szCs w:val="20"/>
               </w:rPr>
             </w:pPr>
             <w:r>
               <w:rPr>
-                <w:rFonts w:ascii="宋体" w:eastAsia="宋体" w:hAnsi="宋体" w:cs="宋体"/>
+                <w:rFonts w:ascii="宋体" w:hAnsi="宋体" w:eastAsia="宋体" w:cs="宋体"/>
                 <w:spacing w:val="3"/>
                 <w:position w:val="1"/>
                 <w:sz w:val="20"/>
@@ -901,14 +917,14 @@
               <w:spacing w:before="173" w:line="267" w:lineRule="exact"/>
               <w:ind w:left="248"/>
               <w:rPr>
-                <w:rFonts w:ascii="宋体" w:eastAsia="宋体" w:hAnsi="宋体" w:cs="宋体"/>
+                <w:rFonts w:ascii="宋体" w:hAnsi="宋体" w:eastAsia="宋体" w:cs="宋体"/>
                 <w:sz w:val="20"/>
                 <w:szCs w:val="20"/>
               </w:rPr>
             </w:pPr>
             <w:r>
               <w:rPr>
-                <w:rFonts w:ascii="宋体" w:eastAsia="宋体" w:hAnsi="宋体" w:cs="宋体"/>
+                <w:rFonts w:ascii="宋体" w:hAnsi="宋体" w:eastAsia="宋体" w:cs="宋体"/>
                 <w:spacing w:val="4"/>
                 <w:position w:val="1"/>
                 <w:sz w:val="20"/>
@@ -934,14 +950,14 @@
               <w:ind w:left="114"/>
               <w:jc w:val="center"/>
               <w:rPr>
-                <w:rFonts w:ascii="宋体" w:eastAsia="宋体" w:hAnsi="宋体" w:cs="宋体"/>
+                <w:rFonts w:ascii="宋体" w:hAnsi="宋体" w:eastAsia="宋体" w:cs="宋体"/>
                 <w:sz w:val="20"/>
                 <w:szCs w:val="20"/>
               </w:rPr>
             </w:pPr>
             <w:r>
               <w:rPr>
-                <w:rFonts w:ascii="宋体" w:eastAsia="宋体" w:hAnsi="宋体" w:cs="宋体"/>
+                <w:rFonts w:ascii="宋体" w:hAnsi="宋体" w:eastAsia="宋体" w:cs="宋体"/>
                 <w:spacing w:val="7"/>
                 <w:sz w:val="20"/>
                 <w:szCs w:val="20"/>
@@ -965,7 +981,7 @@
               <w:spacing w:before="172" w:line="228" w:lineRule="auto"/>
               <w:ind w:left="313"/>
               <w:rPr>
-                <w:rFonts w:ascii="宋体" w:eastAsia="宋体" w:hAnsi="宋体" w:cs="宋体"/>
+                <w:rFonts w:ascii="宋体" w:hAnsi="宋体" w:eastAsia="宋体" w:cs="宋体"/>
                 <w:sz w:val="20"/>
                 <w:szCs w:val="20"/>
               </w:rPr>
@@ -999,7 +1015,7 @@
               <w:spacing w:before="172" w:line="228" w:lineRule="auto"/>
               <w:ind w:left="313"/>
               <w:rPr>
-                <w:rFonts w:ascii="宋体" w:eastAsia="宋体" w:hAnsi="宋体" w:cs="宋体" w:hint="eastAsia"/>
+                <w:rFonts w:hint="eastAsia" w:ascii="宋体" w:hAnsi="宋体" w:eastAsia="宋体" w:cs="宋体"/>
                 <w:spacing w:val="5"/>
                 <w:sz w:val="20"/>
                 <w:szCs w:val="20"/>
@@ -1029,14 +1045,14 @@
               <w:spacing w:before="173" w:line="229" w:lineRule="auto"/>
               <w:ind w:left="314"/>
               <w:rPr>
-                <w:rFonts w:ascii="宋体" w:eastAsia="宋体" w:hAnsi="宋体" w:cs="宋体"/>
+                <w:rFonts w:ascii="宋体" w:hAnsi="宋体" w:eastAsia="宋体" w:cs="宋体"/>
                 <w:sz w:val="20"/>
                 <w:szCs w:val="20"/>
               </w:rPr>
             </w:pPr>
             <w:r>
               <w:rPr>
-                <w:rFonts w:ascii="宋体" w:eastAsia="宋体" w:hAnsi="宋体" w:cs="宋体" w:hint="eastAsia"/>
+                <w:rFonts w:hint="eastAsia" w:ascii="宋体" w:hAnsi="宋体" w:eastAsia="宋体" w:cs="宋体"/>
                 <w:spacing w:val="6"/>
                 <w:sz w:val="20"/>
                 <w:szCs w:val="20"/>
@@ -1049,9 +1065,14 @@
       </w:tr>
       <w:tr>
         <w:tblPrEx>
-          <w:tblW w:w="8301" w:type="dxa"/>
-          <w:tblInd w:w="2" w:type="dxa"/>
-          <w:tblLayout w:type="fixed"/>
+          <w:tblBorders>
+            <w:top w:val="single" w:color="000000" w:sz="2" w:space="0"/>
+            <w:left w:val="single" w:color="000000" w:sz="2" w:space="0"/>
+            <w:bottom w:val="single" w:color="000000" w:sz="2" w:space="0"/>
+            <w:right w:val="single" w:color="000000" w:sz="2" w:space="0"/>
+            <w:insideH w:val="single" w:color="000000" w:sz="2" w:space="0"/>
+            <w:insideV w:val="single" w:color="000000" w:sz="2" w:space="0"/>
+          </w:tblBorders>
           <w:tblCellMar>
             <w:top w:w="0" w:type="dxa"/>
             <w:left w:w="0" w:type="dxa"/>
@@ -1060,7 +1081,7 @@
           </w:tblCellMar>
         </w:tblPrEx>
         <w:trPr>
-          <w:trHeight w:val="556"/>
+          <w:trHeight w:val="556" w:hRule="atLeast"/>
         </w:trPr>
         <w:tc>
           <w:tcPr>
@@ -1068,7 +1089,7 @@
           </w:tcPr>
           <w:p>
             <w:pPr>
-              <w:pStyle w:val="TableText"/>
+              <w:pStyle w:val="27"/>
               <w:keepLines w:val="0"/>
               <w:pageBreakBefore w:val="0"/>
               <w:widowControl w:val="0"/>
@@ -1084,7 +1105,7 @@
           </w:tcPr>
           <w:p>
             <w:pPr>
-              <w:pStyle w:val="TableText"/>
+              <w:pStyle w:val="27"/>
               <w:keepLines w:val="0"/>
               <w:pageBreakBefore w:val="0"/>
               <w:widowControl w:val="0"/>
@@ -1100,7 +1121,7 @@
           </w:tcPr>
           <w:p>
             <w:pPr>
-              <w:pStyle w:val="TableText"/>
+              <w:pStyle w:val="27"/>
               <w:keepLines w:val="0"/>
               <w:pageBreakBefore w:val="0"/>
               <w:widowControl w:val="0"/>
@@ -1150,7 +1171,7 @@
           </w:tcPr>
           <w:p>
             <w:pPr>
-              <w:pStyle w:val="TableText"/>
+              <w:pStyle w:val="27"/>
               <w:keepLines w:val="0"/>
               <w:pageBreakBefore w:val="0"/>
               <w:widowControl w:val="0"/>
@@ -1163,9 +1184,14 @@
       </w:tr>
       <w:tr>
         <w:tblPrEx>
-          <w:tblW w:w="8301" w:type="dxa"/>
-          <w:tblInd w:w="2" w:type="dxa"/>
-          <w:tblLayout w:type="fixed"/>
+          <w:tblBorders>
+            <w:top w:val="single" w:color="000000" w:sz="2" w:space="0"/>
+            <w:left w:val="single" w:color="000000" w:sz="2" w:space="0"/>
+            <w:bottom w:val="single" w:color="000000" w:sz="2" w:space="0"/>
+            <w:right w:val="single" w:color="000000" w:sz="2" w:space="0"/>
+            <w:insideH w:val="single" w:color="000000" w:sz="2" w:space="0"/>
+            <w:insideV w:val="single" w:color="000000" w:sz="2" w:space="0"/>
+          </w:tblBorders>
           <w:tblCellMar>
             <w:top w:w="0" w:type="dxa"/>
             <w:left w:w="0" w:type="dxa"/>
@@ -1174,7 +1200,7 @@
           </w:tblCellMar>
         </w:tblPrEx>
         <w:trPr>
-          <w:trHeight w:val="556"/>
+          <w:trHeight w:val="556" w:hRule="atLeast"/>
         </w:trPr>
         <w:tc>
           <w:tcPr>
@@ -1182,7 +1208,7 @@
           </w:tcPr>
           <w:p>
             <w:pPr>
-              <w:pStyle w:val="TableText"/>
+              <w:pStyle w:val="27"/>
               <w:keepLines w:val="0"/>
               <w:pageBreakBefore w:val="0"/>
               <w:widowControl w:val="0"/>
@@ -1198,7 +1224,7 @@
           </w:tcPr>
           <w:p>
             <w:pPr>
-              <w:pStyle w:val="TableText"/>
+              <w:pStyle w:val="27"/>
               <w:keepLines w:val="0"/>
               <w:pageBreakBefore w:val="0"/>
               <w:widowControl w:val="0"/>
@@ -1214,7 +1240,7 @@
           </w:tcPr>
           <w:p>
             <w:pPr>
-              <w:pStyle w:val="TableText"/>
+              <w:pStyle w:val="27"/>
               <w:keepLines w:val="0"/>
               <w:pageBreakBefore w:val="0"/>
               <w:widowControl w:val="0"/>
@@ -1264,7 +1290,7 @@
           </w:tcPr>
           <w:p>
             <w:pPr>
-              <w:pStyle w:val="TableText"/>
+              <w:pStyle w:val="27"/>
               <w:keepLines w:val="0"/>
               <w:pageBreakBefore w:val="0"/>
               <w:widowControl w:val="0"/>
@@ -1277,9 +1303,14 @@
       </w:tr>
       <w:tr>
         <w:tblPrEx>
-          <w:tblW w:w="8301" w:type="dxa"/>
-          <w:tblInd w:w="2" w:type="dxa"/>
-          <w:tblLayout w:type="fixed"/>
+          <w:tblBorders>
+            <w:top w:val="single" w:color="000000" w:sz="2" w:space="0"/>
+            <w:left w:val="single" w:color="000000" w:sz="2" w:space="0"/>
+            <w:bottom w:val="single" w:color="000000" w:sz="2" w:space="0"/>
+            <w:right w:val="single" w:color="000000" w:sz="2" w:space="0"/>
+            <w:insideH w:val="single" w:color="000000" w:sz="2" w:space="0"/>
+            <w:insideV w:val="single" w:color="000000" w:sz="2" w:space="0"/>
+          </w:tblBorders>
           <w:tblCellMar>
             <w:top w:w="0" w:type="dxa"/>
             <w:left w:w="0" w:type="dxa"/>
@@ -1288,7 +1319,7 @@
           </w:tblCellMar>
         </w:tblPrEx>
         <w:trPr>
-          <w:trHeight w:val="557"/>
+          <w:trHeight w:val="557" w:hRule="atLeast"/>
         </w:trPr>
         <w:tc>
           <w:tcPr>
@@ -1296,7 +1327,7 @@
           </w:tcPr>
           <w:p>
             <w:pPr>
-              <w:pStyle w:val="TableText"/>
+              <w:pStyle w:val="27"/>
               <w:keepLines w:val="0"/>
               <w:pageBreakBefore w:val="0"/>
               <w:widowControl w:val="0"/>
@@ -1312,7 +1343,7 @@
           </w:tcPr>
           <w:p>
             <w:pPr>
-              <w:pStyle w:val="TableText"/>
+              <w:pStyle w:val="27"/>
               <w:keepLines w:val="0"/>
               <w:pageBreakBefore w:val="0"/>
               <w:widowControl w:val="0"/>
@@ -1328,7 +1359,7 @@
           </w:tcPr>
           <w:p>
             <w:pPr>
-              <w:pStyle w:val="TableText"/>
+              <w:pStyle w:val="27"/>
               <w:keepLines w:val="0"/>
               <w:pageBreakBefore w:val="0"/>
               <w:widowControl w:val="0"/>
@@ -1344,7 +1375,7 @@
           </w:tcPr>
           <w:p>
             <w:pPr>
-              <w:pStyle w:val="TableText"/>
+              <w:pStyle w:val="27"/>
               <w:keepLines w:val="0"/>
               <w:pageBreakBefore w:val="0"/>
               <w:widowControl w:val="0"/>
@@ -1360,7 +1391,7 @@
           </w:tcPr>
           <w:p>
             <w:pPr>
-              <w:pStyle w:val="TableText"/>
+              <w:pStyle w:val="27"/>
               <w:keepLines w:val="0"/>
               <w:pageBreakBefore w:val="0"/>
               <w:widowControl w:val="0"/>
@@ -1376,7 +1407,7 @@
           </w:tcPr>
           <w:p>
             <w:pPr>
-              <w:pStyle w:val="TableText"/>
+              <w:pStyle w:val="27"/>
               <w:keepLines w:val="0"/>
               <w:pageBreakBefore w:val="0"/>
               <w:widowControl w:val="0"/>
@@ -1389,9 +1420,14 @@
       </w:tr>
       <w:tr>
         <w:tblPrEx>
-          <w:tblW w:w="8301" w:type="dxa"/>
-          <w:tblInd w:w="2" w:type="dxa"/>
-          <w:tblLayout w:type="fixed"/>
+          <w:tblBorders>
+            <w:top w:val="single" w:color="000000" w:sz="2" w:space="0"/>
+            <w:left w:val="single" w:color="000000" w:sz="2" w:space="0"/>
+            <w:bottom w:val="single" w:color="000000" w:sz="2" w:space="0"/>
+            <w:right w:val="single" w:color="000000" w:sz="2" w:space="0"/>
+            <w:insideH w:val="single" w:color="000000" w:sz="2" w:space="0"/>
+            <w:insideV w:val="single" w:color="000000" w:sz="2" w:space="0"/>
+          </w:tblBorders>
           <w:tblCellMar>
             <w:top w:w="0" w:type="dxa"/>
             <w:left w:w="0" w:type="dxa"/>
@@ -1400,7 +1436,7 @@
           </w:tblCellMar>
         </w:tblPrEx>
         <w:trPr>
-          <w:trHeight w:val="556"/>
+          <w:trHeight w:val="556" w:hRule="atLeast"/>
         </w:trPr>
         <w:tc>
           <w:tcPr>
@@ -1408,7 +1444,7 @@
           </w:tcPr>
           <w:p>
             <w:pPr>
-              <w:pStyle w:val="TableText"/>
+              <w:pStyle w:val="27"/>
               <w:keepLines w:val="0"/>
               <w:pageBreakBefore w:val="0"/>
               <w:widowControl w:val="0"/>
@@ -1424,7 +1460,7 @@
           </w:tcPr>
           <w:p>
             <w:pPr>
-              <w:pStyle w:val="TableText"/>
+              <w:pStyle w:val="27"/>
               <w:keepLines w:val="0"/>
               <w:pageBreakBefore w:val="0"/>
               <w:widowControl w:val="0"/>
@@ -1440,7 +1476,7 @@
           </w:tcPr>
           <w:p>
             <w:pPr>
-              <w:pStyle w:val="TableText"/>
+              <w:pStyle w:val="27"/>
               <w:keepLines w:val="0"/>
               <w:pageBreakBefore w:val="0"/>
               <w:widowControl w:val="0"/>
@@ -1456,7 +1492,7 @@
           </w:tcPr>
           <w:p>
             <w:pPr>
-              <w:pStyle w:val="TableText"/>
+              <w:pStyle w:val="27"/>
               <w:keepLines w:val="0"/>
               <w:pageBreakBefore w:val="0"/>
               <w:widowControl w:val="0"/>
@@ -1472,7 +1508,7 @@
           </w:tcPr>
           <w:p>
             <w:pPr>
-              <w:pStyle w:val="TableText"/>
+              <w:pStyle w:val="27"/>
               <w:keepLines w:val="0"/>
               <w:pageBreakBefore w:val="0"/>
               <w:widowControl w:val="0"/>
@@ -1488,7 +1524,7 @@
           </w:tcPr>
           <w:p>
             <w:pPr>
-              <w:pStyle w:val="TableText"/>
+              <w:pStyle w:val="27"/>
               <w:keepLines w:val="0"/>
               <w:pageBreakBefore w:val="0"/>
               <w:widowControl w:val="0"/>
@@ -1501,9 +1537,14 @@
       </w:tr>
       <w:tr>
         <w:tblPrEx>
-          <w:tblW w:w="8301" w:type="dxa"/>
-          <w:tblInd w:w="2" w:type="dxa"/>
-          <w:tblLayout w:type="fixed"/>
+          <w:tblBorders>
+            <w:top w:val="single" w:color="000000" w:sz="2" w:space="0"/>
+            <w:left w:val="single" w:color="000000" w:sz="2" w:space="0"/>
+            <w:bottom w:val="single" w:color="000000" w:sz="2" w:space="0"/>
+            <w:right w:val="single" w:color="000000" w:sz="2" w:space="0"/>
+            <w:insideH w:val="single" w:color="000000" w:sz="2" w:space="0"/>
+            <w:insideV w:val="single" w:color="000000" w:sz="2" w:space="0"/>
+          </w:tblBorders>
           <w:tblCellMar>
             <w:top w:w="0" w:type="dxa"/>
             <w:left w:w="0" w:type="dxa"/>
@@ -1512,7 +1553,7 @@
           </w:tblCellMar>
         </w:tblPrEx>
         <w:trPr>
-          <w:trHeight w:val="561"/>
+          <w:trHeight w:val="561" w:hRule="atLeast"/>
         </w:trPr>
         <w:tc>
           <w:tcPr>
@@ -1520,7 +1561,7 @@
           </w:tcPr>
           <w:p>
             <w:pPr>
-              <w:pStyle w:val="TableText"/>
+              <w:pStyle w:val="27"/>
               <w:keepLines w:val="0"/>
               <w:pageBreakBefore w:val="0"/>
               <w:widowControl w:val="0"/>
@@ -1536,7 +1577,7 @@
           </w:tcPr>
           <w:p>
             <w:pPr>
-              <w:pStyle w:val="TableText"/>
+              <w:pStyle w:val="27"/>
               <w:keepLines w:val="0"/>
               <w:pageBreakBefore w:val="0"/>
               <w:widowControl w:val="0"/>
@@ -1552,7 +1593,7 @@
           </w:tcPr>
           <w:p>
             <w:pPr>
-              <w:pStyle w:val="TableText"/>
+              <w:pStyle w:val="27"/>
               <w:keepLines w:val="0"/>
               <w:pageBreakBefore w:val="0"/>
               <w:widowControl w:val="0"/>
@@ -1568,7 +1609,7 @@
           </w:tcPr>
           <w:p>
             <w:pPr>
-              <w:pStyle w:val="TableText"/>
+              <w:pStyle w:val="27"/>
               <w:keepLines w:val="0"/>
               <w:pageBreakBefore w:val="0"/>
               <w:widowControl w:val="0"/>
@@ -1584,7 +1625,7 @@
           </w:tcPr>
           <w:p>
             <w:pPr>
-              <w:pStyle w:val="TableText"/>
+              <w:pStyle w:val="27"/>
               <w:keepLines w:val="0"/>
               <w:pageBreakBefore w:val="0"/>
               <w:widowControl w:val="0"/>
@@ -1600,7 +1641,7 @@
           </w:tcPr>
           <w:p>
             <w:pPr>
-              <w:pStyle w:val="TableText"/>
+              <w:pStyle w:val="27"/>
               <w:keepLines w:val="0"/>
               <w:pageBreakBefore w:val="0"/>
               <w:widowControl w:val="0"/>
@@ -1628,7 +1669,7 @@
     <w:sdt>
       <w:sdtPr>
         <w:rPr>
-          <w:rFonts w:ascii="宋体" w:eastAsia="宋体" w:hAnsi="宋体" w:cs="Arial"/>
+          <w:rFonts w:ascii="宋体" w:hAnsi="宋体" w:eastAsia="宋体" w:cs="Arial"/>
           <w:snapToGrid w:val="0"/>
           <w:color w:val="000000"/>
           <w:kern w:val="0"/>
@@ -1644,7 +1685,7 @@
       </w:sdtPr>
       <w:sdtEndPr>
         <w:rPr>
-          <w:rFonts w:ascii="宋体" w:eastAsia="宋体" w:hAnsi="宋体" w:cs="宋体" w:hint="eastAsia"/>
+          <w:rFonts w:hint="eastAsia" w:ascii="宋体" w:hAnsi="宋体" w:eastAsia="宋体" w:cs="宋体"/>
           <w:snapToGrid w:val="0"/>
           <w:color w:val="000000"/>
           <w:kern w:val="0"/>
@@ -1663,17 +1704,17 @@
             <w:overflowPunct/>
             <w:bidi w:val="0"/>
             <w:spacing w:before="0" w:beforeLines="0" w:after="0" w:afterLines="0" w:line="240" w:lineRule="auto"/>
-            <w:ind w:left="0" w:right="0" w:firstLine="0" w:leftChars="0" w:rightChars="0" w:firstLineChars="0"/>
+            <w:ind w:left="0" w:leftChars="0" w:right="0" w:rightChars="0" w:firstLine="0" w:firstLineChars="0"/>
             <w:jc w:val="center"/>
             <w:rPr>
-              <w:rFonts w:ascii="宋体" w:eastAsia="宋体" w:hAnsi="宋体" w:cs="宋体" w:hint="eastAsia"/>
+              <w:rFonts w:hint="eastAsia" w:ascii="宋体" w:hAnsi="宋体" w:eastAsia="宋体" w:cs="宋体"/>
               <w:sz w:val="24"/>
               <w:szCs w:val="24"/>
             </w:rPr>
           </w:pPr>
           <w:r>
             <w:rPr>
-              <w:rFonts w:ascii="宋体" w:eastAsia="宋体" w:hAnsi="宋体" w:cs="宋体" w:hint="eastAsia"/>
+              <w:rFonts w:hint="eastAsia" w:ascii="宋体" w:hAnsi="宋体" w:eastAsia="宋体" w:cs="宋体"/>
               <w:sz w:val="24"/>
               <w:szCs w:val="24"/>
             </w:rPr>
@@ -1682,7 +1723,7 @@
         </w:p>
         <w:p>
           <w:pPr>
-            <w:pStyle w:val="TOC1"/>
+            <w:pStyle w:val="16"/>
             <w:keepLines w:val="0"/>
             <w:pageBreakBefore w:val="0"/>
             <w:widowControl w:val="0"/>
@@ -1695,7 +1736,7 @@
           </w:pPr>
           <w:r>
             <w:rPr>
-              <w:rFonts w:ascii="宋体" w:eastAsia="宋体" w:hAnsi="宋体" w:cs="宋体" w:hint="eastAsia"/>
+              <w:rFonts w:hint="eastAsia" w:ascii="宋体" w:hAnsi="宋体" w:eastAsia="宋体" w:cs="宋体"/>
               <w:sz w:val="24"/>
               <w:szCs w:val="24"/>
             </w:rPr>
@@ -1703,7 +1744,7 @@
           </w:r>
           <w:r>
             <w:rPr>
-              <w:rFonts w:ascii="宋体" w:eastAsia="宋体" w:hAnsi="宋体" w:cs="宋体" w:hint="eastAsia"/>
+              <w:rFonts w:hint="eastAsia" w:ascii="宋体" w:hAnsi="宋体" w:eastAsia="宋体" w:cs="宋体"/>
               <w:sz w:val="24"/>
               <w:szCs w:val="24"/>
             </w:rPr>
@@ -1711,7 +1752,7 @@
           </w:r>
           <w:r>
             <w:rPr>
-              <w:rFonts w:ascii="宋体" w:eastAsia="宋体" w:hAnsi="宋体" w:cs="宋体" w:hint="eastAsia"/>
+              <w:rFonts w:hint="eastAsia" w:ascii="宋体" w:hAnsi="宋体" w:eastAsia="宋体" w:cs="宋体"/>
               <w:sz w:val="24"/>
               <w:szCs w:val="24"/>
             </w:rPr>
@@ -1719,21 +1760,21 @@
           </w:r>
           <w:r>
             <w:rPr>
-              <w:rFonts w:ascii="宋体" w:eastAsia="宋体" w:hAnsi="宋体" w:cs="宋体" w:hint="eastAsia"/>
+              <w:rFonts w:hint="eastAsia" w:ascii="宋体" w:hAnsi="宋体" w:eastAsia="宋体" w:cs="宋体"/>
               <w:szCs w:val="24"/>
             </w:rPr>
             <w:fldChar w:fldCharType="begin"/>
           </w:r>
           <w:r>
             <w:rPr>
-              <w:rFonts w:ascii="宋体" w:eastAsia="宋体" w:hAnsi="宋体" w:cs="宋体" w:hint="eastAsia"/>
+              <w:rFonts w:hint="eastAsia" w:ascii="宋体" w:hAnsi="宋体" w:eastAsia="宋体" w:cs="宋体"/>
               <w:szCs w:val="24"/>
             </w:rPr>
             <w:instrText xml:space="preserve"> HYPERLINK \l _Toc21732 </w:instrText>
           </w:r>
           <w:r>
             <w:rPr>
-              <w:rFonts w:ascii="宋体" w:eastAsia="宋体" w:hAnsi="宋体" w:cs="宋体" w:hint="eastAsia"/>
+              <w:rFonts w:hint="eastAsia" w:ascii="宋体" w:hAnsi="宋体" w:eastAsia="宋体" w:cs="宋体"/>
               <w:szCs w:val="24"/>
             </w:rPr>
             <w:fldChar w:fldCharType="separate"/>
@@ -1765,7 +1806,7 @@
           </w:r>
           <w:r>
             <w:rPr>
-              <w:rFonts w:ascii="宋体" w:eastAsia="宋体" w:hAnsi="宋体" w:cs="宋体" w:hint="eastAsia"/>
+              <w:rFonts w:hint="eastAsia" w:ascii="宋体" w:hAnsi="宋体" w:eastAsia="宋体" w:cs="宋体"/>
               <w:szCs w:val="24"/>
             </w:rPr>
             <w:fldChar w:fldCharType="end"/>
@@ -1773,7 +1814,7 @@
         </w:p>
         <w:p>
           <w:pPr>
-            <w:pStyle w:val="TOC1"/>
+            <w:pStyle w:val="16"/>
             <w:keepLines w:val="0"/>
             <w:pageBreakBefore w:val="0"/>
             <w:widowControl w:val="0"/>
@@ -1786,21 +1827,21 @@
           </w:pPr>
           <w:r>
             <w:rPr>
-              <w:rFonts w:ascii="宋体" w:eastAsia="宋体" w:hAnsi="宋体" w:cs="宋体" w:hint="eastAsia"/>
+              <w:rFonts w:hint="eastAsia" w:ascii="宋体" w:hAnsi="宋体" w:eastAsia="宋体" w:cs="宋体"/>
               <w:szCs w:val="24"/>
             </w:rPr>
             <w:fldChar w:fldCharType="begin"/>
           </w:r>
           <w:r>
             <w:rPr>
-              <w:rFonts w:ascii="宋体" w:eastAsia="宋体" w:hAnsi="宋体" w:cs="宋体" w:hint="eastAsia"/>
+              <w:rFonts w:hint="eastAsia" w:ascii="宋体" w:hAnsi="宋体" w:eastAsia="宋体" w:cs="宋体"/>
               <w:szCs w:val="24"/>
             </w:rPr>
             <w:instrText xml:space="preserve"> HYPERLINK \l _Toc18249 </w:instrText>
           </w:r>
           <w:r>
             <w:rPr>
-              <w:rFonts w:ascii="宋体" w:eastAsia="宋体" w:hAnsi="宋体" w:cs="宋体" w:hint="eastAsia"/>
+              <w:rFonts w:hint="eastAsia" w:ascii="宋体" w:hAnsi="宋体" w:eastAsia="宋体" w:cs="宋体"/>
               <w:szCs w:val="24"/>
             </w:rPr>
             <w:fldChar w:fldCharType="separate"/>
@@ -1832,7 +1873,7 @@
           </w:r>
           <w:r>
             <w:rPr>
-              <w:rFonts w:ascii="宋体" w:eastAsia="宋体" w:hAnsi="宋体" w:cs="宋体" w:hint="eastAsia"/>
+              <w:rFonts w:hint="eastAsia" w:ascii="宋体" w:hAnsi="宋体" w:eastAsia="宋体" w:cs="宋体"/>
               <w:szCs w:val="24"/>
             </w:rPr>
             <w:fldChar w:fldCharType="end"/>
@@ -1840,7 +1881,7 @@
         </w:p>
         <w:p>
           <w:pPr>
-            <w:pStyle w:val="TOC1"/>
+            <w:pStyle w:val="16"/>
             <w:keepLines w:val="0"/>
             <w:pageBreakBefore w:val="0"/>
             <w:widowControl w:val="0"/>
@@ -1853,21 +1894,21 @@
           </w:pPr>
           <w:r>
             <w:rPr>
-              <w:rFonts w:ascii="宋体" w:eastAsia="宋体" w:hAnsi="宋体" w:cs="宋体" w:hint="eastAsia"/>
+              <w:rFonts w:hint="eastAsia" w:ascii="宋体" w:hAnsi="宋体" w:eastAsia="宋体" w:cs="宋体"/>
               <w:szCs w:val="24"/>
             </w:rPr>
             <w:fldChar w:fldCharType="begin"/>
           </w:r>
           <w:r>
             <w:rPr>
-              <w:rFonts w:ascii="宋体" w:eastAsia="宋体" w:hAnsi="宋体" w:cs="宋体" w:hint="eastAsia"/>
+              <w:rFonts w:hint="eastAsia" w:ascii="宋体" w:hAnsi="宋体" w:eastAsia="宋体" w:cs="宋体"/>
               <w:szCs w:val="24"/>
             </w:rPr>
             <w:instrText xml:space="preserve"> HYPERLINK \l _Toc31549 </w:instrText>
           </w:r>
           <w:r>
             <w:rPr>
-              <w:rFonts w:ascii="宋体" w:eastAsia="宋体" w:hAnsi="宋体" w:cs="宋体" w:hint="eastAsia"/>
+              <w:rFonts w:hint="eastAsia" w:ascii="宋体" w:hAnsi="宋体" w:eastAsia="宋体" w:cs="宋体"/>
               <w:szCs w:val="24"/>
             </w:rPr>
             <w:fldChar w:fldCharType="separate"/>
@@ -1901,7 +1942,7 @@
           </w:r>
           <w:r>
             <w:rPr>
-              <w:rFonts w:ascii="宋体" w:eastAsia="宋体" w:hAnsi="宋体" w:cs="宋体" w:hint="eastAsia"/>
+              <w:rFonts w:hint="eastAsia" w:ascii="宋体" w:hAnsi="宋体" w:eastAsia="宋体" w:cs="宋体"/>
               <w:szCs w:val="24"/>
             </w:rPr>
             <w:fldChar w:fldCharType="end"/>
@@ -1909,7 +1950,7 @@
         </w:p>
         <w:p>
           <w:pPr>
-            <w:pStyle w:val="TOC1"/>
+            <w:pStyle w:val="16"/>
             <w:keepLines w:val="0"/>
             <w:pageBreakBefore w:val="0"/>
             <w:widowControl w:val="0"/>
@@ -1922,21 +1963,21 @@
           </w:pPr>
           <w:r>
             <w:rPr>
-              <w:rFonts w:ascii="宋体" w:eastAsia="宋体" w:hAnsi="宋体" w:cs="宋体" w:hint="eastAsia"/>
+              <w:rFonts w:hint="eastAsia" w:ascii="宋体" w:hAnsi="宋体" w:eastAsia="宋体" w:cs="宋体"/>
               <w:szCs w:val="24"/>
             </w:rPr>
             <w:fldChar w:fldCharType="begin"/>
           </w:r>
           <w:r>
             <w:rPr>
-              <w:rFonts w:ascii="宋体" w:eastAsia="宋体" w:hAnsi="宋体" w:cs="宋体" w:hint="eastAsia"/>
+              <w:rFonts w:hint="eastAsia" w:ascii="宋体" w:hAnsi="宋体" w:eastAsia="宋体" w:cs="宋体"/>
               <w:szCs w:val="24"/>
             </w:rPr>
             <w:instrText xml:space="preserve"> HYPERLINK \l _Toc22630 </w:instrText>
           </w:r>
           <w:r>
             <w:rPr>
-              <w:rFonts w:ascii="宋体" w:eastAsia="宋体" w:hAnsi="宋体" w:cs="宋体" w:hint="eastAsia"/>
+              <w:rFonts w:hint="eastAsia" w:ascii="宋体" w:hAnsi="宋体" w:eastAsia="宋体" w:cs="宋体"/>
               <w:szCs w:val="24"/>
             </w:rPr>
             <w:fldChar w:fldCharType="separate"/>
@@ -1975,7 +2016,7 @@
           </w:r>
           <w:r>
             <w:rPr>
-              <w:rFonts w:ascii="宋体" w:eastAsia="宋体" w:hAnsi="宋体" w:cs="宋体" w:hint="eastAsia"/>
+              <w:rFonts w:hint="eastAsia" w:ascii="宋体" w:hAnsi="宋体" w:eastAsia="宋体" w:cs="宋体"/>
               <w:szCs w:val="24"/>
             </w:rPr>
             <w:fldChar w:fldCharType="end"/>
@@ -1983,7 +2024,7 @@
         </w:p>
         <w:p>
           <w:pPr>
-            <w:pStyle w:val="TOC1"/>
+            <w:pStyle w:val="16"/>
             <w:keepLines w:val="0"/>
             <w:pageBreakBefore w:val="0"/>
             <w:widowControl w:val="0"/>
@@ -1996,21 +2037,21 @@
           </w:pPr>
           <w:r>
             <w:rPr>
-              <w:rFonts w:ascii="宋体" w:eastAsia="宋体" w:hAnsi="宋体" w:cs="宋体" w:hint="eastAsia"/>
+              <w:rFonts w:hint="eastAsia" w:ascii="宋体" w:hAnsi="宋体" w:eastAsia="宋体" w:cs="宋体"/>
               <w:szCs w:val="24"/>
             </w:rPr>
             <w:fldChar w:fldCharType="begin"/>
           </w:r>
           <w:r>
             <w:rPr>
-              <w:rFonts w:ascii="宋体" w:eastAsia="宋体" w:hAnsi="宋体" w:cs="宋体" w:hint="eastAsia"/>
+              <w:rFonts w:hint="eastAsia" w:ascii="宋体" w:hAnsi="宋体" w:eastAsia="宋体" w:cs="宋体"/>
               <w:szCs w:val="24"/>
             </w:rPr>
             <w:instrText xml:space="preserve"> HYPERLINK \l _Toc18061 </w:instrText>
           </w:r>
           <w:r>
             <w:rPr>
-              <w:rFonts w:ascii="宋体" w:eastAsia="宋体" w:hAnsi="宋体" w:cs="宋体" w:hint="eastAsia"/>
+              <w:rFonts w:hint="eastAsia" w:ascii="宋体" w:hAnsi="宋体" w:eastAsia="宋体" w:cs="宋体"/>
               <w:szCs w:val="24"/>
             </w:rPr>
             <w:fldChar w:fldCharType="separate"/>
@@ -2052,7 +2093,7 @@
           </w:r>
           <w:r>
             <w:rPr>
-              <w:rFonts w:ascii="宋体" w:eastAsia="宋体" w:hAnsi="宋体" w:cs="宋体" w:hint="eastAsia"/>
+              <w:rFonts w:hint="eastAsia" w:ascii="宋体" w:hAnsi="宋体" w:eastAsia="宋体" w:cs="宋体"/>
               <w:szCs w:val="24"/>
             </w:rPr>
             <w:fldChar w:fldCharType="end"/>
@@ -2060,7 +2101,7 @@
         </w:p>
         <w:p>
           <w:pPr>
-            <w:pStyle w:val="TOC1"/>
+            <w:pStyle w:val="16"/>
             <w:keepLines w:val="0"/>
             <w:pageBreakBefore w:val="0"/>
             <w:widowControl w:val="0"/>
@@ -2073,21 +2114,21 @@
           </w:pPr>
           <w:r>
             <w:rPr>
-              <w:rFonts w:ascii="宋体" w:eastAsia="宋体" w:hAnsi="宋体" w:cs="宋体" w:hint="eastAsia"/>
+              <w:rFonts w:hint="eastAsia" w:ascii="宋体" w:hAnsi="宋体" w:eastAsia="宋体" w:cs="宋体"/>
               <w:szCs w:val="24"/>
             </w:rPr>
             <w:fldChar w:fldCharType="begin"/>
           </w:r>
           <w:r>
             <w:rPr>
-              <w:rFonts w:ascii="宋体" w:eastAsia="宋体" w:hAnsi="宋体" w:cs="宋体" w:hint="eastAsia"/>
+              <w:rFonts w:hint="eastAsia" w:ascii="宋体" w:hAnsi="宋体" w:eastAsia="宋体" w:cs="宋体"/>
               <w:szCs w:val="24"/>
             </w:rPr>
             <w:instrText xml:space="preserve"> HYPERLINK \l _Toc22816 </w:instrText>
           </w:r>
           <w:r>
             <w:rPr>
-              <w:rFonts w:ascii="宋体" w:eastAsia="宋体" w:hAnsi="宋体" w:cs="宋体" w:hint="eastAsia"/>
+              <w:rFonts w:hint="eastAsia" w:ascii="宋体" w:hAnsi="宋体" w:eastAsia="宋体" w:cs="宋体"/>
               <w:szCs w:val="24"/>
             </w:rPr>
             <w:fldChar w:fldCharType="separate"/>
@@ -2126,7 +2167,7 @@
           </w:r>
           <w:r>
             <w:rPr>
-              <w:rFonts w:ascii="宋体" w:eastAsia="宋体" w:hAnsi="宋体" w:cs="宋体" w:hint="eastAsia"/>
+              <w:rFonts w:hint="eastAsia" w:ascii="宋体" w:hAnsi="宋体" w:eastAsia="宋体" w:cs="宋体"/>
               <w:szCs w:val="24"/>
             </w:rPr>
             <w:fldChar w:fldCharType="end"/>
@@ -2134,7 +2175,7 @@
         </w:p>
         <w:p>
           <w:pPr>
-            <w:pStyle w:val="TOC2"/>
+            <w:pStyle w:val="17"/>
             <w:keepLines w:val="0"/>
             <w:pageBreakBefore w:val="0"/>
             <w:widowControl w:val="0"/>
@@ -2147,21 +2188,21 @@
           </w:pPr>
           <w:r>
             <w:rPr>
-              <w:rFonts w:ascii="宋体" w:eastAsia="宋体" w:hAnsi="宋体" w:cs="宋体" w:hint="eastAsia"/>
+              <w:rFonts w:hint="eastAsia" w:ascii="宋体" w:hAnsi="宋体" w:eastAsia="宋体" w:cs="宋体"/>
               <w:szCs w:val="24"/>
             </w:rPr>
             <w:fldChar w:fldCharType="begin"/>
           </w:r>
           <w:r>
             <w:rPr>
-              <w:rFonts w:ascii="宋体" w:eastAsia="宋体" w:hAnsi="宋体" w:cs="宋体" w:hint="eastAsia"/>
+              <w:rFonts w:hint="eastAsia" w:ascii="宋体" w:hAnsi="宋体" w:eastAsia="宋体" w:cs="宋体"/>
               <w:szCs w:val="24"/>
             </w:rPr>
             <w:instrText xml:space="preserve"> HYPERLINK \l _Toc129 </w:instrText>
           </w:r>
           <w:r>
             <w:rPr>
-              <w:rFonts w:ascii="宋体" w:eastAsia="宋体" w:hAnsi="宋体" w:cs="宋体" w:hint="eastAsia"/>
+              <w:rFonts w:hint="eastAsia" w:ascii="宋体" w:hAnsi="宋体" w:eastAsia="宋体" w:cs="宋体"/>
               <w:szCs w:val="24"/>
             </w:rPr>
             <w:fldChar w:fldCharType="separate"/>
@@ -2199,7 +2240,7 @@
           </w:r>
           <w:r>
             <w:rPr>
-              <w:rFonts w:ascii="宋体" w:eastAsia="宋体" w:hAnsi="宋体" w:cs="宋体" w:hint="eastAsia"/>
+              <w:rFonts w:hint="eastAsia" w:ascii="宋体" w:hAnsi="宋体" w:eastAsia="宋体" w:cs="宋体"/>
               <w:szCs w:val="24"/>
             </w:rPr>
             <w:fldChar w:fldCharType="end"/>
@@ -2207,7 +2248,7 @@
         </w:p>
         <w:p>
           <w:pPr>
-            <w:pStyle w:val="TOC2"/>
+            <w:pStyle w:val="17"/>
             <w:keepLines w:val="0"/>
             <w:pageBreakBefore w:val="0"/>
             <w:widowControl w:val="0"/>
@@ -2220,21 +2261,21 @@
           </w:pPr>
           <w:r>
             <w:rPr>
-              <w:rFonts w:ascii="宋体" w:eastAsia="宋体" w:hAnsi="宋体" w:cs="宋体" w:hint="eastAsia"/>
+              <w:rFonts w:hint="eastAsia" w:ascii="宋体" w:hAnsi="宋体" w:eastAsia="宋体" w:cs="宋体"/>
               <w:szCs w:val="24"/>
             </w:rPr>
             <w:fldChar w:fldCharType="begin"/>
           </w:r>
           <w:r>
             <w:rPr>
-              <w:rFonts w:ascii="宋体" w:eastAsia="宋体" w:hAnsi="宋体" w:cs="宋体" w:hint="eastAsia"/>
+              <w:rFonts w:hint="eastAsia" w:ascii="宋体" w:hAnsi="宋体" w:eastAsia="宋体" w:cs="宋体"/>
               <w:szCs w:val="24"/>
             </w:rPr>
             <w:instrText xml:space="preserve"> HYPERLINK \l _Toc19075 </w:instrText>
           </w:r>
           <w:r>
             <w:rPr>
-              <w:rFonts w:ascii="宋体" w:eastAsia="宋体" w:hAnsi="宋体" w:cs="宋体" w:hint="eastAsia"/>
+              <w:rFonts w:hint="eastAsia" w:ascii="宋体" w:hAnsi="宋体" w:eastAsia="宋体" w:cs="宋体"/>
               <w:szCs w:val="24"/>
             </w:rPr>
             <w:fldChar w:fldCharType="separate"/>
@@ -2272,7 +2313,7 @@
           </w:r>
           <w:r>
             <w:rPr>
-              <w:rFonts w:ascii="宋体" w:eastAsia="宋体" w:hAnsi="宋体" w:cs="宋体" w:hint="eastAsia"/>
+              <w:rFonts w:hint="eastAsia" w:ascii="宋体" w:hAnsi="宋体" w:eastAsia="宋体" w:cs="宋体"/>
               <w:szCs w:val="24"/>
             </w:rPr>
             <w:fldChar w:fldCharType="end"/>
@@ -2280,7 +2321,7 @@
         </w:p>
         <w:p>
           <w:pPr>
-            <w:pStyle w:val="TOC2"/>
+            <w:pStyle w:val="17"/>
             <w:keepLines w:val="0"/>
             <w:pageBreakBefore w:val="0"/>
             <w:widowControl w:val="0"/>
@@ -2293,21 +2334,21 @@
           </w:pPr>
           <w:r>
             <w:rPr>
-              <w:rFonts w:ascii="宋体" w:eastAsia="宋体" w:hAnsi="宋体" w:cs="宋体" w:hint="eastAsia"/>
+              <w:rFonts w:hint="eastAsia" w:ascii="宋体" w:hAnsi="宋体" w:eastAsia="宋体" w:cs="宋体"/>
               <w:szCs w:val="24"/>
             </w:rPr>
             <w:fldChar w:fldCharType="begin"/>
           </w:r>
           <w:r>
             <w:rPr>
-              <w:rFonts w:ascii="宋体" w:eastAsia="宋体" w:hAnsi="宋体" w:cs="宋体" w:hint="eastAsia"/>
+              <w:rFonts w:hint="eastAsia" w:ascii="宋体" w:hAnsi="宋体" w:eastAsia="宋体" w:cs="宋体"/>
               <w:szCs w:val="24"/>
             </w:rPr>
             <w:instrText xml:space="preserve"> HYPERLINK \l _Toc21436 </w:instrText>
           </w:r>
           <w:r>
             <w:rPr>
-              <w:rFonts w:ascii="宋体" w:eastAsia="宋体" w:hAnsi="宋体" w:cs="宋体" w:hint="eastAsia"/>
+              <w:rFonts w:hint="eastAsia" w:ascii="宋体" w:hAnsi="宋体" w:eastAsia="宋体" w:cs="宋体"/>
               <w:szCs w:val="24"/>
             </w:rPr>
             <w:fldChar w:fldCharType="separate"/>
@@ -2365,7 +2406,7 @@
           </w:r>
           <w:r>
             <w:rPr>
-              <w:rFonts w:ascii="宋体" w:eastAsia="宋体" w:hAnsi="宋体" w:cs="宋体" w:hint="eastAsia"/>
+              <w:rFonts w:hint="eastAsia" w:ascii="宋体" w:hAnsi="宋体" w:eastAsia="宋体" w:cs="宋体"/>
               <w:szCs w:val="24"/>
             </w:rPr>
             <w:fldChar w:fldCharType="end"/>
@@ -2373,7 +2414,7 @@
         </w:p>
         <w:p>
           <w:pPr>
-            <w:pStyle w:val="TOC1"/>
+            <w:pStyle w:val="16"/>
             <w:keepLines w:val="0"/>
             <w:pageBreakBefore w:val="0"/>
             <w:widowControl w:val="0"/>
@@ -2386,21 +2427,21 @@
           </w:pPr>
           <w:r>
             <w:rPr>
-              <w:rFonts w:ascii="宋体" w:eastAsia="宋体" w:hAnsi="宋体" w:cs="宋体" w:hint="eastAsia"/>
+              <w:rFonts w:hint="eastAsia" w:ascii="宋体" w:hAnsi="宋体" w:eastAsia="宋体" w:cs="宋体"/>
               <w:szCs w:val="24"/>
             </w:rPr>
             <w:fldChar w:fldCharType="begin"/>
           </w:r>
           <w:r>
             <w:rPr>
-              <w:rFonts w:ascii="宋体" w:eastAsia="宋体" w:hAnsi="宋体" w:cs="宋体" w:hint="eastAsia"/>
+              <w:rFonts w:hint="eastAsia" w:ascii="宋体" w:hAnsi="宋体" w:eastAsia="宋体" w:cs="宋体"/>
               <w:szCs w:val="24"/>
             </w:rPr>
             <w:instrText xml:space="preserve"> HYPERLINK \l _Toc19271 </w:instrText>
           </w:r>
           <w:r>
             <w:rPr>
-              <w:rFonts w:ascii="宋体" w:eastAsia="宋体" w:hAnsi="宋体" w:cs="宋体" w:hint="eastAsia"/>
+              <w:rFonts w:hint="eastAsia" w:ascii="宋体" w:hAnsi="宋体" w:eastAsia="宋体" w:cs="宋体"/>
               <w:szCs w:val="24"/>
             </w:rPr>
             <w:fldChar w:fldCharType="separate"/>
@@ -2439,7 +2480,7 @@
           </w:r>
           <w:r>
             <w:rPr>
-              <w:rFonts w:ascii="宋体" w:eastAsia="宋体" w:hAnsi="宋体" w:cs="宋体" w:hint="eastAsia"/>
+              <w:rFonts w:hint="eastAsia" w:ascii="宋体" w:hAnsi="宋体" w:eastAsia="宋体" w:cs="宋体"/>
               <w:szCs w:val="24"/>
             </w:rPr>
             <w:fldChar w:fldCharType="end"/>
@@ -2447,7 +2488,7 @@
         </w:p>
         <w:p>
           <w:pPr>
-            <w:pStyle w:val="TOC2"/>
+            <w:pStyle w:val="17"/>
             <w:keepLines w:val="0"/>
             <w:pageBreakBefore w:val="0"/>
             <w:widowControl w:val="0"/>
@@ -2460,21 +2501,21 @@
           </w:pPr>
           <w:r>
             <w:rPr>
-              <w:rFonts w:ascii="宋体" w:eastAsia="宋体" w:hAnsi="宋体" w:cs="宋体" w:hint="eastAsia"/>
+              <w:rFonts w:hint="eastAsia" w:ascii="宋体" w:hAnsi="宋体" w:eastAsia="宋体" w:cs="宋体"/>
               <w:szCs w:val="24"/>
             </w:rPr>
             <w:fldChar w:fldCharType="begin"/>
           </w:r>
           <w:r>
             <w:rPr>
-              <w:rFonts w:ascii="宋体" w:eastAsia="宋体" w:hAnsi="宋体" w:cs="宋体" w:hint="eastAsia"/>
+              <w:rFonts w:hint="eastAsia" w:ascii="宋体" w:hAnsi="宋体" w:eastAsia="宋体" w:cs="宋体"/>
               <w:szCs w:val="24"/>
             </w:rPr>
             <w:instrText xml:space="preserve"> HYPERLINK \l _Toc4143 </w:instrText>
           </w:r>
           <w:r>
             <w:rPr>
-              <w:rFonts w:ascii="宋体" w:eastAsia="宋体" w:hAnsi="宋体" w:cs="宋体" w:hint="eastAsia"/>
+              <w:rFonts w:hint="eastAsia" w:ascii="宋体" w:hAnsi="宋体" w:eastAsia="宋体" w:cs="宋体"/>
               <w:szCs w:val="24"/>
             </w:rPr>
             <w:fldChar w:fldCharType="separate"/>
@@ -2513,7 +2554,7 @@
           </w:r>
           <w:r>
             <w:rPr>
-              <w:rFonts w:ascii="宋体" w:eastAsia="宋体" w:hAnsi="宋体" w:cs="宋体" w:hint="eastAsia"/>
+              <w:rFonts w:hint="eastAsia" w:ascii="宋体" w:hAnsi="宋体" w:eastAsia="宋体" w:cs="宋体"/>
               <w:szCs w:val="24"/>
             </w:rPr>
             <w:fldChar w:fldCharType="end"/>
@@ -2521,7 +2562,7 @@
         </w:p>
         <w:p>
           <w:pPr>
-            <w:pStyle w:val="TOC3"/>
+            <w:pStyle w:val="13"/>
             <w:keepLines w:val="0"/>
             <w:pageBreakBefore w:val="0"/>
             <w:widowControl w:val="0"/>
@@ -2534,21 +2575,21 @@
           </w:pPr>
           <w:r>
             <w:rPr>
-              <w:rFonts w:ascii="宋体" w:eastAsia="宋体" w:hAnsi="宋体" w:cs="宋体" w:hint="eastAsia"/>
+              <w:rFonts w:hint="eastAsia" w:ascii="宋体" w:hAnsi="宋体" w:eastAsia="宋体" w:cs="宋体"/>
               <w:szCs w:val="24"/>
             </w:rPr>
             <w:fldChar w:fldCharType="begin"/>
           </w:r>
           <w:r>
             <w:rPr>
-              <w:rFonts w:ascii="宋体" w:eastAsia="宋体" w:hAnsi="宋体" w:cs="宋体" w:hint="eastAsia"/>
+              <w:rFonts w:hint="eastAsia" w:ascii="宋体" w:hAnsi="宋体" w:eastAsia="宋体" w:cs="宋体"/>
               <w:szCs w:val="24"/>
             </w:rPr>
             <w:instrText xml:space="preserve"> HYPERLINK \l _Toc20300 </w:instrText>
           </w:r>
           <w:r>
             <w:rPr>
-              <w:rFonts w:ascii="宋体" w:eastAsia="宋体" w:hAnsi="宋体" w:cs="宋体" w:hint="eastAsia"/>
+              <w:rFonts w:hint="eastAsia" w:ascii="宋体" w:hAnsi="宋体" w:eastAsia="宋体" w:cs="宋体"/>
               <w:szCs w:val="24"/>
             </w:rPr>
             <w:fldChar w:fldCharType="separate"/>
@@ -2587,7 +2628,7 @@
           </w:r>
           <w:r>
             <w:rPr>
-              <w:rFonts w:ascii="宋体" w:eastAsia="宋体" w:hAnsi="宋体" w:cs="宋体" w:hint="eastAsia"/>
+              <w:rFonts w:hint="eastAsia" w:ascii="宋体" w:hAnsi="宋体" w:eastAsia="宋体" w:cs="宋体"/>
               <w:szCs w:val="24"/>
             </w:rPr>
             <w:fldChar w:fldCharType="end"/>
@@ -2595,7 +2636,7 @@
         </w:p>
         <w:p>
           <w:pPr>
-            <w:pStyle w:val="TOC3"/>
+            <w:pStyle w:val="13"/>
             <w:keepLines w:val="0"/>
             <w:pageBreakBefore w:val="0"/>
             <w:widowControl w:val="0"/>
@@ -2608,21 +2649,21 @@
           </w:pPr>
           <w:r>
             <w:rPr>
-              <w:rFonts w:ascii="宋体" w:eastAsia="宋体" w:hAnsi="宋体" w:cs="宋体" w:hint="eastAsia"/>
+              <w:rFonts w:hint="eastAsia" w:ascii="宋体" w:hAnsi="宋体" w:eastAsia="宋体" w:cs="宋体"/>
               <w:szCs w:val="24"/>
             </w:rPr>
             <w:fldChar w:fldCharType="begin"/>
           </w:r>
           <w:r>
             <w:rPr>
-              <w:rFonts w:ascii="宋体" w:eastAsia="宋体" w:hAnsi="宋体" w:cs="宋体" w:hint="eastAsia"/>
+              <w:rFonts w:hint="eastAsia" w:ascii="宋体" w:hAnsi="宋体" w:eastAsia="宋体" w:cs="宋体"/>
               <w:szCs w:val="24"/>
             </w:rPr>
             <w:instrText xml:space="preserve"> HYPERLINK \l _Toc30505 </w:instrText>
           </w:r>
           <w:r>
             <w:rPr>
-              <w:rFonts w:ascii="宋体" w:eastAsia="宋体" w:hAnsi="宋体" w:cs="宋体" w:hint="eastAsia"/>
+              <w:rFonts w:hint="eastAsia" w:ascii="宋体" w:hAnsi="宋体" w:eastAsia="宋体" w:cs="宋体"/>
               <w:szCs w:val="24"/>
             </w:rPr>
             <w:fldChar w:fldCharType="separate"/>
@@ -2661,7 +2702,7 @@
           </w:r>
           <w:r>
             <w:rPr>
-              <w:rFonts w:ascii="宋体" w:eastAsia="宋体" w:hAnsi="宋体" w:cs="宋体" w:hint="eastAsia"/>
+              <w:rFonts w:hint="eastAsia" w:ascii="宋体" w:hAnsi="宋体" w:eastAsia="宋体" w:cs="宋体"/>
               <w:szCs w:val="24"/>
             </w:rPr>
             <w:fldChar w:fldCharType="end"/>
@@ -2669,7 +2710,7 @@
         </w:p>
         <w:p>
           <w:pPr>
-            <w:pStyle w:val="TOC3"/>
+            <w:pStyle w:val="13"/>
             <w:keepLines w:val="0"/>
             <w:pageBreakBefore w:val="0"/>
             <w:widowControl w:val="0"/>
@@ -2682,21 +2723,21 @@
           </w:pPr>
           <w:r>
             <w:rPr>
-              <w:rFonts w:ascii="宋体" w:eastAsia="宋体" w:hAnsi="宋体" w:cs="宋体" w:hint="eastAsia"/>
+              <w:rFonts w:hint="eastAsia" w:ascii="宋体" w:hAnsi="宋体" w:eastAsia="宋体" w:cs="宋体"/>
               <w:szCs w:val="24"/>
             </w:rPr>
             <w:fldChar w:fldCharType="begin"/>
           </w:r>
           <w:r>
             <w:rPr>
-              <w:rFonts w:ascii="宋体" w:eastAsia="宋体" w:hAnsi="宋体" w:cs="宋体" w:hint="eastAsia"/>
+              <w:rFonts w:hint="eastAsia" w:ascii="宋体" w:hAnsi="宋体" w:eastAsia="宋体" w:cs="宋体"/>
               <w:szCs w:val="24"/>
             </w:rPr>
             <w:instrText xml:space="preserve"> HYPERLINK \l _Toc25572 </w:instrText>
           </w:r>
           <w:r>
             <w:rPr>
-              <w:rFonts w:ascii="宋体" w:eastAsia="宋体" w:hAnsi="宋体" w:cs="宋体" w:hint="eastAsia"/>
+              <w:rFonts w:hint="eastAsia" w:ascii="宋体" w:hAnsi="宋体" w:eastAsia="宋体" w:cs="宋体"/>
               <w:szCs w:val="24"/>
             </w:rPr>
             <w:fldChar w:fldCharType="separate"/>
@@ -2735,7 +2776,7 @@
           </w:r>
           <w:r>
             <w:rPr>
-              <w:rFonts w:ascii="宋体" w:eastAsia="宋体" w:hAnsi="宋体" w:cs="宋体" w:hint="eastAsia"/>
+              <w:rFonts w:hint="eastAsia" w:ascii="宋体" w:hAnsi="宋体" w:eastAsia="宋体" w:cs="宋体"/>
               <w:szCs w:val="24"/>
             </w:rPr>
             <w:fldChar w:fldCharType="end"/>
@@ -2743,7 +2784,7 @@
         </w:p>
         <w:p>
           <w:pPr>
-            <w:pStyle w:val="TOC2"/>
+            <w:pStyle w:val="17"/>
             <w:keepLines w:val="0"/>
             <w:pageBreakBefore w:val="0"/>
             <w:widowControl w:val="0"/>
@@ -2756,21 +2797,21 @@
           </w:pPr>
           <w:r>
             <w:rPr>
-              <w:rFonts w:ascii="宋体" w:eastAsia="宋体" w:hAnsi="宋体" w:cs="宋体" w:hint="eastAsia"/>
+              <w:rFonts w:hint="eastAsia" w:ascii="宋体" w:hAnsi="宋体" w:eastAsia="宋体" w:cs="宋体"/>
               <w:szCs w:val="24"/>
             </w:rPr>
             <w:fldChar w:fldCharType="begin"/>
           </w:r>
           <w:r>
             <w:rPr>
-              <w:rFonts w:ascii="宋体" w:eastAsia="宋体" w:hAnsi="宋体" w:cs="宋体" w:hint="eastAsia"/>
+              <w:rFonts w:hint="eastAsia" w:ascii="宋体" w:hAnsi="宋体" w:eastAsia="宋体" w:cs="宋体"/>
               <w:szCs w:val="24"/>
             </w:rPr>
             <w:instrText xml:space="preserve"> HYPERLINK \l _Toc29930 </w:instrText>
           </w:r>
           <w:r>
             <w:rPr>
-              <w:rFonts w:ascii="宋体" w:eastAsia="宋体" w:hAnsi="宋体" w:cs="宋体" w:hint="eastAsia"/>
+              <w:rFonts w:hint="eastAsia" w:ascii="宋体" w:hAnsi="宋体" w:eastAsia="宋体" w:cs="宋体"/>
               <w:szCs w:val="24"/>
             </w:rPr>
             <w:fldChar w:fldCharType="separate"/>
@@ -2809,7 +2850,7 @@
           </w:r>
           <w:r>
             <w:rPr>
-              <w:rFonts w:ascii="宋体" w:eastAsia="宋体" w:hAnsi="宋体" w:cs="宋体" w:hint="eastAsia"/>
+              <w:rFonts w:hint="eastAsia" w:ascii="宋体" w:hAnsi="宋体" w:eastAsia="宋体" w:cs="宋体"/>
               <w:szCs w:val="24"/>
             </w:rPr>
             <w:fldChar w:fldCharType="end"/>
@@ -2817,7 +2858,7 @@
         </w:p>
         <w:p>
           <w:pPr>
-            <w:pStyle w:val="TOC2"/>
+            <w:pStyle w:val="17"/>
             <w:keepLines w:val="0"/>
             <w:pageBreakBefore w:val="0"/>
             <w:widowControl w:val="0"/>
@@ -2830,28 +2871,28 @@
           </w:pPr>
           <w:r>
             <w:rPr>
-              <w:rFonts w:ascii="宋体" w:eastAsia="宋体" w:hAnsi="宋体" w:cs="宋体" w:hint="eastAsia"/>
+              <w:rFonts w:hint="eastAsia" w:ascii="宋体" w:hAnsi="宋体" w:eastAsia="宋体" w:cs="宋体"/>
               <w:szCs w:val="24"/>
             </w:rPr>
             <w:fldChar w:fldCharType="begin"/>
           </w:r>
           <w:r>
             <w:rPr>
-              <w:rFonts w:ascii="宋体" w:eastAsia="宋体" w:hAnsi="宋体" w:cs="宋体" w:hint="eastAsia"/>
+              <w:rFonts w:hint="eastAsia" w:ascii="宋体" w:hAnsi="宋体" w:eastAsia="宋体" w:cs="宋体"/>
               <w:szCs w:val="24"/>
             </w:rPr>
             <w:instrText xml:space="preserve"> HYPERLINK \l _Toc28582 </w:instrText>
           </w:r>
           <w:r>
             <w:rPr>
-              <w:rFonts w:ascii="宋体" w:eastAsia="宋体" w:hAnsi="宋体" w:cs="宋体" w:hint="eastAsia"/>
+              <w:rFonts w:hint="eastAsia" w:ascii="宋体" w:hAnsi="宋体" w:eastAsia="宋体" w:cs="宋体"/>
               <w:szCs w:val="24"/>
             </w:rPr>
             <w:fldChar w:fldCharType="separate"/>
           </w:r>
           <w:r>
             <w:rPr>
-              <w:rFonts w:ascii="宋体" w:eastAsia="宋体" w:hAnsi="宋体" w:cs="宋体" w:hint="default"/>
+              <w:rFonts w:hint="default" w:ascii="宋体" w:hAnsi="宋体" w:eastAsia="宋体" w:cs="宋体"/>
               <w:szCs w:val="24"/>
               <w:lang w:val="en-US" w:eastAsia="zh-CN"/>
             </w:rPr>
@@ -2859,7 +2900,7 @@
           </w:r>
           <w:r>
             <w:rPr>
-              <w:rFonts w:ascii="宋体" w:eastAsia="宋体" w:hAnsi="宋体" w:cs="宋体"/>
+              <w:rFonts w:ascii="宋体" w:hAnsi="宋体" w:eastAsia="宋体" w:cs="宋体"/>
               <w:bCs/>
               <w:spacing w:val="-3"/>
               <w:szCs w:val="24"/>
@@ -2868,7 +2909,7 @@
           </w:r>
           <w:r>
             <w:rPr>
-              <w:rFonts w:ascii="宋体" w:eastAsia="宋体" w:hAnsi="宋体" w:cs="宋体" w:hint="eastAsia"/>
+              <w:rFonts w:hint="eastAsia" w:ascii="宋体" w:hAnsi="宋体" w:eastAsia="宋体" w:cs="宋体"/>
               <w:bCs/>
               <w:spacing w:val="-3"/>
               <w:szCs w:val="24"/>
@@ -2896,7 +2937,7 @@
           </w:r>
           <w:r>
             <w:rPr>
-              <w:rFonts w:ascii="宋体" w:eastAsia="宋体" w:hAnsi="宋体" w:cs="宋体" w:hint="eastAsia"/>
+              <w:rFonts w:hint="eastAsia" w:ascii="宋体" w:hAnsi="宋体" w:eastAsia="宋体" w:cs="宋体"/>
               <w:szCs w:val="24"/>
             </w:rPr>
             <w:fldChar w:fldCharType="end"/>
@@ -2904,7 +2945,7 @@
         </w:p>
         <w:p>
           <w:pPr>
-            <w:pStyle w:val="TOC2"/>
+            <w:pStyle w:val="17"/>
             <w:keepLines w:val="0"/>
             <w:pageBreakBefore w:val="0"/>
             <w:widowControl w:val="0"/>
@@ -2917,21 +2958,21 @@
           </w:pPr>
           <w:r>
             <w:rPr>
-              <w:rFonts w:ascii="宋体" w:eastAsia="宋体" w:hAnsi="宋体" w:cs="宋体" w:hint="eastAsia"/>
+              <w:rFonts w:hint="eastAsia" w:ascii="宋体" w:hAnsi="宋体" w:eastAsia="宋体" w:cs="宋体"/>
               <w:szCs w:val="24"/>
             </w:rPr>
             <w:fldChar w:fldCharType="begin"/>
           </w:r>
           <w:r>
             <w:rPr>
-              <w:rFonts w:ascii="宋体" w:eastAsia="宋体" w:hAnsi="宋体" w:cs="宋体" w:hint="eastAsia"/>
+              <w:rFonts w:hint="eastAsia" w:ascii="宋体" w:hAnsi="宋体" w:eastAsia="宋体" w:cs="宋体"/>
               <w:szCs w:val="24"/>
             </w:rPr>
             <w:instrText xml:space="preserve"> HYPERLINK \l _Toc7097 </w:instrText>
           </w:r>
           <w:r>
             <w:rPr>
-              <w:rFonts w:ascii="宋体" w:eastAsia="宋体" w:hAnsi="宋体" w:cs="宋体" w:hint="eastAsia"/>
+              <w:rFonts w:hint="eastAsia" w:ascii="宋体" w:hAnsi="宋体" w:eastAsia="宋体" w:cs="宋体"/>
               <w:szCs w:val="24"/>
             </w:rPr>
             <w:fldChar w:fldCharType="separate"/>
@@ -2973,7 +3014,7 @@
           </w:r>
           <w:r>
             <w:rPr>
-              <w:rFonts w:ascii="宋体" w:eastAsia="宋体" w:hAnsi="宋体" w:cs="宋体" w:hint="eastAsia"/>
+              <w:rFonts w:hint="eastAsia" w:ascii="宋体" w:hAnsi="宋体" w:eastAsia="宋体" w:cs="宋体"/>
               <w:szCs w:val="24"/>
             </w:rPr>
             <w:fldChar w:fldCharType="end"/>
@@ -2981,7 +3022,7 @@
         </w:p>
         <w:p>
           <w:pPr>
-            <w:pStyle w:val="TOC2"/>
+            <w:pStyle w:val="17"/>
             <w:keepLines w:val="0"/>
             <w:pageBreakBefore w:val="0"/>
             <w:widowControl w:val="0"/>
@@ -2994,21 +3035,21 @@
           </w:pPr>
           <w:r>
             <w:rPr>
-              <w:rFonts w:ascii="宋体" w:eastAsia="宋体" w:hAnsi="宋体" w:cs="宋体" w:hint="eastAsia"/>
+              <w:rFonts w:hint="eastAsia" w:ascii="宋体" w:hAnsi="宋体" w:eastAsia="宋体" w:cs="宋体"/>
               <w:szCs w:val="24"/>
             </w:rPr>
             <w:fldChar w:fldCharType="begin"/>
           </w:r>
           <w:r>
             <w:rPr>
-              <w:rFonts w:ascii="宋体" w:eastAsia="宋体" w:hAnsi="宋体" w:cs="宋体" w:hint="eastAsia"/>
+              <w:rFonts w:hint="eastAsia" w:ascii="宋体" w:hAnsi="宋体" w:eastAsia="宋体" w:cs="宋体"/>
               <w:szCs w:val="24"/>
             </w:rPr>
             <w:instrText xml:space="preserve"> HYPERLINK \l _Toc4507 </w:instrText>
           </w:r>
           <w:r>
             <w:rPr>
-              <w:rFonts w:ascii="宋体" w:eastAsia="宋体" w:hAnsi="宋体" w:cs="宋体" w:hint="eastAsia"/>
+              <w:rFonts w:hint="eastAsia" w:ascii="宋体" w:hAnsi="宋体" w:eastAsia="宋体" w:cs="宋体"/>
               <w:szCs w:val="24"/>
             </w:rPr>
             <w:fldChar w:fldCharType="separate"/>
@@ -3042,7 +3083,7 @@
           </w:r>
           <w:r>
             <w:rPr>
-              <w:rFonts w:ascii="宋体" w:eastAsia="宋体" w:hAnsi="宋体" w:cs="宋体" w:hint="eastAsia"/>
+              <w:rFonts w:hint="eastAsia" w:ascii="宋体" w:hAnsi="宋体" w:eastAsia="宋体" w:cs="宋体"/>
               <w:szCs w:val="24"/>
             </w:rPr>
             <w:fldChar w:fldCharType="end"/>
@@ -3050,7 +3091,7 @@
         </w:p>
         <w:p>
           <w:pPr>
-            <w:pStyle w:val="TOC3"/>
+            <w:pStyle w:val="13"/>
             <w:keepLines w:val="0"/>
             <w:pageBreakBefore w:val="0"/>
             <w:widowControl w:val="0"/>
@@ -3063,21 +3104,21 @@
           </w:pPr>
           <w:r>
             <w:rPr>
-              <w:rFonts w:ascii="宋体" w:eastAsia="宋体" w:hAnsi="宋体" w:cs="宋体" w:hint="eastAsia"/>
+              <w:rFonts w:hint="eastAsia" w:ascii="宋体" w:hAnsi="宋体" w:eastAsia="宋体" w:cs="宋体"/>
               <w:szCs w:val="24"/>
             </w:rPr>
             <w:fldChar w:fldCharType="begin"/>
           </w:r>
           <w:r>
             <w:rPr>
-              <w:rFonts w:ascii="宋体" w:eastAsia="宋体" w:hAnsi="宋体" w:cs="宋体" w:hint="eastAsia"/>
+              <w:rFonts w:hint="eastAsia" w:ascii="宋体" w:hAnsi="宋体" w:eastAsia="宋体" w:cs="宋体"/>
               <w:szCs w:val="24"/>
             </w:rPr>
             <w:instrText xml:space="preserve"> HYPERLINK \l _Toc5331 </w:instrText>
           </w:r>
           <w:r>
             <w:rPr>
-              <w:rFonts w:ascii="宋体" w:eastAsia="宋体" w:hAnsi="宋体" w:cs="宋体" w:hint="eastAsia"/>
+              <w:rFonts w:hint="eastAsia" w:ascii="宋体" w:hAnsi="宋体" w:eastAsia="宋体" w:cs="宋体"/>
               <w:szCs w:val="24"/>
             </w:rPr>
             <w:fldChar w:fldCharType="separate"/>
@@ -3111,7 +3152,7 @@
           </w:r>
           <w:r>
             <w:rPr>
-              <w:rFonts w:ascii="宋体" w:eastAsia="宋体" w:hAnsi="宋体" w:cs="宋体" w:hint="eastAsia"/>
+              <w:rFonts w:hint="eastAsia" w:ascii="宋体" w:hAnsi="宋体" w:eastAsia="宋体" w:cs="宋体"/>
               <w:szCs w:val="24"/>
             </w:rPr>
             <w:fldChar w:fldCharType="end"/>
@@ -3119,7 +3160,7 @@
         </w:p>
         <w:p>
           <w:pPr>
-            <w:pStyle w:val="TOC3"/>
+            <w:pStyle w:val="13"/>
             <w:keepLines w:val="0"/>
             <w:pageBreakBefore w:val="0"/>
             <w:widowControl w:val="0"/>
@@ -3132,21 +3173,21 @@
           </w:pPr>
           <w:r>
             <w:rPr>
-              <w:rFonts w:ascii="宋体" w:eastAsia="宋体" w:hAnsi="宋体" w:cs="宋体" w:hint="eastAsia"/>
+              <w:rFonts w:hint="eastAsia" w:ascii="宋体" w:hAnsi="宋体" w:eastAsia="宋体" w:cs="宋体"/>
               <w:szCs w:val="24"/>
             </w:rPr>
             <w:fldChar w:fldCharType="begin"/>
           </w:r>
           <w:r>
             <w:rPr>
-              <w:rFonts w:ascii="宋体" w:eastAsia="宋体" w:hAnsi="宋体" w:cs="宋体" w:hint="eastAsia"/>
+              <w:rFonts w:hint="eastAsia" w:ascii="宋体" w:hAnsi="宋体" w:eastAsia="宋体" w:cs="宋体"/>
               <w:szCs w:val="24"/>
             </w:rPr>
             <w:instrText xml:space="preserve"> HYPERLINK \l _Toc8961 </w:instrText>
           </w:r>
           <w:r>
             <w:rPr>
-              <w:rFonts w:ascii="宋体" w:eastAsia="宋体" w:hAnsi="宋体" w:cs="宋体" w:hint="eastAsia"/>
+              <w:rFonts w:hint="eastAsia" w:ascii="宋体" w:hAnsi="宋体" w:eastAsia="宋体" w:cs="宋体"/>
               <w:szCs w:val="24"/>
             </w:rPr>
             <w:fldChar w:fldCharType="separate"/>
@@ -3180,7 +3221,7 @@
           </w:r>
           <w:r>
             <w:rPr>
-              <w:rFonts w:ascii="宋体" w:eastAsia="宋体" w:hAnsi="宋体" w:cs="宋体" w:hint="eastAsia"/>
+              <w:rFonts w:hint="eastAsia" w:ascii="宋体" w:hAnsi="宋体" w:eastAsia="宋体" w:cs="宋体"/>
               <w:szCs w:val="24"/>
             </w:rPr>
             <w:fldChar w:fldCharType="end"/>
@@ -3188,7 +3229,7 @@
         </w:p>
         <w:p>
           <w:pPr>
-            <w:pStyle w:val="TOC3"/>
+            <w:pStyle w:val="13"/>
             <w:keepLines w:val="0"/>
             <w:pageBreakBefore w:val="0"/>
             <w:widowControl w:val="0"/>
@@ -3201,21 +3242,21 @@
           </w:pPr>
           <w:r>
             <w:rPr>
-              <w:rFonts w:ascii="宋体" w:eastAsia="宋体" w:hAnsi="宋体" w:cs="宋体" w:hint="eastAsia"/>
+              <w:rFonts w:hint="eastAsia" w:ascii="宋体" w:hAnsi="宋体" w:eastAsia="宋体" w:cs="宋体"/>
               <w:szCs w:val="24"/>
             </w:rPr>
             <w:fldChar w:fldCharType="begin"/>
           </w:r>
           <w:r>
             <w:rPr>
-              <w:rFonts w:ascii="宋体" w:eastAsia="宋体" w:hAnsi="宋体" w:cs="宋体" w:hint="eastAsia"/>
+              <w:rFonts w:hint="eastAsia" w:ascii="宋体" w:hAnsi="宋体" w:eastAsia="宋体" w:cs="宋体"/>
               <w:szCs w:val="24"/>
             </w:rPr>
             <w:instrText xml:space="preserve"> HYPERLINK \l _Toc7596 </w:instrText>
           </w:r>
           <w:r>
             <w:rPr>
-              <w:rFonts w:ascii="宋体" w:eastAsia="宋体" w:hAnsi="宋体" w:cs="宋体" w:hint="eastAsia"/>
+              <w:rFonts w:hint="eastAsia" w:ascii="宋体" w:hAnsi="宋体" w:eastAsia="宋体" w:cs="宋体"/>
               <w:szCs w:val="24"/>
             </w:rPr>
             <w:fldChar w:fldCharType="separate"/>
@@ -3249,7 +3290,7 @@
           </w:r>
           <w:r>
             <w:rPr>
-              <w:rFonts w:ascii="宋体" w:eastAsia="宋体" w:hAnsi="宋体" w:cs="宋体" w:hint="eastAsia"/>
+              <w:rFonts w:hint="eastAsia" w:ascii="宋体" w:hAnsi="宋体" w:eastAsia="宋体" w:cs="宋体"/>
               <w:szCs w:val="24"/>
             </w:rPr>
             <w:fldChar w:fldCharType="end"/>
@@ -3257,7 +3298,7 @@
         </w:p>
         <w:p>
           <w:pPr>
-            <w:pStyle w:val="TOC2"/>
+            <w:pStyle w:val="17"/>
             <w:keepLines w:val="0"/>
             <w:pageBreakBefore w:val="0"/>
             <w:widowControl w:val="0"/>
@@ -3270,21 +3311,21 @@
           </w:pPr>
           <w:r>
             <w:rPr>
-              <w:rFonts w:ascii="宋体" w:eastAsia="宋体" w:hAnsi="宋体" w:cs="宋体" w:hint="eastAsia"/>
+              <w:rFonts w:hint="eastAsia" w:ascii="宋体" w:hAnsi="宋体" w:eastAsia="宋体" w:cs="宋体"/>
               <w:szCs w:val="24"/>
             </w:rPr>
             <w:fldChar w:fldCharType="begin"/>
           </w:r>
           <w:r>
             <w:rPr>
-              <w:rFonts w:ascii="宋体" w:eastAsia="宋体" w:hAnsi="宋体" w:cs="宋体" w:hint="eastAsia"/>
+              <w:rFonts w:hint="eastAsia" w:ascii="宋体" w:hAnsi="宋体" w:eastAsia="宋体" w:cs="宋体"/>
               <w:szCs w:val="24"/>
             </w:rPr>
             <w:instrText xml:space="preserve"> HYPERLINK \l _Toc14328 </w:instrText>
           </w:r>
           <w:r>
             <w:rPr>
-              <w:rFonts w:ascii="宋体" w:eastAsia="宋体" w:hAnsi="宋体" w:cs="宋体" w:hint="eastAsia"/>
+              <w:rFonts w:hint="eastAsia" w:ascii="宋体" w:hAnsi="宋体" w:eastAsia="宋体" w:cs="宋体"/>
               <w:szCs w:val="24"/>
             </w:rPr>
             <w:fldChar w:fldCharType="separate"/>
@@ -3322,7 +3363,7 @@
           </w:r>
           <w:r>
             <w:rPr>
-              <w:rFonts w:ascii="宋体" w:eastAsia="宋体" w:hAnsi="宋体" w:cs="宋体" w:hint="eastAsia"/>
+              <w:rFonts w:hint="eastAsia" w:ascii="宋体" w:hAnsi="宋体" w:eastAsia="宋体" w:cs="宋体"/>
               <w:szCs w:val="24"/>
             </w:rPr>
             <w:fldChar w:fldCharType="end"/>
@@ -3330,7 +3371,7 @@
         </w:p>
         <w:p>
           <w:pPr>
-            <w:pStyle w:val="TOC1"/>
+            <w:pStyle w:val="16"/>
             <w:keepLines w:val="0"/>
             <w:pageBreakBefore w:val="0"/>
             <w:widowControl w:val="0"/>
@@ -3343,35 +3384,35 @@
           </w:pPr>
           <w:r>
             <w:rPr>
-              <w:rFonts w:ascii="宋体" w:eastAsia="宋体" w:hAnsi="宋体" w:cs="宋体" w:hint="eastAsia"/>
+              <w:rFonts w:hint="eastAsia" w:ascii="宋体" w:hAnsi="宋体" w:eastAsia="宋体" w:cs="宋体"/>
               <w:szCs w:val="24"/>
             </w:rPr>
             <w:fldChar w:fldCharType="begin"/>
           </w:r>
           <w:r>
             <w:rPr>
-              <w:rFonts w:ascii="宋体" w:eastAsia="宋体" w:hAnsi="宋体" w:cs="宋体" w:hint="eastAsia"/>
+              <w:rFonts w:hint="eastAsia" w:ascii="宋体" w:hAnsi="宋体" w:eastAsia="宋体" w:cs="宋体"/>
               <w:szCs w:val="24"/>
             </w:rPr>
             <w:instrText xml:space="preserve"> HYPERLINK \l _Toc7257 </w:instrText>
           </w:r>
           <w:r>
             <w:rPr>
-              <w:rFonts w:ascii="宋体" w:eastAsia="宋体" w:hAnsi="宋体" w:cs="宋体" w:hint="eastAsia"/>
+              <w:rFonts w:hint="eastAsia" w:ascii="宋体" w:hAnsi="宋体" w:eastAsia="宋体" w:cs="宋体"/>
               <w:szCs w:val="24"/>
             </w:rPr>
             <w:fldChar w:fldCharType="separate"/>
           </w:r>
           <w:r>
             <w:rPr>
-              <w:rFonts w:eastAsia="宋体" w:hint="default"/>
+              <w:rFonts w:hint="default" w:eastAsia="宋体"/>
               <w:lang w:val="en-US" w:eastAsia="zh-CN"/>
             </w:rPr>
             <w:t xml:space="preserve">6. </w:t>
           </w:r>
           <w:r>
             <w:rPr>
-              <w:rFonts w:eastAsia="宋体" w:hint="eastAsia"/>
+              <w:rFonts w:hint="eastAsia" w:eastAsia="宋体"/>
               <w:lang w:val="en-US" w:eastAsia="zh-CN"/>
             </w:rPr>
             <w:t>附则</w:t>
@@ -3396,7 +3437,7 @@
           </w:r>
           <w:r>
             <w:rPr>
-              <w:rFonts w:ascii="宋体" w:eastAsia="宋体" w:hAnsi="宋体" w:cs="宋体" w:hint="eastAsia"/>
+              <w:rFonts w:hint="eastAsia" w:ascii="宋体" w:hAnsi="宋体" w:eastAsia="宋体" w:cs="宋体"/>
               <w:szCs w:val="24"/>
             </w:rPr>
             <w:fldChar w:fldCharType="end"/>
@@ -3404,7 +3445,7 @@
         </w:p>
         <w:p>
           <w:pPr>
-            <w:pStyle w:val="TOC1"/>
+            <w:pStyle w:val="16"/>
             <w:keepLines w:val="0"/>
             <w:pageBreakBefore w:val="0"/>
             <w:widowControl w:val="0"/>
@@ -3417,21 +3458,21 @@
           </w:pPr>
           <w:r>
             <w:rPr>
-              <w:rFonts w:ascii="宋体" w:eastAsia="宋体" w:hAnsi="宋体" w:cs="宋体" w:hint="eastAsia"/>
+              <w:rFonts w:hint="eastAsia" w:ascii="宋体" w:hAnsi="宋体" w:eastAsia="宋体" w:cs="宋体"/>
               <w:szCs w:val="24"/>
             </w:rPr>
             <w:fldChar w:fldCharType="begin"/>
           </w:r>
           <w:r>
             <w:rPr>
-              <w:rFonts w:ascii="宋体" w:eastAsia="宋体" w:hAnsi="宋体" w:cs="宋体" w:hint="eastAsia"/>
+              <w:rFonts w:hint="eastAsia" w:ascii="宋体" w:hAnsi="宋体" w:eastAsia="宋体" w:cs="宋体"/>
               <w:szCs w:val="24"/>
             </w:rPr>
             <w:instrText xml:space="preserve"> HYPERLINK \l _Toc7898 </w:instrText>
           </w:r>
           <w:r>
             <w:rPr>
-              <w:rFonts w:ascii="宋体" w:eastAsia="宋体" w:hAnsi="宋体" w:cs="宋体" w:hint="eastAsia"/>
+              <w:rFonts w:hint="eastAsia" w:ascii="宋体" w:hAnsi="宋体" w:eastAsia="宋体" w:cs="宋体"/>
               <w:szCs w:val="24"/>
             </w:rPr>
             <w:fldChar w:fldCharType="separate"/>
@@ -3470,7 +3511,7 @@
           </w:r>
           <w:r>
             <w:rPr>
-              <w:rFonts w:ascii="宋体" w:eastAsia="宋体" w:hAnsi="宋体" w:cs="宋体" w:hint="eastAsia"/>
+              <w:rFonts w:hint="eastAsia" w:ascii="宋体" w:hAnsi="宋体" w:eastAsia="宋体" w:cs="宋体"/>
               <w:szCs w:val="24"/>
             </w:rPr>
             <w:fldChar w:fldCharType="end"/>
@@ -3478,7 +3519,7 @@
         </w:p>
         <w:p>
           <w:pPr>
-            <w:pStyle w:val="TOC1"/>
+            <w:pStyle w:val="16"/>
             <w:keepLines w:val="0"/>
             <w:pageBreakBefore w:val="0"/>
             <w:widowControl w:val="0"/>
@@ -3491,21 +3532,21 @@
           </w:pPr>
           <w:r>
             <w:rPr>
-              <w:rFonts w:ascii="宋体" w:eastAsia="宋体" w:hAnsi="宋体" w:cs="宋体" w:hint="eastAsia"/>
+              <w:rFonts w:hint="eastAsia" w:ascii="宋体" w:hAnsi="宋体" w:eastAsia="宋体" w:cs="宋体"/>
               <w:szCs w:val="24"/>
             </w:rPr>
             <w:fldChar w:fldCharType="begin"/>
           </w:r>
           <w:r>
             <w:rPr>
-              <w:rFonts w:ascii="宋体" w:eastAsia="宋体" w:hAnsi="宋体" w:cs="宋体" w:hint="eastAsia"/>
+              <w:rFonts w:hint="eastAsia" w:ascii="宋体" w:hAnsi="宋体" w:eastAsia="宋体" w:cs="宋体"/>
               <w:szCs w:val="24"/>
             </w:rPr>
             <w:instrText xml:space="preserve"> HYPERLINK \l _Toc27672 </w:instrText>
           </w:r>
           <w:r>
             <w:rPr>
-              <w:rFonts w:ascii="宋体" w:eastAsia="宋体" w:hAnsi="宋体" w:cs="宋体" w:hint="eastAsia"/>
+              <w:rFonts w:hint="eastAsia" w:ascii="宋体" w:hAnsi="宋体" w:eastAsia="宋体" w:cs="宋体"/>
               <w:szCs w:val="24"/>
             </w:rPr>
             <w:fldChar w:fldCharType="separate"/>
@@ -3544,7 +3585,7 @@
           </w:r>
           <w:r>
             <w:rPr>
-              <w:rFonts w:ascii="宋体" w:eastAsia="宋体" w:hAnsi="宋体" w:cs="宋体" w:hint="eastAsia"/>
+              <w:rFonts w:hint="eastAsia" w:ascii="宋体" w:hAnsi="宋体" w:eastAsia="宋体" w:cs="宋体"/>
               <w:szCs w:val="24"/>
             </w:rPr>
             <w:fldChar w:fldCharType="end"/>
@@ -3559,7 +3600,7 @@
             <w:overflowPunct/>
             <w:bidi w:val="0"/>
             <w:rPr>
-              <w:rFonts w:ascii="宋体" w:eastAsia="宋体" w:hAnsi="宋体" w:cs="宋体" w:hint="eastAsia"/>
+              <w:rFonts w:hint="eastAsia" w:ascii="宋体" w:hAnsi="宋体" w:eastAsia="宋体" w:cs="宋体"/>
               <w:snapToGrid w:val="0"/>
               <w:color w:val="000000"/>
               <w:kern w:val="0"/>
@@ -3570,7 +3611,7 @@
           </w:pPr>
           <w:r>
             <w:rPr>
-              <w:rFonts w:ascii="宋体" w:eastAsia="宋体" w:hAnsi="宋体" w:cs="宋体" w:hint="eastAsia"/>
+              <w:rFonts w:hint="eastAsia" w:ascii="宋体" w:hAnsi="宋体" w:eastAsia="宋体" w:cs="宋体"/>
               <w:szCs w:val="24"/>
             </w:rPr>
             <w:fldChar w:fldCharType="end"/>
@@ -3587,7 +3628,7 @@
         <w:overflowPunct/>
         <w:bidi w:val="0"/>
         <w:rPr>
-          <w:rFonts w:ascii="Arial" w:eastAsia="Arial" w:hAnsi="Arial" w:cs="Arial"/>
+          <w:rFonts w:ascii="Arial" w:hAnsi="Arial" w:eastAsia="Arial" w:cs="Arial"/>
           <w:snapToGrid w:val="0"/>
           <w:color w:val="000000"/>
           <w:kern w:val="0"/>
@@ -3598,7 +3639,7 @@
       </w:pPr>
       <w:r>
         <w:rPr>
-          <w:rFonts w:ascii="Arial" w:eastAsia="Arial" w:hAnsi="Arial" w:cs="Arial"/>
+          <w:rFonts w:ascii="Arial" w:hAnsi="Arial" w:eastAsia="Arial" w:cs="Arial"/>
           <w:snapToGrid w:val="0"/>
           <w:color w:val="000000"/>
           <w:kern w:val="0"/>
@@ -3611,7 +3652,7 @@
     </w:p>
     <w:p>
       <w:pPr>
-        <w:pStyle w:val="1"/>
+        <w:pStyle w:val="28"/>
         <w:keepLines w:val="0"/>
         <w:pageBreakBefore w:val="0"/>
         <w:widowControl w:val="0"/>
@@ -3627,7 +3668,7 @@
     </w:p>
     <w:p>
       <w:pPr>
-        <w:pStyle w:val="a1"/>
+        <w:pStyle w:val="29"/>
         <w:keepLines w:val="0"/>
         <w:pageBreakBefore w:val="0"/>
         <w:widowControl w:val="0"/>
@@ -3635,7 +3676,7 @@
         <w:overflowPunct/>
         <w:bidi w:val="0"/>
         <w:rPr>
-          <w:rFonts w:eastAsia="宋体" w:hint="default"/>
+          <w:rFonts w:hint="default" w:eastAsia="宋体"/>
           <w:lang w:val="en-US" w:eastAsia="zh-CN"/>
         </w:rPr>
       </w:pPr>
@@ -3669,7 +3710,7 @@
     </w:p>
     <w:p>
       <w:pPr>
-        <w:pStyle w:val="1"/>
+        <w:pStyle w:val="28"/>
         <w:keepLines w:val="0"/>
         <w:pageBreakBefore w:val="0"/>
         <w:widowControl w:val="0"/>
@@ -3693,7 +3734,7 @@
     </w:p>
     <w:p>
       <w:pPr>
-        <w:pStyle w:val="a1"/>
+        <w:pStyle w:val="29"/>
         <w:keepLines w:val="0"/>
         <w:pageBreakBefore w:val="0"/>
         <w:widowControl w:val="0"/>
@@ -3715,7 +3756,7 @@
     </w:p>
     <w:p>
       <w:pPr>
-        <w:pStyle w:val="a1"/>
+        <w:pStyle w:val="29"/>
         <w:keepNext w:val="0"/>
         <w:keepLines w:val="0"/>
         <w:pageBreakBefore w:val="0"/>
@@ -3734,7 +3775,7 @@
         <w:adjustRightInd w:val="0"/>
         <w:snapToGrid w:val="0"/>
         <w:spacing w:line="360" w:lineRule="auto"/>
-        <w:ind w:left="425" w:right="0" w:hanging="425" w:leftChars="0" w:firstLineChars="0"/>
+        <w:ind w:left="425" w:leftChars="0" w:right="0" w:hanging="425" w:firstLineChars="0"/>
         <w:textAlignment w:val="baseline"/>
         <w:rPr>
           <w:rFonts w:hint="eastAsia"/>
@@ -3751,7 +3792,7 @@
     </w:p>
     <w:p>
       <w:pPr>
-        <w:pStyle w:val="a1"/>
+        <w:pStyle w:val="29"/>
         <w:keepLines w:val="0"/>
         <w:pageBreakBefore w:val="0"/>
         <w:widowControl w:val="0"/>
@@ -3787,10 +3828,10 @@
         <w:adjustRightInd w:val="0"/>
         <w:snapToGrid w:val="0"/>
         <w:spacing w:line="360" w:lineRule="auto"/>
-        <w:ind w:left="425" w:right="0" w:hanging="425" w:leftChars="0" w:firstLineChars="0"/>
+        <w:ind w:left="425" w:leftChars="0" w:right="0" w:hanging="425" w:firstLineChars="0"/>
         <w:textAlignment w:val="baseline"/>
         <w:rPr>
-          <w:rFonts w:ascii="宋体" w:eastAsia="宋体" w:hAnsi="宋体" w:cs="宋体" w:hint="eastAsia"/>
+          <w:rFonts w:hint="eastAsia" w:ascii="宋体" w:hAnsi="宋体" w:eastAsia="宋体" w:cs="宋体"/>
           <w:sz w:val="24"/>
           <w:szCs w:val="24"/>
           <w:lang w:eastAsia="zh-CN"/>
@@ -3798,7 +3839,7 @@
       </w:pPr>
       <w:r>
         <w:rPr>
-          <w:rFonts w:ascii="宋体" w:eastAsia="宋体" w:hAnsi="宋体" w:cs="宋体"/>
+          <w:rFonts w:ascii="宋体" w:hAnsi="宋体" w:eastAsia="宋体" w:cs="宋体"/>
           <w:sz w:val="24"/>
           <w:szCs w:val="24"/>
         </w:rPr>
@@ -3806,7 +3847,7 @@
       </w:r>
       <w:r>
         <w:rPr>
-          <w:rFonts w:ascii="宋体" w:eastAsia="宋体" w:hAnsi="宋体" w:cs="宋体" w:hint="eastAsia"/>
+          <w:rFonts w:hint="eastAsia" w:ascii="宋体" w:hAnsi="宋体" w:eastAsia="宋体" w:cs="宋体"/>
           <w:sz w:val="24"/>
           <w:szCs w:val="24"/>
           <w:lang w:eastAsia="zh-CN"/>
@@ -3816,7 +3857,7 @@
     </w:p>
     <w:p>
       <w:pPr>
-        <w:pStyle w:val="a1"/>
+        <w:pStyle w:val="29"/>
         <w:keepLines w:val="0"/>
         <w:pageBreakBefore w:val="0"/>
         <w:widowControl w:val="0"/>
@@ -3848,10 +3889,10 @@
         <w:adjustRightInd w:val="0"/>
         <w:snapToGrid w:val="0"/>
         <w:spacing w:line="360" w:lineRule="auto"/>
-        <w:ind w:left="425" w:right="0" w:hanging="425" w:leftChars="0" w:firstLineChars="0"/>
+        <w:ind w:left="425" w:leftChars="0" w:right="0" w:hanging="425" w:firstLineChars="0"/>
         <w:textAlignment w:val="baseline"/>
         <w:rPr>
-          <w:rFonts w:ascii="宋体" w:eastAsia="宋体" w:hAnsi="宋体" w:cs="宋体" w:hint="eastAsia"/>
+          <w:rFonts w:hint="eastAsia" w:ascii="宋体" w:hAnsi="宋体" w:eastAsia="宋体" w:cs="宋体"/>
           <w:sz w:val="24"/>
           <w:szCs w:val="24"/>
           <w:lang w:eastAsia="zh-CN"/>
@@ -3859,7 +3900,7 @@
       </w:pPr>
       <w:r>
         <w:rPr>
-          <w:rFonts w:ascii="宋体" w:eastAsia="宋体" w:hAnsi="宋体" w:cs="宋体"/>
+          <w:rFonts w:ascii="宋体" w:hAnsi="宋体" w:eastAsia="宋体" w:cs="宋体"/>
           <w:sz w:val="24"/>
           <w:szCs w:val="24"/>
         </w:rPr>
@@ -3867,7 +3908,7 @@
       </w:r>
       <w:r>
         <w:rPr>
-          <w:rFonts w:ascii="宋体" w:eastAsia="宋体" w:hAnsi="宋体" w:cs="宋体" w:hint="eastAsia"/>
+          <w:rFonts w:hint="eastAsia" w:ascii="宋体" w:hAnsi="宋体" w:eastAsia="宋体" w:cs="宋体"/>
           <w:sz w:val="24"/>
           <w:szCs w:val="24"/>
           <w:lang w:eastAsia="zh-CN"/>
@@ -3877,7 +3918,7 @@
     </w:p>
     <w:p>
       <w:pPr>
-        <w:pStyle w:val="a1"/>
+        <w:pStyle w:val="29"/>
         <w:keepLines w:val="0"/>
         <w:pageBreakBefore w:val="0"/>
         <w:widowControl w:val="0"/>
@@ -3919,10 +3960,10 @@
         <w:adjustRightInd w:val="0"/>
         <w:snapToGrid w:val="0"/>
         <w:spacing w:line="360" w:lineRule="auto"/>
-        <w:ind w:left="425" w:right="0" w:hanging="425" w:leftChars="0" w:firstLineChars="0"/>
+        <w:ind w:left="425" w:leftChars="0" w:right="0" w:hanging="425" w:firstLineChars="0"/>
         <w:textAlignment w:val="baseline"/>
         <w:rPr>
-          <w:rFonts w:ascii="宋体" w:eastAsia="宋体" w:hAnsi="宋体" w:cs="宋体" w:hint="eastAsia"/>
+          <w:rFonts w:hint="eastAsia" w:ascii="宋体" w:hAnsi="宋体" w:eastAsia="宋体" w:cs="宋体"/>
           <w:spacing w:val="-1"/>
           <w:sz w:val="24"/>
           <w:szCs w:val="24"/>
@@ -3931,7 +3972,7 @@
       </w:pPr>
       <w:r>
         <w:rPr>
-          <w:rFonts w:ascii="宋体" w:eastAsia="宋体" w:hAnsi="宋体" w:cs="宋体"/>
+          <w:rFonts w:ascii="宋体" w:hAnsi="宋体" w:eastAsia="宋体" w:cs="宋体"/>
           <w:spacing w:val="-1"/>
           <w:sz w:val="24"/>
           <w:szCs w:val="24"/>
@@ -3940,7 +3981,7 @@
       </w:r>
       <w:r>
         <w:rPr>
-          <w:rFonts w:ascii="宋体" w:eastAsia="宋体" w:hAnsi="宋体" w:cs="宋体" w:hint="eastAsia"/>
+          <w:rFonts w:hint="eastAsia" w:ascii="宋体" w:hAnsi="宋体" w:eastAsia="宋体" w:cs="宋体"/>
           <w:spacing w:val="-1"/>
           <w:sz w:val="24"/>
           <w:szCs w:val="24"/>
@@ -3951,7 +3992,7 @@
     </w:p>
     <w:p>
       <w:pPr>
-        <w:pStyle w:val="a1"/>
+        <w:pStyle w:val="29"/>
         <w:keepLines w:val="0"/>
         <w:pageBreakBefore w:val="0"/>
         <w:widowControl w:val="0"/>
@@ -3976,9 +4017,9 @@
         <w:overflowPunct/>
         <w:bidi w:val="0"/>
         <w:spacing w:line="359" w:lineRule="auto"/>
-        <w:ind w:left="425" w:hanging="425" w:leftChars="0" w:firstLineChars="0"/>
-        <w:rPr>
-          <w:rFonts w:ascii="宋体" w:eastAsia="宋体" w:hAnsi="宋体" w:cs="宋体" w:hint="eastAsia"/>
+        <w:ind w:left="425" w:leftChars="0" w:hanging="425" w:firstLineChars="0"/>
+        <w:rPr>
+          <w:rFonts w:hint="eastAsia" w:ascii="宋体" w:hAnsi="宋体" w:eastAsia="宋体" w:cs="宋体"/>
           <w:spacing w:val="-7"/>
           <w:sz w:val="24"/>
           <w:szCs w:val="24"/>
@@ -3987,7 +4028,7 @@
       </w:pPr>
       <w:r>
         <w:rPr>
-          <w:rFonts w:ascii="宋体" w:eastAsia="宋体" w:hAnsi="宋体" w:cs="宋体"/>
+          <w:rFonts w:ascii="宋体" w:hAnsi="宋体" w:eastAsia="宋体" w:cs="宋体"/>
           <w:spacing w:val="-7"/>
           <w:sz w:val="24"/>
           <w:szCs w:val="24"/>
@@ -3996,7 +4037,7 @@
       </w:r>
       <w:r>
         <w:rPr>
-          <w:rFonts w:ascii="宋体" w:eastAsia="宋体" w:hAnsi="宋体" w:cs="宋体" w:hint="eastAsia"/>
+          <w:rFonts w:hint="eastAsia" w:ascii="宋体" w:hAnsi="宋体" w:eastAsia="宋体" w:cs="宋体"/>
           <w:spacing w:val="-7"/>
           <w:sz w:val="24"/>
           <w:szCs w:val="24"/>
@@ -4007,7 +4048,7 @@
     </w:p>
     <w:p>
       <w:pPr>
-        <w:pStyle w:val="a1"/>
+        <w:pStyle w:val="29"/>
         <w:keepLines w:val="0"/>
         <w:pageBreakBefore w:val="0"/>
         <w:widowControl w:val="0"/>
@@ -4031,17 +4072,17 @@
     </w:p>
     <w:p>
       <w:pPr>
-        <w:pStyle w:val="a1"/>
+        <w:pStyle w:val="29"/>
         <w:keepLines w:val="0"/>
         <w:pageBreakBefore w:val="0"/>
         <w:widowControl w:val="0"/>
         <w:wordWrap/>
         <w:overflowPunct/>
         <w:bidi w:val="0"/>
-        <w:ind w:left="0" w:right="0" w:firstLine="0" w:leftChars="0" w:rightChars="0" w:firstLineChars="0"/>
+        <w:ind w:left="0" w:leftChars="0" w:right="0" w:rightChars="0" w:firstLine="0" w:firstLineChars="0"/>
         <w:jc w:val="center"/>
         <w:rPr>
-          <w:rFonts w:eastAsia="宋体" w:hint="default"/>
+          <w:rFonts w:hint="default" w:eastAsia="宋体"/>
           <w:lang w:val="en-US" w:eastAsia="zh-CN"/>
         </w:rPr>
       </w:pPr>
@@ -4139,16 +4180,16 @@
     </w:p>
     <w:tbl>
       <w:tblPr>
-        <w:tblStyle w:val="Table"/>
+        <w:tblStyle w:val="37"/>
         <w:tblW w:w="0" w:type="auto"/>
         <w:jc w:val="center"/>
         <w:tblBorders>
-          <w:top w:val="single" w:sz="4" w:space="0" w:color="auto"/>
-          <w:left w:val="single" w:sz="4" w:space="0" w:color="auto"/>
-          <w:bottom w:val="single" w:sz="4" w:space="0" w:color="auto"/>
-          <w:right w:val="single" w:sz="4" w:space="0" w:color="auto"/>
-          <w:insideH w:val="single" w:sz="4" w:space="0" w:color="auto"/>
-          <w:insideV w:val="single" w:sz="4" w:space="0" w:color="auto"/>
+          <w:top w:val="single" w:color="auto" w:sz="4" w:space="0"/>
+          <w:left w:val="single" w:color="auto" w:sz="4" w:space="0"/>
+          <w:bottom w:val="single" w:color="auto" w:sz="4" w:space="0"/>
+          <w:right w:val="single" w:color="auto" w:sz="4" w:space="0"/>
+          <w:insideH w:val="single" w:color="auto" w:sz="4" w:space="0"/>
+          <w:insideV w:val="single" w:color="auto" w:sz="4" w:space="0"/>
         </w:tblBorders>
         <w:tblLayout w:type="fixed"/>
         <w:tblCellMar>
@@ -4165,17 +4206,14 @@
       </w:tblGrid>
       <w:tr>
         <w:tblPrEx>
-          <w:tblW w:w="0" w:type="auto"/>
-          <w:jc w:val="center"/>
           <w:tblBorders>
-            <w:top w:val="single" w:sz="4" w:space="0" w:color="auto"/>
-            <w:left w:val="single" w:sz="4" w:space="0" w:color="auto"/>
-            <w:bottom w:val="single" w:sz="4" w:space="0" w:color="auto"/>
-            <w:right w:val="single" w:sz="4" w:space="0" w:color="auto"/>
-            <w:insideH w:val="single" w:sz="4" w:space="0" w:color="auto"/>
-            <w:insideV w:val="single" w:sz="4" w:space="0" w:color="auto"/>
+            <w:top w:val="single" w:color="auto" w:sz="4" w:space="0"/>
+            <w:left w:val="single" w:color="auto" w:sz="4" w:space="0"/>
+            <w:bottom w:val="single" w:color="auto" w:sz="4" w:space="0"/>
+            <w:right w:val="single" w:color="auto" w:sz="4" w:space="0"/>
+            <w:insideH w:val="single" w:color="auto" w:sz="4" w:space="0"/>
+            <w:insideV w:val="single" w:color="auto" w:sz="4" w:space="0"/>
           </w:tblBorders>
-          <w:tblLayout w:type="fixed"/>
           <w:tblCellMar>
             <w:top w:w="0" w:type="dxa"/>
             <w:left w:w="108" w:type="dxa"/>
@@ -4184,7 +4222,7 @@
           </w:tblCellMar>
         </w:tblPrEx>
         <w:trPr>
-          <w:trHeight w:val="410"/>
+          <w:trHeight w:val="410" w:hRule="atLeast"/>
           <w:tblHeader/>
           <w:jc w:val="center"/>
         </w:trPr>
@@ -4277,9 +4315,14 @@
       </w:tr>
       <w:tr>
         <w:tblPrEx>
-          <w:tblW w:w="0" w:type="auto"/>
-          <w:jc w:val="center"/>
-          <w:tblLayout w:type="fixed"/>
+          <w:tblBorders>
+            <w:top w:val="single" w:color="auto" w:sz="4" w:space="0"/>
+            <w:left w:val="single" w:color="auto" w:sz="4" w:space="0"/>
+            <w:bottom w:val="single" w:color="auto" w:sz="4" w:space="0"/>
+            <w:right w:val="single" w:color="auto" w:sz="4" w:space="0"/>
+            <w:insideH w:val="single" w:color="auto" w:sz="4" w:space="0"/>
+            <w:insideV w:val="single" w:color="auto" w:sz="4" w:space="0"/>
+          </w:tblBorders>
           <w:tblCellMar>
             <w:top w:w="0" w:type="dxa"/>
             <w:left w:w="108" w:type="dxa"/>
@@ -4288,7 +4331,7 @@
           </w:tblCellMar>
         </w:tblPrEx>
         <w:trPr>
-          <w:trHeight w:val="356"/>
+          <w:trHeight w:val="356" w:hRule="atLeast"/>
           <w:jc w:val="center"/>
         </w:trPr>
         <w:tc>
@@ -4368,9 +4411,14 @@
       </w:tr>
       <w:tr>
         <w:tblPrEx>
-          <w:tblW w:w="0" w:type="auto"/>
-          <w:jc w:val="center"/>
-          <w:tblLayout w:type="fixed"/>
+          <w:tblBorders>
+            <w:top w:val="single" w:color="auto" w:sz="4" w:space="0"/>
+            <w:left w:val="single" w:color="auto" w:sz="4" w:space="0"/>
+            <w:bottom w:val="single" w:color="auto" w:sz="4" w:space="0"/>
+            <w:right w:val="single" w:color="auto" w:sz="4" w:space="0"/>
+            <w:insideH w:val="single" w:color="auto" w:sz="4" w:space="0"/>
+            <w:insideV w:val="single" w:color="auto" w:sz="4" w:space="0"/>
+          </w:tblBorders>
           <w:tblCellMar>
             <w:top w:w="0" w:type="dxa"/>
             <w:left w:w="108" w:type="dxa"/>
@@ -4379,7 +4427,7 @@
           </w:tblCellMar>
         </w:tblPrEx>
         <w:trPr>
-          <w:trHeight w:val="225"/>
+          <w:trHeight w:val="225" w:hRule="atLeast"/>
           <w:jc w:val="center"/>
         </w:trPr>
         <w:tc>
@@ -4459,9 +4507,14 @@
       </w:tr>
       <w:tr>
         <w:tblPrEx>
-          <w:tblW w:w="0" w:type="auto"/>
-          <w:jc w:val="center"/>
-          <w:tblLayout w:type="fixed"/>
+          <w:tblBorders>
+            <w:top w:val="single" w:color="auto" w:sz="4" w:space="0"/>
+            <w:left w:val="single" w:color="auto" w:sz="4" w:space="0"/>
+            <w:bottom w:val="single" w:color="auto" w:sz="4" w:space="0"/>
+            <w:right w:val="single" w:color="auto" w:sz="4" w:space="0"/>
+            <w:insideH w:val="single" w:color="auto" w:sz="4" w:space="0"/>
+            <w:insideV w:val="single" w:color="auto" w:sz="4" w:space="0"/>
+          </w:tblBorders>
           <w:tblCellMar>
             <w:top w:w="0" w:type="dxa"/>
             <w:left w:w="108" w:type="dxa"/>
@@ -4549,9 +4602,14 @@
       </w:tr>
       <w:tr>
         <w:tblPrEx>
-          <w:tblW w:w="0" w:type="auto"/>
-          <w:jc w:val="center"/>
-          <w:tblLayout w:type="fixed"/>
+          <w:tblBorders>
+            <w:top w:val="single" w:color="auto" w:sz="4" w:space="0"/>
+            <w:left w:val="single" w:color="auto" w:sz="4" w:space="0"/>
+            <w:bottom w:val="single" w:color="auto" w:sz="4" w:space="0"/>
+            <w:right w:val="single" w:color="auto" w:sz="4" w:space="0"/>
+            <w:insideH w:val="single" w:color="auto" w:sz="4" w:space="0"/>
+            <w:insideV w:val="single" w:color="auto" w:sz="4" w:space="0"/>
+          </w:tblBorders>
           <w:tblCellMar>
             <w:top w:w="0" w:type="dxa"/>
             <w:left w:w="108" w:type="dxa"/>
@@ -4639,9 +4697,14 @@
       </w:tr>
       <w:tr>
         <w:tblPrEx>
-          <w:tblW w:w="0" w:type="auto"/>
-          <w:jc w:val="center"/>
-          <w:tblLayout w:type="fixed"/>
+          <w:tblBorders>
+            <w:top w:val="single" w:color="auto" w:sz="4" w:space="0"/>
+            <w:left w:val="single" w:color="auto" w:sz="4" w:space="0"/>
+            <w:bottom w:val="single" w:color="auto" w:sz="4" w:space="0"/>
+            <w:right w:val="single" w:color="auto" w:sz="4" w:space="0"/>
+            <w:insideH w:val="single" w:color="auto" w:sz="4" w:space="0"/>
+            <w:insideV w:val="single" w:color="auto" w:sz="4" w:space="0"/>
+          </w:tblBorders>
           <w:tblCellMar>
             <w:top w:w="0" w:type="dxa"/>
             <w:left w:w="108" w:type="dxa"/>
@@ -4741,16 +4804,16 @@
         <w:overflowPunct/>
         <w:bidi w:val="0"/>
         <w:spacing w:before="104" w:line="259" w:lineRule="auto"/>
-        <w:ind w:left="425" w:right="109" w:hanging="425" w:leftChars="0" w:firstLineChars="0"/>
-        <w:rPr>
-          <w:rFonts w:ascii="宋体" w:eastAsia="宋体" w:hAnsi="宋体" w:cs="宋体"/>
+        <w:ind w:left="425" w:leftChars="0" w:right="109" w:hanging="425" w:firstLineChars="0"/>
+        <w:rPr>
+          <w:rFonts w:ascii="宋体" w:hAnsi="宋体" w:eastAsia="宋体" w:cs="宋体"/>
           <w:sz w:val="24"/>
           <w:szCs w:val="24"/>
         </w:rPr>
       </w:pPr>
       <w:r>
         <w:rPr>
-          <w:rFonts w:ascii="宋体" w:eastAsia="宋体" w:hAnsi="宋体" w:cs="宋体"/>
+          <w:rFonts w:ascii="宋体" w:hAnsi="宋体" w:eastAsia="宋体" w:cs="宋体"/>
           <w:sz w:val="24"/>
           <w:szCs w:val="24"/>
         </w:rPr>
@@ -4758,7 +4821,7 @@
       </w:r>
       <w:r>
         <w:rPr>
-          <w:rFonts w:ascii="宋体" w:eastAsia="宋体" w:hAnsi="宋体" w:cs="宋体" w:hint="eastAsia"/>
+          <w:rFonts w:hint="eastAsia" w:ascii="宋体" w:hAnsi="宋体" w:eastAsia="宋体" w:cs="宋体"/>
           <w:sz w:val="24"/>
           <w:szCs w:val="24"/>
           <w:lang w:eastAsia="zh-CN"/>
@@ -4768,7 +4831,7 @@
     </w:p>
     <w:p>
       <w:pPr>
-        <w:pStyle w:val="a1"/>
+        <w:pStyle w:val="29"/>
         <w:keepLines w:val="0"/>
         <w:pageBreakBefore w:val="0"/>
         <w:widowControl w:val="0"/>
@@ -4782,7 +4845,7 @@
     </w:p>
     <w:p>
       <w:pPr>
-        <w:pStyle w:val="1"/>
+        <w:pStyle w:val="28"/>
         <w:keepLines w:val="0"/>
         <w:pageBreakBefore w:val="0"/>
         <w:widowControl w:val="0"/>
@@ -4809,7 +4872,7 @@
     </w:p>
     <w:p>
       <w:pPr>
-        <w:pStyle w:val="a1"/>
+        <w:pStyle w:val="29"/>
         <w:keepLines w:val="0"/>
         <w:pageBreakBefore w:val="0"/>
         <w:widowControl w:val="0"/>
@@ -4817,7 +4880,7 @@
         <w:overflowPunct/>
         <w:bidi w:val="0"/>
         <w:rPr>
-          <w:rFonts w:eastAsia="宋体" w:hint="default"/>
+          <w:rFonts w:hint="default" w:eastAsia="宋体"/>
           <w:lang w:val="en-US" w:eastAsia="zh-CN"/>
         </w:rPr>
       </w:pPr>
@@ -4831,7 +4894,7 @@
     </w:p>
     <w:p>
       <w:pPr>
-        <w:pStyle w:val="1"/>
+        <w:pStyle w:val="28"/>
         <w:keepLines w:val="0"/>
         <w:pageBreakBefore w:val="0"/>
         <w:widowControl w:val="0"/>
@@ -4855,7 +4918,7 @@
     </w:p>
     <w:p>
       <w:pPr>
-        <w:pStyle w:val="2"/>
+        <w:pStyle w:val="30"/>
         <w:keepLines w:val="0"/>
         <w:pageBreakBefore w:val="0"/>
         <w:widowControl w:val="0"/>
@@ -4885,14 +4948,14 @@
         <w:spacing w:before="181" w:line="359" w:lineRule="auto"/>
         <w:ind w:left="23" w:firstLine="518"/>
         <w:rPr>
-          <w:rFonts w:ascii="宋体" w:eastAsia="宋体" w:hAnsi="宋体" w:cs="宋体"/>
+          <w:rFonts w:ascii="宋体" w:hAnsi="宋体" w:eastAsia="宋体" w:cs="宋体"/>
           <w:sz w:val="24"/>
           <w:szCs w:val="24"/>
         </w:rPr>
       </w:pPr>
       <w:r>
         <w:rPr>
-          <w:rFonts w:ascii="宋体" w:eastAsia="宋体" w:hAnsi="宋体" w:cs="宋体" w:hint="eastAsia"/>
+          <w:rFonts w:hint="eastAsia" w:ascii="宋体" w:hAnsi="宋体" w:eastAsia="宋体" w:cs="宋体"/>
           <w:spacing w:val="-3"/>
           <w:sz w:val="24"/>
           <w:szCs w:val="24"/>
@@ -4902,7 +4965,7 @@
       </w:r>
       <w:r>
         <w:rPr>
-          <w:rFonts w:ascii="宋体" w:eastAsia="宋体" w:hAnsi="宋体" w:cs="宋体"/>
+          <w:rFonts w:ascii="宋体" w:hAnsi="宋体" w:eastAsia="宋体" w:cs="宋体"/>
           <w:spacing w:val="-3"/>
           <w:sz w:val="24"/>
           <w:szCs w:val="24"/>
@@ -4911,7 +4974,7 @@
       </w:r>
       <w:r>
         <w:rPr>
-          <w:rFonts w:ascii="宋体" w:eastAsia="宋体" w:hAnsi="宋体" w:cs="宋体" w:hint="eastAsia"/>
+          <w:rFonts w:hint="eastAsia" w:ascii="宋体" w:hAnsi="宋体" w:eastAsia="宋体" w:cs="宋体"/>
           <w:spacing w:val="-3"/>
           <w:sz w:val="24"/>
           <w:szCs w:val="24"/>
@@ -4921,7 +4984,7 @@
       </w:r>
       <w:r>
         <w:rPr>
-          <w:rFonts w:ascii="宋体" w:eastAsia="宋体" w:hAnsi="宋体" w:cs="宋体" w:hint="eastAsia"/>
+          <w:rFonts w:hint="eastAsia" w:ascii="宋体" w:hAnsi="宋体" w:eastAsia="宋体" w:cs="宋体"/>
           <w:spacing w:val="-3"/>
           <w:sz w:val="24"/>
           <w:szCs w:val="24"/>
@@ -4931,7 +4994,7 @@
       </w:r>
       <w:r>
         <w:rPr>
-          <w:rFonts w:ascii="宋体" w:eastAsia="宋体" w:hAnsi="宋体" w:cs="宋体"/>
+          <w:rFonts w:ascii="宋体" w:hAnsi="宋体" w:eastAsia="宋体" w:cs="宋体"/>
           <w:spacing w:val="-3"/>
           <w:sz w:val="24"/>
           <w:szCs w:val="24"/>
@@ -4941,7 +5004,7 @@
     </w:p>
     <w:p>
       <w:pPr>
-        <w:pStyle w:val="2"/>
+        <w:pStyle w:val="30"/>
         <w:keepLines w:val="0"/>
         <w:pageBreakBefore w:val="0"/>
         <w:widowControl w:val="0"/>
@@ -4980,17 +5043,17 @@
         <w:adjustRightInd w:val="0"/>
         <w:snapToGrid w:val="0"/>
         <w:spacing w:line="360" w:lineRule="auto"/>
-        <w:ind w:left="425" w:hanging="425" w:leftChars="0" w:firstLineChars="0"/>
+        <w:ind w:left="425" w:leftChars="0" w:hanging="425" w:firstLineChars="0"/>
         <w:textAlignment w:val="baseline"/>
         <w:rPr>
-          <w:rFonts w:ascii="宋体" w:eastAsia="宋体" w:hAnsi="宋体" w:cs="宋体"/>
+          <w:rFonts w:ascii="宋体" w:hAnsi="宋体" w:eastAsia="宋体" w:cs="宋体"/>
           <w:sz w:val="24"/>
           <w:szCs w:val="24"/>
         </w:rPr>
       </w:pPr>
       <w:r>
         <w:rPr>
-          <w:rFonts w:ascii="宋体" w:eastAsia="宋体" w:hAnsi="宋体" w:cs="宋体"/>
+          <w:rFonts w:ascii="宋体" w:hAnsi="宋体" w:eastAsia="宋体" w:cs="宋体"/>
           <w:spacing w:val="-2"/>
           <w:sz w:val="24"/>
           <w:szCs w:val="24"/>
@@ -5018,17 +5081,17 @@
         <w:adjustRightInd w:val="0"/>
         <w:snapToGrid w:val="0"/>
         <w:spacing w:line="360" w:lineRule="auto"/>
-        <w:ind w:left="425" w:hanging="425" w:leftChars="0" w:firstLineChars="0"/>
+        <w:ind w:left="425" w:leftChars="0" w:hanging="425" w:firstLineChars="0"/>
         <w:textAlignment w:val="baseline"/>
         <w:rPr>
-          <w:rFonts w:ascii="宋体" w:eastAsia="宋体" w:hAnsi="宋体" w:cs="宋体"/>
+          <w:rFonts w:ascii="宋体" w:hAnsi="宋体" w:eastAsia="宋体" w:cs="宋体"/>
           <w:sz w:val="24"/>
           <w:szCs w:val="24"/>
         </w:rPr>
       </w:pPr>
       <w:r>
         <w:rPr>
-          <w:rFonts w:ascii="宋体" w:eastAsia="宋体" w:hAnsi="宋体" w:cs="宋体"/>
+          <w:rFonts w:ascii="宋体" w:hAnsi="宋体" w:eastAsia="宋体" w:cs="宋体"/>
           <w:spacing w:val="-2"/>
           <w:sz w:val="24"/>
           <w:szCs w:val="24"/>
@@ -5056,17 +5119,17 @@
         <w:adjustRightInd w:val="0"/>
         <w:snapToGrid w:val="0"/>
         <w:spacing w:line="360" w:lineRule="auto"/>
-        <w:ind w:left="425" w:hanging="425" w:leftChars="0" w:firstLineChars="0"/>
+        <w:ind w:left="425" w:leftChars="0" w:hanging="425" w:firstLineChars="0"/>
         <w:textAlignment w:val="baseline"/>
         <w:rPr>
-          <w:rFonts w:ascii="宋体" w:eastAsia="宋体" w:hAnsi="宋体" w:cs="宋体"/>
+          <w:rFonts w:ascii="宋体" w:hAnsi="宋体" w:eastAsia="宋体" w:cs="宋体"/>
           <w:sz w:val="24"/>
           <w:szCs w:val="24"/>
         </w:rPr>
       </w:pPr>
       <w:r>
         <w:rPr>
-          <w:rFonts w:ascii="宋体" w:eastAsia="宋体" w:hAnsi="宋体" w:cs="宋体"/>
+          <w:rFonts w:ascii="宋体" w:hAnsi="宋体" w:eastAsia="宋体" w:cs="宋体"/>
           <w:spacing w:val="-2"/>
           <w:sz w:val="24"/>
           <w:szCs w:val="24"/>
@@ -5075,7 +5138,7 @@
       </w:r>
       <w:r>
         <w:rPr>
-          <w:rFonts w:ascii="宋体" w:eastAsia="宋体" w:hAnsi="宋体" w:cs="宋体" w:hint="eastAsia"/>
+          <w:rFonts w:hint="eastAsia" w:ascii="宋体" w:hAnsi="宋体" w:eastAsia="宋体" w:cs="宋体"/>
           <w:spacing w:val="-2"/>
           <w:sz w:val="24"/>
           <w:szCs w:val="24"/>
@@ -5085,7 +5148,7 @@
       </w:r>
       <w:r>
         <w:rPr>
-          <w:rFonts w:ascii="宋体" w:eastAsia="宋体" w:hAnsi="宋体" w:cs="宋体"/>
+          <w:rFonts w:ascii="宋体" w:hAnsi="宋体" w:eastAsia="宋体" w:cs="宋体"/>
           <w:spacing w:val="-2"/>
           <w:sz w:val="24"/>
           <w:szCs w:val="24"/>
@@ -5113,17 +5176,17 @@
         <w:adjustRightInd w:val="0"/>
         <w:snapToGrid w:val="0"/>
         <w:spacing w:line="360" w:lineRule="auto"/>
-        <w:ind w:left="425" w:hanging="425" w:leftChars="0" w:firstLineChars="0"/>
+        <w:ind w:left="425" w:leftChars="0" w:hanging="425" w:firstLineChars="0"/>
         <w:textAlignment w:val="baseline"/>
         <w:rPr>
-          <w:rFonts w:ascii="宋体" w:eastAsia="宋体" w:hAnsi="宋体" w:cs="宋体"/>
+          <w:rFonts w:ascii="宋体" w:hAnsi="宋体" w:eastAsia="宋体" w:cs="宋体"/>
           <w:sz w:val="24"/>
           <w:szCs w:val="24"/>
         </w:rPr>
       </w:pPr>
       <w:r>
         <w:rPr>
-          <w:rFonts w:ascii="宋体" w:eastAsia="宋体" w:hAnsi="宋体" w:cs="宋体"/>
+          <w:rFonts w:ascii="宋体" w:hAnsi="宋体" w:eastAsia="宋体" w:cs="宋体"/>
           <w:spacing w:val="-3"/>
           <w:sz w:val="24"/>
           <w:szCs w:val="24"/>
@@ -5132,7 +5195,7 @@
       </w:r>
       <w:r>
         <w:rPr>
-          <w:rFonts w:ascii="宋体" w:eastAsia="宋体" w:hAnsi="宋体" w:cs="宋体" w:hint="eastAsia"/>
+          <w:rFonts w:hint="eastAsia" w:ascii="宋体" w:hAnsi="宋体" w:eastAsia="宋体" w:cs="宋体"/>
           <w:spacing w:val="-3"/>
           <w:sz w:val="24"/>
           <w:szCs w:val="24"/>
@@ -5142,7 +5205,7 @@
       </w:r>
       <w:r>
         <w:rPr>
-          <w:rFonts w:ascii="宋体" w:eastAsia="宋体" w:hAnsi="宋体" w:cs="宋体"/>
+          <w:rFonts w:ascii="宋体" w:hAnsi="宋体" w:eastAsia="宋体" w:cs="宋体"/>
           <w:spacing w:val="-3"/>
           <w:sz w:val="24"/>
           <w:szCs w:val="24"/>
@@ -5170,17 +5233,17 @@
         <w:adjustRightInd w:val="0"/>
         <w:snapToGrid w:val="0"/>
         <w:spacing w:line="360" w:lineRule="auto"/>
-        <w:ind w:left="425" w:hanging="425" w:leftChars="0" w:firstLineChars="0"/>
+        <w:ind w:left="425" w:leftChars="0" w:hanging="425" w:firstLineChars="0"/>
         <w:textAlignment w:val="baseline"/>
         <w:rPr>
-          <w:rFonts w:ascii="宋体" w:eastAsia="宋体" w:hAnsi="宋体" w:cs="宋体"/>
+          <w:rFonts w:ascii="宋体" w:hAnsi="宋体" w:eastAsia="宋体" w:cs="宋体"/>
           <w:sz w:val="24"/>
           <w:szCs w:val="24"/>
         </w:rPr>
       </w:pPr>
       <w:r>
         <w:rPr>
-          <w:rFonts w:ascii="宋体" w:eastAsia="宋体" w:hAnsi="宋体" w:cs="宋体"/>
+          <w:rFonts w:ascii="宋体" w:hAnsi="宋体" w:eastAsia="宋体" w:cs="宋体"/>
           <w:spacing w:val="-2"/>
           <w:sz w:val="24"/>
           <w:szCs w:val="24"/>
@@ -5189,7 +5252,7 @@
       </w:r>
       <w:r>
         <w:rPr>
-          <w:rFonts w:ascii="宋体" w:eastAsia="宋体" w:hAnsi="宋体" w:cs="宋体" w:hint="eastAsia"/>
+          <w:rFonts w:hint="eastAsia" w:ascii="宋体" w:hAnsi="宋体" w:eastAsia="宋体" w:cs="宋体"/>
           <w:spacing w:val="-2"/>
           <w:sz w:val="24"/>
           <w:szCs w:val="24"/>
@@ -5199,7 +5262,7 @@
       </w:r>
       <w:r>
         <w:rPr>
-          <w:rFonts w:ascii="宋体" w:eastAsia="宋体" w:hAnsi="宋体" w:cs="宋体"/>
+          <w:rFonts w:ascii="宋体" w:hAnsi="宋体" w:eastAsia="宋体" w:cs="宋体"/>
           <w:spacing w:val="-2"/>
           <w:sz w:val="24"/>
           <w:szCs w:val="24"/>
@@ -5209,7 +5272,7 @@
     </w:p>
     <w:p>
       <w:pPr>
-        <w:pStyle w:val="2"/>
+        <w:pStyle w:val="30"/>
         <w:keepLines w:val="0"/>
         <w:pageBreakBefore w:val="0"/>
         <w:widowControl w:val="0"/>
@@ -5271,17 +5334,17 @@
         <w:adjustRightInd w:val="0"/>
         <w:snapToGrid w:val="0"/>
         <w:spacing w:line="360" w:lineRule="auto"/>
-        <w:ind w:left="425" w:hanging="425" w:leftChars="0" w:firstLineChars="0"/>
+        <w:ind w:left="425" w:leftChars="0" w:hanging="425" w:firstLineChars="0"/>
         <w:textAlignment w:val="baseline"/>
         <w:rPr>
-          <w:rFonts w:ascii="宋体" w:eastAsia="宋体" w:hAnsi="宋体" w:cs="宋体"/>
+          <w:rFonts w:ascii="宋体" w:hAnsi="宋体" w:eastAsia="宋体" w:cs="宋体"/>
           <w:sz w:val="24"/>
           <w:szCs w:val="24"/>
         </w:rPr>
       </w:pPr>
       <w:r>
         <w:rPr>
-          <w:rFonts w:ascii="宋体" w:eastAsia="宋体" w:hAnsi="宋体" w:cs="宋体"/>
+          <w:rFonts w:ascii="宋体" w:hAnsi="宋体" w:eastAsia="宋体" w:cs="宋体"/>
           <w:spacing w:val="-1"/>
           <w:sz w:val="24"/>
           <w:szCs w:val="24"/>
@@ -5309,17 +5372,17 @@
         <w:adjustRightInd w:val="0"/>
         <w:snapToGrid w:val="0"/>
         <w:spacing w:line="360" w:lineRule="auto"/>
-        <w:ind w:left="425" w:hanging="425" w:leftChars="0" w:firstLineChars="0"/>
+        <w:ind w:left="425" w:leftChars="0" w:hanging="425" w:firstLineChars="0"/>
         <w:textAlignment w:val="baseline"/>
         <w:rPr>
-          <w:rFonts w:ascii="宋体" w:eastAsia="宋体" w:hAnsi="宋体" w:cs="宋体"/>
+          <w:rFonts w:ascii="宋体" w:hAnsi="宋体" w:eastAsia="宋体" w:cs="宋体"/>
           <w:sz w:val="24"/>
           <w:szCs w:val="24"/>
         </w:rPr>
       </w:pPr>
       <w:r>
         <w:rPr>
-          <w:rFonts w:ascii="宋体" w:eastAsia="宋体" w:hAnsi="宋体" w:cs="宋体"/>
+          <w:rFonts w:ascii="宋体" w:hAnsi="宋体" w:eastAsia="宋体" w:cs="宋体"/>
           <w:spacing w:val="-1"/>
           <w:sz w:val="24"/>
           <w:szCs w:val="24"/>
@@ -5328,7 +5391,7 @@
       </w:r>
       <w:r>
         <w:rPr>
-          <w:rFonts w:ascii="宋体" w:eastAsia="宋体" w:hAnsi="宋体" w:cs="宋体" w:hint="eastAsia"/>
+          <w:rFonts w:hint="eastAsia" w:ascii="宋体" w:hAnsi="宋体" w:eastAsia="宋体" w:cs="宋体"/>
           <w:spacing w:val="-1"/>
           <w:sz w:val="24"/>
           <w:szCs w:val="24"/>
@@ -5338,7 +5401,7 @@
       </w:r>
       <w:r>
         <w:rPr>
-          <w:rFonts w:ascii="宋体" w:eastAsia="宋体" w:hAnsi="宋体" w:cs="宋体"/>
+          <w:rFonts w:ascii="宋体" w:hAnsi="宋体" w:eastAsia="宋体" w:cs="宋体"/>
           <w:spacing w:val="-1"/>
           <w:sz w:val="24"/>
           <w:szCs w:val="24"/>
@@ -5366,17 +5429,17 @@
         <w:adjustRightInd w:val="0"/>
         <w:snapToGrid w:val="0"/>
         <w:spacing w:line="360" w:lineRule="auto"/>
-        <w:ind w:left="425" w:hanging="425" w:leftChars="0" w:firstLineChars="0"/>
+        <w:ind w:left="425" w:leftChars="0" w:hanging="425" w:firstLineChars="0"/>
         <w:textAlignment w:val="baseline"/>
         <w:rPr>
-          <w:rFonts w:ascii="宋体" w:eastAsia="宋体" w:hAnsi="宋体" w:cs="宋体"/>
+          <w:rFonts w:ascii="宋体" w:hAnsi="宋体" w:eastAsia="宋体" w:cs="宋体"/>
           <w:sz w:val="24"/>
           <w:szCs w:val="24"/>
         </w:rPr>
       </w:pPr>
       <w:r>
         <w:rPr>
-          <w:rFonts w:ascii="宋体" w:eastAsia="宋体" w:hAnsi="宋体" w:cs="宋体"/>
+          <w:rFonts w:ascii="宋体" w:hAnsi="宋体" w:eastAsia="宋体" w:cs="宋体"/>
           <w:spacing w:val="-1"/>
           <w:sz w:val="24"/>
           <w:szCs w:val="24"/>
@@ -5385,7 +5448,7 @@
       </w:r>
       <w:r>
         <w:rPr>
-          <w:rFonts w:ascii="宋体" w:hAnsi="宋体" w:cs="宋体" w:hint="eastAsia"/>
+          <w:rFonts w:hint="eastAsia" w:ascii="宋体" w:hAnsi="宋体" w:cs="宋体"/>
           <w:spacing w:val="-1"/>
           <w:sz w:val="24"/>
           <w:szCs w:val="24"/>
@@ -5395,7 +5458,7 @@
       </w:r>
       <w:r>
         <w:rPr>
-          <w:rFonts w:ascii="宋体" w:eastAsia="宋体" w:hAnsi="宋体" w:cs="宋体"/>
+          <w:rFonts w:ascii="宋体" w:hAnsi="宋体" w:eastAsia="宋体" w:cs="宋体"/>
           <w:spacing w:val="-1"/>
           <w:sz w:val="24"/>
           <w:szCs w:val="24"/>
@@ -5423,17 +5486,17 @@
         <w:adjustRightInd w:val="0"/>
         <w:snapToGrid w:val="0"/>
         <w:spacing w:line="360" w:lineRule="auto"/>
-        <w:ind w:left="425" w:hanging="425" w:leftChars="0" w:firstLineChars="0"/>
+        <w:ind w:left="425" w:leftChars="0" w:hanging="425" w:firstLineChars="0"/>
         <w:textAlignment w:val="baseline"/>
         <w:rPr>
-          <w:rFonts w:ascii="宋体" w:eastAsia="宋体" w:hAnsi="宋体" w:cs="宋体"/>
+          <w:rFonts w:ascii="宋体" w:hAnsi="宋体" w:eastAsia="宋体" w:cs="宋体"/>
           <w:sz w:val="24"/>
           <w:szCs w:val="24"/>
         </w:rPr>
       </w:pPr>
       <w:r>
         <w:rPr>
-          <w:rFonts w:ascii="宋体" w:eastAsia="宋体" w:hAnsi="宋体" w:cs="宋体"/>
+          <w:rFonts w:ascii="宋体" w:hAnsi="宋体" w:eastAsia="宋体" w:cs="宋体"/>
           <w:spacing w:val="-1"/>
           <w:sz w:val="24"/>
           <w:szCs w:val="24"/>
@@ -5442,7 +5505,7 @@
       </w:r>
       <w:r>
         <w:rPr>
-          <w:rFonts w:ascii="宋体" w:eastAsia="宋体" w:hAnsi="宋体" w:cs="宋体" w:hint="eastAsia"/>
+          <w:rFonts w:hint="eastAsia" w:ascii="宋体" w:hAnsi="宋体" w:eastAsia="宋体" w:cs="宋体"/>
           <w:spacing w:val="-1"/>
           <w:sz w:val="24"/>
           <w:szCs w:val="24"/>
@@ -5452,7 +5515,7 @@
       </w:r>
       <w:r>
         <w:rPr>
-          <w:rFonts w:ascii="宋体" w:eastAsia="宋体" w:hAnsi="宋体" w:cs="宋体"/>
+          <w:rFonts w:ascii="宋体" w:hAnsi="宋体" w:eastAsia="宋体" w:cs="宋体"/>
           <w:spacing w:val="-1"/>
           <w:sz w:val="24"/>
           <w:szCs w:val="24"/>
@@ -5480,17 +5543,17 @@
         <w:adjustRightInd w:val="0"/>
         <w:snapToGrid w:val="0"/>
         <w:spacing w:line="360" w:lineRule="auto"/>
-        <w:ind w:left="425" w:hanging="425" w:leftChars="0" w:firstLineChars="0"/>
+        <w:ind w:left="425" w:leftChars="0" w:hanging="425" w:firstLineChars="0"/>
         <w:textAlignment w:val="baseline"/>
         <w:rPr>
-          <w:rFonts w:ascii="宋体" w:eastAsia="宋体" w:hAnsi="宋体" w:cs="宋体"/>
+          <w:rFonts w:ascii="宋体" w:hAnsi="宋体" w:eastAsia="宋体" w:cs="宋体"/>
           <w:sz w:val="24"/>
           <w:szCs w:val="24"/>
         </w:rPr>
       </w:pPr>
       <w:r>
         <w:rPr>
-          <w:rFonts w:ascii="宋体" w:eastAsia="宋体" w:hAnsi="宋体" w:cs="宋体"/>
+          <w:rFonts w:ascii="宋体" w:hAnsi="宋体" w:eastAsia="宋体" w:cs="宋体"/>
           <w:spacing w:val="-1"/>
           <w:sz w:val="24"/>
           <w:szCs w:val="24"/>
@@ -5499,7 +5562,7 @@
       </w:r>
       <w:r>
         <w:rPr>
-          <w:rFonts w:ascii="宋体" w:eastAsia="宋体" w:hAnsi="宋体" w:cs="宋体" w:hint="eastAsia"/>
+          <w:rFonts w:hint="eastAsia" w:ascii="宋体" w:hAnsi="宋体" w:eastAsia="宋体" w:cs="宋体"/>
           <w:spacing w:val="-1"/>
           <w:sz w:val="24"/>
           <w:szCs w:val="24"/>
@@ -5509,7 +5572,7 @@
       </w:r>
       <w:r>
         <w:rPr>
-          <w:rFonts w:ascii="宋体" w:eastAsia="宋体" w:hAnsi="宋体" w:cs="宋体"/>
+          <w:rFonts w:ascii="宋体" w:hAnsi="宋体" w:eastAsia="宋体" w:cs="宋体"/>
           <w:spacing w:val="-1"/>
           <w:sz w:val="24"/>
           <w:szCs w:val="24"/>
@@ -5519,7 +5582,7 @@
     </w:p>
     <w:p>
       <w:pPr>
-        <w:pStyle w:val="1"/>
+        <w:pStyle w:val="28"/>
         <w:keepLines w:val="0"/>
         <w:pageBreakBefore w:val="0"/>
         <w:widowControl w:val="0"/>
@@ -5543,7 +5606,7 @@
     </w:p>
     <w:p>
       <w:pPr>
-        <w:pStyle w:val="2"/>
+        <w:pStyle w:val="30"/>
         <w:keepLines w:val="0"/>
         <w:pageBreakBefore w:val="0"/>
         <w:widowControl w:val="0"/>
@@ -5567,7 +5630,7 @@
     </w:p>
     <w:p>
       <w:pPr>
-        <w:pStyle w:val="3"/>
+        <w:pStyle w:val="31"/>
         <w:keepLines w:val="0"/>
         <w:pageBreakBefore w:val="0"/>
         <w:widowControl w:val="0"/>
@@ -5591,7 +5654,7 @@
     </w:p>
     <w:p>
       <w:pPr>
-        <w:pStyle w:val="a1"/>
+        <w:pStyle w:val="29"/>
         <w:keepLines w:val="0"/>
         <w:pageBreakBefore w:val="0"/>
         <w:widowControl w:val="0"/>
@@ -5599,7 +5662,7 @@
         <w:overflowPunct/>
         <w:bidi w:val="0"/>
         <w:rPr>
-          <w:rFonts w:ascii="宋体" w:eastAsia="宋体" w:hAnsi="宋体" w:cs="宋体"/>
+          <w:rFonts w:ascii="宋体" w:hAnsi="宋体" w:eastAsia="宋体" w:cs="宋体"/>
           <w:szCs w:val="24"/>
         </w:rPr>
       </w:pPr>
@@ -5612,7 +5675,7 @@
     </w:p>
     <w:p>
       <w:pPr>
-        <w:pStyle w:val="3"/>
+        <w:pStyle w:val="31"/>
         <w:keepLines w:val="0"/>
         <w:pageBreakBefore w:val="0"/>
         <w:widowControl w:val="0"/>
@@ -5638,7 +5701,7 @@
     </w:p>
     <w:p>
       <w:pPr>
-        <w:pStyle w:val="a1"/>
+        <w:pStyle w:val="29"/>
         <w:keepLines w:val="0"/>
         <w:pageBreakBefore w:val="0"/>
         <w:widowControl w:val="0"/>
@@ -5652,7 +5715,7 @@
     </w:p>
     <w:p>
       <w:pPr>
-        <w:pStyle w:val="3"/>
+        <w:pStyle w:val="31"/>
         <w:keepLines w:val="0"/>
         <w:pageBreakBefore w:val="0"/>
         <w:widowControl w:val="0"/>
@@ -5676,7 +5739,7 @@
     </w:p>
     <w:p>
       <w:pPr>
-        <w:pStyle w:val="a1"/>
+        <w:pStyle w:val="29"/>
         <w:keepLines w:val="0"/>
         <w:pageBreakBefore w:val="0"/>
         <w:widowControl w:val="0"/>
@@ -5711,14 +5774,14 @@
     </w:p>
     <w:p>
       <w:pPr>
-        <w:pStyle w:val="a1"/>
+        <w:pStyle w:val="29"/>
         <w:keepLines w:val="0"/>
         <w:pageBreakBefore w:val="0"/>
         <w:widowControl w:val="0"/>
         <w:wordWrap/>
         <w:overflowPunct/>
         <w:bidi w:val="0"/>
-        <w:ind w:left="0" w:right="0" w:firstLine="0" w:leftChars="0" w:rightChars="0" w:firstLineChars="0"/>
+        <w:ind w:left="0" w:leftChars="0" w:right="0" w:rightChars="0" w:firstLine="0" w:firstLineChars="0"/>
         <w:jc w:val="center"/>
         <w:rPr>
           <w:rFonts w:hint="default"/>
@@ -5819,16 +5882,16 @@
     </w:p>
     <w:tbl>
       <w:tblPr>
-        <w:tblStyle w:val="TableNormal0"/>
+        <w:tblStyle w:val="26"/>
         <w:tblW w:w="8526" w:type="dxa"/>
         <w:tblInd w:w="2" w:type="dxa"/>
         <w:tblBorders>
-          <w:top w:val="single" w:sz="2" w:space="0" w:color="000000"/>
-          <w:left w:val="single" w:sz="2" w:space="0" w:color="000000"/>
-          <w:bottom w:val="single" w:sz="2" w:space="0" w:color="000000"/>
-          <w:right w:val="single" w:sz="2" w:space="0" w:color="000000"/>
-          <w:insideH w:val="single" w:sz="2" w:space="0" w:color="000000"/>
-          <w:insideV w:val="single" w:sz="2" w:space="0" w:color="000000"/>
+          <w:top w:val="single" w:color="000000" w:sz="2" w:space="0"/>
+          <w:left w:val="single" w:color="000000" w:sz="2" w:space="0"/>
+          <w:bottom w:val="single" w:color="000000" w:sz="2" w:space="0"/>
+          <w:right w:val="single" w:color="000000" w:sz="2" w:space="0"/>
+          <w:insideH w:val="single" w:color="000000" w:sz="2" w:space="0"/>
+          <w:insideV w:val="single" w:color="000000" w:sz="2" w:space="0"/>
         </w:tblBorders>
         <w:tblLayout w:type="fixed"/>
         <w:tblCellMar>
@@ -5844,17 +5907,14 @@
       </w:tblGrid>
       <w:tr>
         <w:tblPrEx>
-          <w:tblW w:w="8526" w:type="dxa"/>
-          <w:tblInd w:w="2" w:type="dxa"/>
           <w:tblBorders>
-            <w:top w:val="single" w:sz="2" w:space="0" w:color="000000"/>
-            <w:left w:val="single" w:sz="2" w:space="0" w:color="000000"/>
-            <w:bottom w:val="single" w:sz="2" w:space="0" w:color="000000"/>
-            <w:right w:val="single" w:sz="2" w:space="0" w:color="000000"/>
-            <w:insideH w:val="single" w:sz="2" w:space="0" w:color="000000"/>
-            <w:insideV w:val="single" w:sz="2" w:space="0" w:color="000000"/>
+            <w:top w:val="single" w:color="000000" w:sz="2" w:space="0"/>
+            <w:left w:val="single" w:color="000000" w:sz="2" w:space="0"/>
+            <w:bottom w:val="single" w:color="000000" w:sz="2" w:space="0"/>
+            <w:right w:val="single" w:color="000000" w:sz="2" w:space="0"/>
+            <w:insideH w:val="single" w:color="000000" w:sz="2" w:space="0"/>
+            <w:insideV w:val="single" w:color="000000" w:sz="2" w:space="0"/>
           </w:tblBorders>
-          <w:tblLayout w:type="fixed"/>
           <w:tblCellMar>
             <w:top w:w="0" w:type="dxa"/>
             <w:left w:w="0" w:type="dxa"/>
@@ -5863,7 +5923,7 @@
           </w:tblCellMar>
         </w:tblPrEx>
         <w:trPr>
-          <w:trHeight w:val="565"/>
+          <w:trHeight w:val="565" w:hRule="atLeast"/>
         </w:trPr>
         <w:tc>
           <w:tcPr>
@@ -5880,7 +5940,7 @@
               <w:spacing w:before="82" w:line="219" w:lineRule="auto"/>
               <w:ind w:left="115"/>
               <w:rPr>
-                <w:rFonts w:ascii="宋体" w:eastAsia="宋体" w:hAnsi="宋体" w:cs="宋体" w:hint="eastAsia"/>
+                <w:rFonts w:hint="eastAsia" w:ascii="宋体" w:hAnsi="宋体" w:eastAsia="宋体" w:cs="宋体"/>
                 <w:b/>
                 <w:bCs/>
                 <w:spacing w:val="-2"/>
@@ -5891,7 +5951,7 @@
             </w:pPr>
             <w:r>
               <w:rPr>
-                <w:rFonts w:ascii="宋体" w:eastAsia="宋体" w:hAnsi="宋体" w:cs="宋体" w:hint="eastAsia"/>
+                <w:rFonts w:hint="eastAsia" w:ascii="宋体" w:hAnsi="宋体" w:eastAsia="宋体" w:cs="宋体"/>
                 <w:b/>
                 <w:bCs/>
                 <w:spacing w:val="-2"/>
@@ -5918,7 +5978,7 @@
               <w:spacing w:before="81" w:line="219" w:lineRule="auto"/>
               <w:ind w:left="115"/>
               <w:rPr>
-                <w:rFonts w:ascii="宋体" w:eastAsia="宋体" w:hAnsi="宋体" w:cs="宋体" w:hint="default"/>
+                <w:rFonts w:hint="default" w:ascii="宋体" w:hAnsi="宋体" w:eastAsia="宋体" w:cs="宋体"/>
                 <w:b/>
                 <w:bCs/>
                 <w:spacing w:val="-1"/>
@@ -5929,7 +5989,7 @@
             </w:pPr>
             <w:r>
               <w:rPr>
-                <w:rFonts w:ascii="宋体" w:eastAsia="宋体" w:hAnsi="宋体" w:cs="宋体" w:hint="eastAsia"/>
+                <w:rFonts w:hint="eastAsia" w:ascii="宋体" w:hAnsi="宋体" w:eastAsia="宋体" w:cs="宋体"/>
                 <w:b/>
                 <w:bCs/>
                 <w:spacing w:val="-1"/>
@@ -5944,9 +6004,14 @@
       </w:tr>
       <w:tr>
         <w:tblPrEx>
-          <w:tblW w:w="8526" w:type="dxa"/>
-          <w:tblInd w:w="2" w:type="dxa"/>
-          <w:tblLayout w:type="fixed"/>
+          <w:tblBorders>
+            <w:top w:val="single" w:color="000000" w:sz="2" w:space="0"/>
+            <w:left w:val="single" w:color="000000" w:sz="2" w:space="0"/>
+            <w:bottom w:val="single" w:color="000000" w:sz="2" w:space="0"/>
+            <w:right w:val="single" w:color="000000" w:sz="2" w:space="0"/>
+            <w:insideH w:val="single" w:color="000000" w:sz="2" w:space="0"/>
+            <w:insideV w:val="single" w:color="000000" w:sz="2" w:space="0"/>
+          </w:tblBorders>
           <w:tblCellMar>
             <w:top w:w="0" w:type="dxa"/>
             <w:left w:w="0" w:type="dxa"/>
@@ -5955,7 +6020,7 @@
           </w:tblCellMar>
         </w:tblPrEx>
         <w:trPr>
-          <w:trHeight w:val="565"/>
+          <w:trHeight w:val="565" w:hRule="atLeast"/>
         </w:trPr>
         <w:tc>
           <w:tcPr>
@@ -5972,14 +6037,14 @@
               <w:spacing w:before="82" w:line="219" w:lineRule="auto"/>
               <w:ind w:left="115"/>
               <w:rPr>
-                <w:rFonts w:ascii="宋体" w:eastAsia="宋体" w:hAnsi="宋体" w:cs="宋体"/>
+                <w:rFonts w:ascii="宋体" w:hAnsi="宋体" w:eastAsia="宋体" w:cs="宋体"/>
                 <w:sz w:val="24"/>
                 <w:szCs w:val="24"/>
               </w:rPr>
             </w:pPr>
             <w:r>
               <w:rPr>
-                <w:rFonts w:ascii="宋体" w:eastAsia="宋体" w:hAnsi="宋体" w:cs="宋体"/>
+                <w:rFonts w:ascii="宋体" w:hAnsi="宋体" w:eastAsia="宋体" w:cs="宋体"/>
                 <w:spacing w:val="-2"/>
                 <w:sz w:val="24"/>
                 <w:szCs w:val="24"/>
@@ -6003,14 +6068,14 @@
               <w:spacing w:before="81" w:line="219" w:lineRule="auto"/>
               <w:ind w:left="115"/>
               <w:rPr>
-                <w:rFonts w:ascii="宋体" w:eastAsia="宋体" w:hAnsi="宋体" w:cs="宋体"/>
+                <w:rFonts w:ascii="宋体" w:hAnsi="宋体" w:eastAsia="宋体" w:cs="宋体"/>
                 <w:sz w:val="24"/>
                 <w:szCs w:val="24"/>
               </w:rPr>
             </w:pPr>
             <w:r>
               <w:rPr>
-                <w:rFonts w:ascii="宋体" w:eastAsia="宋体" w:hAnsi="宋体" w:cs="宋体"/>
+                <w:rFonts w:ascii="宋体" w:hAnsi="宋体" w:eastAsia="宋体" w:cs="宋体"/>
                 <w:spacing w:val="-1"/>
                 <w:sz w:val="24"/>
                 <w:szCs w:val="24"/>
@@ -6022,9 +6087,14 @@
       </w:tr>
       <w:tr>
         <w:tblPrEx>
-          <w:tblW w:w="8526" w:type="dxa"/>
-          <w:tblInd w:w="2" w:type="dxa"/>
-          <w:tblLayout w:type="fixed"/>
+          <w:tblBorders>
+            <w:top w:val="single" w:color="000000" w:sz="2" w:space="0"/>
+            <w:left w:val="single" w:color="000000" w:sz="2" w:space="0"/>
+            <w:bottom w:val="single" w:color="000000" w:sz="2" w:space="0"/>
+            <w:right w:val="single" w:color="000000" w:sz="2" w:space="0"/>
+            <w:insideH w:val="single" w:color="000000" w:sz="2" w:space="0"/>
+            <w:insideV w:val="single" w:color="000000" w:sz="2" w:space="0"/>
+          </w:tblBorders>
           <w:tblCellMar>
             <w:top w:w="0" w:type="dxa"/>
             <w:left w:w="0" w:type="dxa"/>
@@ -6033,7 +6103,7 @@
           </w:tblCellMar>
         </w:tblPrEx>
         <w:trPr>
-          <w:trHeight w:val="472"/>
+          <w:trHeight w:val="472" w:hRule="atLeast"/>
         </w:trPr>
         <w:tc>
           <w:tcPr>
@@ -6050,14 +6120,14 @@
               <w:spacing w:before="35" w:line="219" w:lineRule="auto"/>
               <w:ind w:left="114"/>
               <w:rPr>
-                <w:rFonts w:ascii="宋体" w:eastAsia="宋体" w:hAnsi="宋体" w:cs="宋体"/>
+                <w:rFonts w:ascii="宋体" w:hAnsi="宋体" w:eastAsia="宋体" w:cs="宋体"/>
                 <w:sz w:val="24"/>
                 <w:szCs w:val="24"/>
               </w:rPr>
             </w:pPr>
             <w:r>
               <w:rPr>
-                <w:rFonts w:ascii="宋体" w:eastAsia="宋体" w:hAnsi="宋体" w:cs="宋体"/>
+                <w:rFonts w:ascii="宋体" w:hAnsi="宋体" w:eastAsia="宋体" w:cs="宋体"/>
                 <w:spacing w:val="-4"/>
                 <w:sz w:val="24"/>
                 <w:szCs w:val="24"/>
@@ -6081,14 +6151,14 @@
               <w:spacing w:before="35" w:line="219" w:lineRule="auto"/>
               <w:ind w:left="121"/>
               <w:rPr>
-                <w:rFonts w:ascii="宋体" w:eastAsia="宋体" w:hAnsi="宋体" w:cs="宋体"/>
+                <w:rFonts w:ascii="宋体" w:hAnsi="宋体" w:eastAsia="宋体" w:cs="宋体"/>
                 <w:sz w:val="24"/>
                 <w:szCs w:val="24"/>
               </w:rPr>
             </w:pPr>
             <w:r>
               <w:rPr>
-                <w:rFonts w:ascii="宋体" w:eastAsia="宋体" w:hAnsi="宋体" w:cs="宋体"/>
+                <w:rFonts w:ascii="宋体" w:hAnsi="宋体" w:eastAsia="宋体" w:cs="宋体"/>
                 <w:spacing w:val="-1"/>
                 <w:sz w:val="24"/>
                 <w:szCs w:val="24"/>
@@ -6100,9 +6170,14 @@
       </w:tr>
       <w:tr>
         <w:tblPrEx>
-          <w:tblW w:w="8526" w:type="dxa"/>
-          <w:tblInd w:w="2" w:type="dxa"/>
-          <w:tblLayout w:type="fixed"/>
+          <w:tblBorders>
+            <w:top w:val="single" w:color="000000" w:sz="2" w:space="0"/>
+            <w:left w:val="single" w:color="000000" w:sz="2" w:space="0"/>
+            <w:bottom w:val="single" w:color="000000" w:sz="2" w:space="0"/>
+            <w:right w:val="single" w:color="000000" w:sz="2" w:space="0"/>
+            <w:insideH w:val="single" w:color="000000" w:sz="2" w:space="0"/>
+            <w:insideV w:val="single" w:color="000000" w:sz="2" w:space="0"/>
+          </w:tblBorders>
           <w:tblCellMar>
             <w:top w:w="0" w:type="dxa"/>
             <w:left w:w="0" w:type="dxa"/>
@@ -6111,7 +6186,7 @@
           </w:tblCellMar>
         </w:tblPrEx>
         <w:trPr>
-          <w:trHeight w:val="1401"/>
+          <w:trHeight w:val="1401" w:hRule="atLeast"/>
         </w:trPr>
         <w:tc>
           <w:tcPr>
@@ -6128,14 +6203,14 @@
               <w:spacing w:before="268" w:line="360" w:lineRule="auto"/>
               <w:ind w:left="120" w:right="326"/>
               <w:rPr>
-                <w:rFonts w:ascii="宋体" w:eastAsia="宋体" w:hAnsi="宋体" w:cs="宋体"/>
+                <w:rFonts w:ascii="宋体" w:hAnsi="宋体" w:eastAsia="宋体" w:cs="宋体"/>
                 <w:sz w:val="24"/>
                 <w:szCs w:val="24"/>
               </w:rPr>
             </w:pPr>
             <w:r>
               <w:rPr>
-                <w:rFonts w:ascii="宋体" w:eastAsia="宋体" w:hAnsi="宋体" w:cs="宋体"/>
+                <w:rFonts w:ascii="宋体" w:hAnsi="宋体" w:eastAsia="宋体" w:cs="宋体"/>
                 <w:spacing w:val="-2"/>
                 <w:sz w:val="24"/>
                 <w:szCs w:val="24"/>
@@ -6144,7 +6219,7 @@
             </w:r>
             <w:r>
               <w:rPr>
-                <w:rFonts w:ascii="宋体" w:eastAsia="宋体" w:hAnsi="宋体" w:cs="宋体"/>
+                <w:rFonts w:ascii="宋体" w:hAnsi="宋体" w:eastAsia="宋体" w:cs="宋体"/>
                 <w:spacing w:val="-4"/>
                 <w:sz w:val="24"/>
                 <w:szCs w:val="24"/>
@@ -6169,14 +6244,14 @@
               <w:ind w:left="115" w:right="181" w:firstLine="24"/>
               <w:jc w:val="both"/>
               <w:rPr>
-                <w:rFonts w:ascii="宋体" w:eastAsia="宋体" w:hAnsi="宋体" w:cs="宋体"/>
+                <w:rFonts w:ascii="宋体" w:hAnsi="宋体" w:eastAsia="宋体" w:cs="宋体"/>
                 <w:sz w:val="24"/>
                 <w:szCs w:val="24"/>
               </w:rPr>
             </w:pPr>
             <w:r>
               <w:rPr>
-                <w:rFonts w:ascii="宋体" w:eastAsia="宋体" w:hAnsi="宋体" w:cs="宋体"/>
+                <w:rFonts w:ascii="宋体" w:hAnsi="宋体" w:eastAsia="宋体" w:cs="宋体"/>
                 <w:spacing w:val="-2"/>
                 <w:sz w:val="24"/>
                 <w:szCs w:val="24"/>
@@ -6185,7 +6260,7 @@
             </w:r>
             <w:r>
               <w:rPr>
-                <w:rFonts w:ascii="宋体" w:eastAsia="宋体" w:hAnsi="宋体" w:cs="宋体"/>
+                <w:rFonts w:ascii="宋体" w:hAnsi="宋体" w:eastAsia="宋体" w:cs="宋体"/>
                 <w:spacing w:val="-1"/>
                 <w:sz w:val="24"/>
                 <w:szCs w:val="24"/>
@@ -6194,7 +6269,7 @@
             </w:r>
             <w:r>
               <w:rPr>
-                <w:rFonts w:ascii="宋体" w:eastAsia="宋体" w:hAnsi="宋体" w:cs="宋体"/>
+                <w:rFonts w:ascii="宋体" w:hAnsi="宋体" w:eastAsia="宋体" w:cs="宋体"/>
                 <w:spacing w:val="-3"/>
                 <w:sz w:val="24"/>
                 <w:szCs w:val="24"/>
@@ -6206,9 +6281,14 @@
       </w:tr>
       <w:tr>
         <w:tblPrEx>
-          <w:tblW w:w="8526" w:type="dxa"/>
-          <w:tblInd w:w="2" w:type="dxa"/>
-          <w:tblLayout w:type="fixed"/>
+          <w:tblBorders>
+            <w:top w:val="single" w:color="000000" w:sz="2" w:space="0"/>
+            <w:left w:val="single" w:color="000000" w:sz="2" w:space="0"/>
+            <w:bottom w:val="single" w:color="000000" w:sz="2" w:space="0"/>
+            <w:right w:val="single" w:color="000000" w:sz="2" w:space="0"/>
+            <w:insideH w:val="single" w:color="000000" w:sz="2" w:space="0"/>
+            <w:insideV w:val="single" w:color="000000" w:sz="2" w:space="0"/>
+          </w:tblBorders>
           <w:tblCellMar>
             <w:top w:w="0" w:type="dxa"/>
             <w:left w:w="0" w:type="dxa"/>
@@ -6217,7 +6297,7 @@
           </w:tblCellMar>
         </w:tblPrEx>
         <w:trPr>
-          <w:trHeight w:val="486"/>
+          <w:trHeight w:val="486" w:hRule="atLeast"/>
         </w:trPr>
         <w:tc>
           <w:tcPr>
@@ -6234,14 +6314,14 @@
               <w:spacing w:before="41" w:line="219" w:lineRule="auto"/>
               <w:ind w:left="114"/>
               <w:rPr>
-                <w:rFonts w:ascii="宋体" w:eastAsia="宋体" w:hAnsi="宋体" w:cs="宋体"/>
+                <w:rFonts w:ascii="宋体" w:hAnsi="宋体" w:eastAsia="宋体" w:cs="宋体"/>
                 <w:sz w:val="24"/>
                 <w:szCs w:val="24"/>
               </w:rPr>
             </w:pPr>
             <w:r>
               <w:rPr>
-                <w:rFonts w:ascii="宋体" w:eastAsia="宋体" w:hAnsi="宋体" w:cs="宋体"/>
+                <w:rFonts w:ascii="宋体" w:hAnsi="宋体" w:eastAsia="宋体" w:cs="宋体"/>
                 <w:spacing w:val="-2"/>
                 <w:sz w:val="24"/>
                 <w:szCs w:val="24"/>
@@ -6265,14 +6345,14 @@
               <w:spacing w:before="40" w:line="219" w:lineRule="auto"/>
               <w:ind w:left="115"/>
               <w:rPr>
-                <w:rFonts w:ascii="宋体" w:eastAsia="宋体" w:hAnsi="宋体" w:cs="宋体"/>
+                <w:rFonts w:ascii="宋体" w:hAnsi="宋体" w:eastAsia="宋体" w:cs="宋体"/>
                 <w:sz w:val="24"/>
                 <w:szCs w:val="24"/>
               </w:rPr>
             </w:pPr>
             <w:r>
               <w:rPr>
-                <w:rFonts w:ascii="宋体" w:eastAsia="宋体" w:hAnsi="宋体" w:cs="宋体"/>
+                <w:rFonts w:ascii="宋体" w:hAnsi="宋体" w:eastAsia="宋体" w:cs="宋体"/>
                 <w:spacing w:val="-1"/>
                 <w:sz w:val="24"/>
                 <w:szCs w:val="24"/>
@@ -6285,7 +6365,7 @@
     </w:tbl>
     <w:p>
       <w:pPr>
-        <w:pStyle w:val="2"/>
+        <w:pStyle w:val="30"/>
         <w:keepLines w:val="0"/>
         <w:pageBreakBefore w:val="0"/>
         <w:widowControl w:val="0"/>
@@ -6309,7 +6389,7 @@
     </w:p>
     <w:p>
       <w:pPr>
-        <w:pStyle w:val="a1"/>
+        <w:pStyle w:val="29"/>
         <w:keepLines w:val="0"/>
         <w:pageBreakBefore w:val="0"/>
         <w:widowControl w:val="0"/>
@@ -6343,7 +6423,7 @@
     </w:p>
     <w:p>
       <w:pPr>
-        <w:pStyle w:val="a1"/>
+        <w:pStyle w:val="29"/>
         <w:keepLines w:val="0"/>
         <w:pageBreakBefore w:val="0"/>
         <w:widowControl w:val="0"/>
@@ -6364,7 +6444,7 @@
     </w:p>
     <w:p>
       <w:pPr>
-        <w:pStyle w:val="a1"/>
+        <w:pStyle w:val="29"/>
         <w:keepLines w:val="0"/>
         <w:pageBreakBefore w:val="0"/>
         <w:widowControl w:val="0"/>
@@ -6398,7 +6478,7 @@
     </w:p>
     <w:p>
       <w:pPr>
-        <w:pStyle w:val="a1"/>
+        <w:pStyle w:val="29"/>
         <w:keepLines w:val="0"/>
         <w:pageBreakBefore w:val="0"/>
         <w:widowControl w:val="0"/>
@@ -6419,7 +6499,7 @@
     </w:p>
     <w:p>
       <w:pPr>
-        <w:pStyle w:val="2"/>
+        <w:pStyle w:val="30"/>
         <w:keepLines w:val="0"/>
         <w:pageBreakBefore w:val="0"/>
         <w:widowControl w:val="0"/>
@@ -6427,7 +6507,7 @@
         <w:overflowPunct/>
         <w:bidi w:val="0"/>
         <w:rPr>
-          <w:rFonts w:ascii="宋体" w:eastAsia="宋体" w:hAnsi="宋体" w:cs="宋体" w:hint="eastAsia"/>
+          <w:rFonts w:hint="eastAsia" w:ascii="宋体" w:hAnsi="宋体" w:eastAsia="宋体" w:cs="宋体"/>
           <w:sz w:val="24"/>
           <w:szCs w:val="24"/>
           <w:lang w:val="en-US" w:eastAsia="zh-CN"/>
@@ -6436,7 +6516,7 @@
       <w:bookmarkStart w:id="19" w:name="_Toc28582"/>
       <w:r>
         <w:rPr>
-          <w:rFonts w:ascii="宋体" w:eastAsia="宋体" w:hAnsi="宋体" w:cs="宋体"/>
+          <w:rFonts w:ascii="宋体" w:hAnsi="宋体" w:eastAsia="宋体" w:cs="宋体"/>
           <w:b/>
           <w:bCs/>
           <w:spacing w:val="-3"/>
@@ -6447,7 +6527,7 @@
       </w:r>
       <w:r>
         <w:rPr>
-          <w:rFonts w:ascii="宋体" w:eastAsia="宋体" w:hAnsi="宋体" w:cs="宋体" w:hint="eastAsia"/>
+          <w:rFonts w:hint="eastAsia" w:ascii="宋体" w:hAnsi="宋体" w:eastAsia="宋体" w:cs="宋体"/>
           <w:b/>
           <w:bCs/>
           <w:spacing w:val="-3"/>
@@ -6479,17 +6559,17 @@
         <w:adjustRightInd w:val="0"/>
         <w:snapToGrid w:val="0"/>
         <w:spacing w:line="360" w:lineRule="auto"/>
-        <w:ind w:left="425" w:hanging="425" w:leftChars="0" w:firstLineChars="0"/>
+        <w:ind w:left="425" w:leftChars="0" w:hanging="425" w:firstLineChars="0"/>
         <w:textAlignment w:val="baseline"/>
         <w:rPr>
-          <w:rFonts w:ascii="宋体" w:eastAsia="宋体" w:hAnsi="宋体" w:cs="宋体"/>
+          <w:rFonts w:ascii="宋体" w:hAnsi="宋体" w:eastAsia="宋体" w:cs="宋体"/>
           <w:sz w:val="24"/>
           <w:szCs w:val="24"/>
         </w:rPr>
       </w:pPr>
       <w:r>
         <w:rPr>
-          <w:rFonts w:ascii="宋体" w:eastAsia="宋体" w:hAnsi="宋体" w:cs="宋体"/>
+          <w:rFonts w:ascii="宋体" w:hAnsi="宋体" w:eastAsia="宋体" w:cs="宋体"/>
           <w:sz w:val="24"/>
           <w:szCs w:val="24"/>
         </w:rPr>
@@ -6497,7 +6577,7 @@
       </w:r>
       <w:r>
         <w:rPr>
-          <w:rFonts w:ascii="宋体" w:eastAsia="宋体" w:hAnsi="宋体" w:cs="宋体"/>
+          <w:rFonts w:ascii="宋体" w:hAnsi="宋体" w:eastAsia="宋体" w:cs="宋体"/>
           <w:spacing w:val="-1"/>
           <w:sz w:val="24"/>
           <w:szCs w:val="24"/>
@@ -6525,17 +6605,17 @@
         <w:adjustRightInd w:val="0"/>
         <w:snapToGrid w:val="0"/>
         <w:spacing w:line="360" w:lineRule="auto"/>
-        <w:ind w:left="425" w:hanging="425" w:leftChars="0" w:firstLineChars="0"/>
+        <w:ind w:left="425" w:leftChars="0" w:hanging="425" w:firstLineChars="0"/>
         <w:textAlignment w:val="baseline"/>
         <w:rPr>
-          <w:rFonts w:ascii="宋体" w:eastAsia="宋体" w:hAnsi="宋体" w:cs="宋体"/>
+          <w:rFonts w:ascii="宋体" w:hAnsi="宋体" w:eastAsia="宋体" w:cs="宋体"/>
           <w:sz w:val="24"/>
           <w:szCs w:val="24"/>
         </w:rPr>
       </w:pPr>
       <w:r>
         <w:rPr>
-          <w:rFonts w:ascii="宋体" w:eastAsia="宋体" w:hAnsi="宋体" w:cs="宋体"/>
+          <w:rFonts w:ascii="宋体" w:hAnsi="宋体" w:eastAsia="宋体" w:cs="宋体"/>
           <w:sz w:val="24"/>
           <w:szCs w:val="24"/>
         </w:rPr>
@@ -6543,7 +6623,7 @@
       </w:r>
       <w:r>
         <w:rPr>
-          <w:rFonts w:ascii="宋体" w:eastAsia="宋体" w:hAnsi="宋体" w:cs="宋体"/>
+          <w:rFonts w:ascii="宋体" w:hAnsi="宋体" w:eastAsia="宋体" w:cs="宋体"/>
           <w:spacing w:val="-1"/>
           <w:sz w:val="24"/>
           <w:szCs w:val="24"/>
@@ -6553,7 +6633,7 @@
     </w:p>
     <w:p>
       <w:pPr>
-        <w:pStyle w:val="a3"/>
+        <w:pStyle w:val="41"/>
         <w:keepLines w:val="0"/>
         <w:pageBreakBefore w:val="0"/>
         <w:widowControl w:val="0"/>
@@ -6571,7 +6651,7 @@
     </w:p>
     <w:p>
       <w:pPr>
-        <w:pStyle w:val="a3"/>
+        <w:pStyle w:val="41"/>
         <w:keepLines w:val="0"/>
         <w:pageBreakBefore w:val="0"/>
         <w:widowControl w:val="0"/>
@@ -6589,7 +6669,7 @@
     </w:p>
     <w:p>
       <w:pPr>
-        <w:pStyle w:val="a3"/>
+        <w:pStyle w:val="41"/>
         <w:keepLines w:val="0"/>
         <w:pageBreakBefore w:val="0"/>
         <w:widowControl w:val="0"/>
@@ -6607,7 +6687,7 @@
     </w:p>
     <w:p>
       <w:pPr>
-        <w:pStyle w:val="a3"/>
+        <w:pStyle w:val="41"/>
         <w:keepLines w:val="0"/>
         <w:pageBreakBefore w:val="0"/>
         <w:widowControl w:val="0"/>
@@ -6625,7 +6705,7 @@
     </w:p>
     <w:p>
       <w:pPr>
-        <w:pStyle w:val="2"/>
+        <w:pStyle w:val="30"/>
         <w:keepLines w:val="0"/>
         <w:pageBreakBefore w:val="0"/>
         <w:widowControl w:val="0"/>
@@ -6661,7 +6741,7 @@
         <w:spacing w:before="68" w:line="219" w:lineRule="auto"/>
         <w:ind w:left="719"/>
         <w:rPr>
-          <w:rFonts w:ascii="宋体" w:eastAsia="宋体" w:hAnsi="宋体" w:cs="宋体" w:hint="default"/>
+          <w:rFonts w:hint="default" w:ascii="宋体" w:hAnsi="宋体" w:eastAsia="宋体" w:cs="宋体"/>
           <w:spacing w:val="-1"/>
           <w:sz w:val="24"/>
           <w:szCs w:val="24"/>
@@ -6678,7 +6758,7 @@
               <m:sty m:val="p"/>
             </m:rPr>
             <w:rPr>
-              <w:rFonts w:ascii="Cambria Math" w:eastAsia="宋体" w:hAnsi="Cambria Math" w:cs="宋体" w:hint="eastAsia"/>
+              <w:rFonts w:hint="eastAsia" w:ascii="Cambria Math" w:hAnsi="Cambria Math" w:eastAsia="宋体" w:cs="宋体"/>
               <w:snapToGrid w:val="0"/>
               <w:color w:val="000000"/>
               <w:spacing w:val="-1"/>
@@ -6694,7 +6774,7 @@
               <m:sty m:val="p"/>
             </m:rPr>
             <w:rPr>
-              <w:rFonts w:ascii="Cambria Math" w:eastAsia="宋体" w:hAnsi="Cambria Math" w:cs="宋体" w:hint="default"/>
+              <w:rFonts w:hint="default" w:ascii="Cambria Math" w:hAnsi="Cambria Math" w:eastAsia="宋体" w:cs="宋体"/>
               <w:snapToGrid w:val="0"/>
               <w:color w:val="000000"/>
               <w:spacing w:val="-1"/>
@@ -6710,7 +6790,7 @@
               <m:sty m:val="p"/>
             </m:rPr>
             <w:rPr>
-              <w:rFonts w:ascii="Cambria Math" w:eastAsia="宋体" w:hAnsi="Cambria Math" w:cs="宋体" w:hint="eastAsia"/>
+              <w:rFonts w:hint="eastAsia" w:ascii="Cambria Math" w:hAnsi="Cambria Math" w:eastAsia="宋体" w:cs="宋体"/>
               <w:snapToGrid w:val="0"/>
               <w:color w:val="000000"/>
               <w:spacing w:val="-1"/>
@@ -6726,7 +6806,7 @@
               <m:sty m:val="p"/>
             </m:rPr>
             <w:rPr>
-              <w:rFonts w:ascii="Cambria Math" w:eastAsia="宋体" w:hAnsi="Cambria Math" w:cs="Cambria Math" w:hint="default"/>
+              <w:rFonts w:hint="default" w:ascii="Cambria Math" w:hAnsi="Cambria Math" w:eastAsia="宋体" w:cs="Cambria Math"/>
               <w:snapToGrid w:val="0"/>
               <w:color w:val="000000"/>
               <w:spacing w:val="-1"/>
@@ -6742,7 +6822,7 @@
               <m:sty m:val="p"/>
             </m:rPr>
             <w:rPr>
-              <w:rFonts w:ascii="Cambria Math" w:eastAsia="宋体" w:hAnsi="Cambria Math" w:cs="宋体" w:hint="default"/>
+              <w:rFonts w:hint="default" w:ascii="Cambria Math" w:hAnsi="Cambria Math" w:eastAsia="宋体" w:cs="宋体"/>
               <w:snapToGrid w:val="0"/>
               <w:color w:val="000000"/>
               <w:spacing w:val="-1"/>
@@ -6758,7 +6838,7 @@
               <m:sty m:val="p"/>
             </m:rPr>
             <w:rPr>
-              <w:rFonts w:ascii="Cambria Math" w:eastAsia="宋体" w:hAnsi="Cambria Math" w:cs="宋体" w:hint="eastAsia"/>
+              <w:rFonts w:hint="eastAsia" w:ascii="Cambria Math" w:hAnsi="Cambria Math" w:eastAsia="宋体" w:cs="宋体"/>
               <w:snapToGrid w:val="0"/>
               <w:color w:val="000000"/>
               <w:spacing w:val="-1"/>
@@ -6774,7 +6854,7 @@
               <m:sty m:val="p"/>
             </m:rPr>
             <w:rPr>
-              <w:rFonts w:ascii="Cambria Math" w:eastAsia="宋体" w:hAnsi="Cambria Math" w:cs="Cambria Math" w:hint="default"/>
+              <w:rFonts w:hint="default" w:ascii="Cambria Math" w:hAnsi="Cambria Math" w:eastAsia="宋体" w:cs="Cambria Math"/>
               <w:snapToGrid w:val="0"/>
               <w:color w:val="000000"/>
               <w:spacing w:val="-1"/>
@@ -6790,7 +6870,7 @@
               <m:sty m:val="p"/>
             </m:rPr>
             <w:rPr>
-              <w:rFonts w:ascii="Cambria Math" w:eastAsia="宋体" w:hAnsi="Cambria Math" w:cs="宋体" w:hint="default"/>
+              <w:rFonts w:hint="default" w:ascii="Cambria Math" w:hAnsi="Cambria Math" w:eastAsia="宋体" w:cs="宋体"/>
               <w:snapToGrid w:val="0"/>
               <w:color w:val="000000"/>
               <w:spacing w:val="-1"/>
@@ -6815,14 +6895,14 @@
         <w:spacing w:before="104" w:line="259" w:lineRule="auto"/>
         <w:ind w:left="118" w:right="87" w:firstLine="600"/>
         <w:rPr>
-          <w:rFonts w:ascii="宋体" w:eastAsia="宋体" w:hAnsi="宋体" w:cs="宋体"/>
+          <w:rFonts w:ascii="宋体" w:hAnsi="宋体" w:eastAsia="宋体" w:cs="宋体"/>
           <w:sz w:val="24"/>
           <w:szCs w:val="24"/>
         </w:rPr>
       </w:pPr>
       <w:r>
         <w:rPr>
-          <w:rFonts w:ascii="宋体" w:eastAsia="宋体" w:hAnsi="宋体" w:cs="宋体"/>
+          <w:rFonts w:ascii="宋体" w:hAnsi="宋体" w:eastAsia="宋体" w:cs="宋体"/>
           <w:spacing w:val="-1"/>
           <w:sz w:val="24"/>
           <w:szCs w:val="24"/>
@@ -6831,7 +6911,7 @@
       </w:r>
       <w:r>
         <w:rPr>
-          <w:rFonts w:ascii="宋体" w:eastAsia="宋体" w:hAnsi="宋体" w:cs="宋体"/>
+          <w:rFonts w:ascii="宋体" w:hAnsi="宋体" w:eastAsia="宋体" w:cs="宋体"/>
           <w:spacing w:val="-59"/>
           <w:sz w:val="24"/>
           <w:szCs w:val="24"/>
@@ -6840,7 +6920,7 @@
       </w:r>
       <w:r>
         <w:rPr>
-          <w:rFonts w:ascii="宋体" w:eastAsia="宋体" w:hAnsi="宋体" w:cs="宋体"/>
+          <w:rFonts w:ascii="宋体" w:hAnsi="宋体" w:eastAsia="宋体" w:cs="宋体"/>
           <w:spacing w:val="-2"/>
           <w:sz w:val="24"/>
           <w:szCs w:val="24"/>
@@ -6849,7 +6929,7 @@
       </w:r>
       <w:r>
         <w:rPr>
-          <w:rFonts w:ascii="宋体" w:eastAsia="宋体" w:hAnsi="宋体" w:cs="宋体"/>
+          <w:rFonts w:ascii="宋体" w:hAnsi="宋体" w:eastAsia="宋体" w:cs="宋体"/>
           <w:spacing w:val="-1"/>
           <w:sz w:val="24"/>
           <w:szCs w:val="24"/>
@@ -6859,7 +6939,7 @@
     </w:p>
     <w:p>
       <w:pPr>
-        <w:pStyle w:val="2"/>
+        <w:pStyle w:val="30"/>
         <w:keepLines w:val="0"/>
         <w:pageBreakBefore w:val="0"/>
         <w:widowControl w:val="0"/>
@@ -6875,7 +6955,7 @@
     </w:p>
     <w:p>
       <w:pPr>
-        <w:pStyle w:val="3"/>
+        <w:pStyle w:val="31"/>
         <w:keepLines w:val="0"/>
         <w:pageBreakBefore w:val="0"/>
         <w:widowControl w:val="0"/>
@@ -6893,7 +6973,7 @@
     </w:p>
     <w:p>
       <w:pPr>
-        <w:pStyle w:val="a1"/>
+        <w:pStyle w:val="29"/>
         <w:keepLines w:val="0"/>
         <w:pageBreakBefore w:val="0"/>
         <w:widowControl w:val="0"/>
@@ -6907,7 +6987,7 @@
     </w:p>
     <w:p>
       <w:pPr>
-        <w:pStyle w:val="3"/>
+        <w:pStyle w:val="31"/>
         <w:keepLines w:val="0"/>
         <w:pageBreakBefore w:val="0"/>
         <w:widowControl w:val="0"/>
@@ -6923,14 +7003,14 @@
     </w:p>
     <w:p>
       <w:pPr>
-        <w:pStyle w:val="a1"/>
+        <w:pStyle w:val="29"/>
         <w:keepLines w:val="0"/>
         <w:pageBreakBefore w:val="0"/>
         <w:widowControl w:val="0"/>
         <w:wordWrap/>
         <w:overflowPunct/>
         <w:bidi w:val="0"/>
-        <w:ind w:left="0" w:right="0" w:firstLine="0" w:leftChars="0" w:rightChars="0" w:firstLineChars="0"/>
+        <w:ind w:left="0" w:leftChars="0" w:right="0" w:rightChars="0" w:firstLine="0" w:firstLineChars="0"/>
         <w:jc w:val="center"/>
         <w:rPr>
           <w:rFonts w:hint="default"/>
@@ -7031,17 +7111,18 @@
     </w:p>
     <w:tbl>
       <w:tblPr>
-        <w:tblStyle w:val="Table"/>
+        <w:tblStyle w:val="37"/>
         <w:tblW w:w="8316" w:type="dxa"/>
         <w:tblInd w:w="115" w:type="dxa"/>
         <w:tblBorders>
-          <w:top w:val="single" w:sz="4" w:space="0" w:color="auto"/>
-          <w:left w:val="single" w:sz="4" w:space="0" w:color="auto"/>
-          <w:bottom w:val="single" w:sz="4" w:space="0" w:color="auto"/>
-          <w:right w:val="single" w:sz="4" w:space="0" w:color="auto"/>
-          <w:insideH w:val="single" w:sz="4" w:space="0" w:color="auto"/>
-          <w:insideV w:val="single" w:sz="4" w:space="0" w:color="auto"/>
+          <w:top w:val="single" w:color="auto" w:sz="4" w:space="0"/>
+          <w:left w:val="single" w:color="auto" w:sz="4" w:space="0"/>
+          <w:bottom w:val="single" w:color="auto" w:sz="4" w:space="0"/>
+          <w:right w:val="single" w:color="auto" w:sz="4" w:space="0"/>
+          <w:insideH w:val="single" w:color="auto" w:sz="4" w:space="0"/>
+          <w:insideV w:val="single" w:color="auto" w:sz="4" w:space="0"/>
         </w:tblBorders>
+        <w:tblLayout w:type="autofit"/>
         <w:tblCellMar>
           <w:top w:w="0" w:type="dxa"/>
           <w:left w:w="108" w:type="dxa"/>
@@ -7056,15 +7137,13 @@
       </w:tblGrid>
       <w:tr>
         <w:tblPrEx>
-          <w:tblW w:w="8316" w:type="dxa"/>
-          <w:tblInd w:w="115" w:type="dxa"/>
           <w:tblBorders>
-            <w:top w:val="single" w:sz="4" w:space="0" w:color="auto"/>
-            <w:left w:val="single" w:sz="4" w:space="0" w:color="auto"/>
-            <w:bottom w:val="single" w:sz="4" w:space="0" w:color="auto"/>
-            <w:right w:val="single" w:sz="4" w:space="0" w:color="auto"/>
-            <w:insideH w:val="single" w:sz="4" w:space="0" w:color="auto"/>
-            <w:insideV w:val="single" w:sz="4" w:space="0" w:color="auto"/>
+            <w:top w:val="single" w:color="auto" w:sz="4" w:space="0"/>
+            <w:left w:val="single" w:color="auto" w:sz="4" w:space="0"/>
+            <w:bottom w:val="single" w:color="auto" w:sz="4" w:space="0"/>
+            <w:right w:val="single" w:color="auto" w:sz="4" w:space="0"/>
+            <w:insideH w:val="single" w:color="auto" w:sz="4" w:space="0"/>
+            <w:insideV w:val="single" w:color="auto" w:sz="4" w:space="0"/>
           </w:tblBorders>
           <w:tblCellMar>
             <w:top w:w="0" w:type="dxa"/>
@@ -7082,7 +7161,7 @@
           </w:tcPr>
           <w:p>
             <w:pPr>
-              <w:pStyle w:val="Compact"/>
+              <w:pStyle w:val="36"/>
               <w:keepLines w:val="0"/>
               <w:pageBreakBefore w:val="0"/>
               <w:widowControl w:val="0"/>
@@ -7091,14 +7170,14 @@
               <w:bidi w:val="0"/>
               <w:jc w:val="center"/>
               <w:rPr>
-                <w:rFonts w:ascii="宋体" w:eastAsia="宋体" w:hAnsi="宋体" w:cs="宋体" w:hint="eastAsia"/>
+                <w:rFonts w:hint="eastAsia" w:ascii="宋体" w:hAnsi="宋体" w:eastAsia="宋体" w:cs="宋体"/>
                 <w:b/>
                 <w:bCs/>
               </w:rPr>
             </w:pPr>
             <w:r>
               <w:rPr>
-                <w:rFonts w:ascii="宋体" w:eastAsia="宋体" w:hAnsi="宋体" w:cs="宋体" w:hint="eastAsia"/>
+                <w:rFonts w:hint="eastAsia" w:ascii="宋体" w:hAnsi="宋体" w:eastAsia="宋体" w:cs="宋体"/>
                 <w:b/>
                 <w:bCs/>
               </w:rPr>
@@ -7112,7 +7191,7 @@
           </w:tcPr>
           <w:p>
             <w:pPr>
-              <w:pStyle w:val="Compact"/>
+              <w:pStyle w:val="36"/>
               <w:keepLines w:val="0"/>
               <w:pageBreakBefore w:val="0"/>
               <w:widowControl w:val="0"/>
@@ -7121,14 +7200,14 @@
               <w:bidi w:val="0"/>
               <w:jc w:val="center"/>
               <w:rPr>
-                <w:rFonts w:ascii="宋体" w:eastAsia="宋体" w:hAnsi="宋体" w:cs="宋体" w:hint="eastAsia"/>
+                <w:rFonts w:hint="eastAsia" w:ascii="宋体" w:hAnsi="宋体" w:eastAsia="宋体" w:cs="宋体"/>
                 <w:b/>
                 <w:bCs/>
               </w:rPr>
             </w:pPr>
             <w:r>
               <w:rPr>
-                <w:rFonts w:ascii="宋体" w:eastAsia="宋体" w:hAnsi="宋体" w:cs="宋体" w:hint="eastAsia"/>
+                <w:rFonts w:hint="eastAsia" w:ascii="宋体" w:hAnsi="宋体" w:eastAsia="宋体" w:cs="宋体"/>
                 <w:b/>
                 <w:bCs/>
               </w:rPr>
@@ -7142,7 +7221,7 @@
           </w:tcPr>
           <w:p>
             <w:pPr>
-              <w:pStyle w:val="Compact"/>
+              <w:pStyle w:val="36"/>
               <w:keepLines w:val="0"/>
               <w:pageBreakBefore w:val="0"/>
               <w:widowControl w:val="0"/>
@@ -7151,14 +7230,14 @@
               <w:bidi w:val="0"/>
               <w:jc w:val="left"/>
               <w:rPr>
-                <w:rFonts w:ascii="宋体" w:eastAsia="宋体" w:hAnsi="宋体" w:cs="宋体" w:hint="eastAsia"/>
+                <w:rFonts w:hint="eastAsia" w:ascii="宋体" w:hAnsi="宋体" w:eastAsia="宋体" w:cs="宋体"/>
                 <w:b/>
                 <w:bCs/>
               </w:rPr>
             </w:pPr>
             <w:r>
               <w:rPr>
-                <w:rFonts w:ascii="宋体" w:eastAsia="宋体" w:hAnsi="宋体" w:cs="宋体" w:hint="eastAsia"/>
+                <w:rFonts w:hint="eastAsia" w:ascii="宋体" w:hAnsi="宋体" w:eastAsia="宋体" w:cs="宋体"/>
                 <w:b/>
                 <w:bCs/>
               </w:rPr>
@@ -7169,8 +7248,14 @@
       </w:tr>
       <w:tr>
         <w:tblPrEx>
-          <w:tblW w:w="8316" w:type="dxa"/>
-          <w:tblInd w:w="115" w:type="dxa"/>
+          <w:tblBorders>
+            <w:top w:val="single" w:color="auto" w:sz="4" w:space="0"/>
+            <w:left w:val="single" w:color="auto" w:sz="4" w:space="0"/>
+            <w:bottom w:val="single" w:color="auto" w:sz="4" w:space="0"/>
+            <w:right w:val="single" w:color="auto" w:sz="4" w:space="0"/>
+            <w:insideH w:val="single" w:color="auto" w:sz="4" w:space="0"/>
+            <w:insideV w:val="single" w:color="auto" w:sz="4" w:space="0"/>
+          </w:tblBorders>
           <w:tblCellMar>
             <w:top w:w="0" w:type="dxa"/>
             <w:left w:w="108" w:type="dxa"/>
@@ -7184,22 +7269,22 @@
           </w:tcPr>
           <w:p>
             <w:pPr>
-              <w:pStyle w:val="Compact"/>
-              <w:keepLines w:val="0"/>
-              <w:pageBreakBefore w:val="0"/>
-              <w:widowControl w:val="0"/>
-              <w:wordWrap/>
-              <w:overflowPunct/>
-              <w:bidi w:val="0"/>
-              <w:ind w:left="0" w:right="0" w:firstLine="0" w:leftChars="0" w:rightChars="0" w:firstLineChars="0"/>
+              <w:pStyle w:val="36"/>
+              <w:keepLines w:val="0"/>
+              <w:pageBreakBefore w:val="0"/>
+              <w:widowControl w:val="0"/>
+              <w:wordWrap/>
+              <w:overflowPunct/>
+              <w:bidi w:val="0"/>
+              <w:ind w:left="0" w:leftChars="0" w:right="0" w:rightChars="0" w:firstLine="0" w:firstLineChars="0"/>
               <w:jc w:val="center"/>
               <w:rPr>
-                <w:rFonts w:ascii="宋体" w:eastAsia="宋体" w:hAnsi="宋体" w:cs="宋体" w:hint="eastAsia"/>
+                <w:rFonts w:hint="eastAsia" w:ascii="宋体" w:hAnsi="宋体" w:eastAsia="宋体" w:cs="宋体"/>
               </w:rPr>
             </w:pPr>
             <w:r>
               <w:rPr>
-                <w:rFonts w:ascii="宋体" w:eastAsia="宋体" w:hAnsi="宋体" w:cs="宋体" w:hint="eastAsia"/>
+                <w:rFonts w:hint="eastAsia" w:ascii="宋体" w:hAnsi="宋体" w:eastAsia="宋体" w:cs="宋体"/>
               </w:rPr>
               <w:t>A等</w:t>
             </w:r>
@@ -7211,22 +7296,22 @@
           </w:tcPr>
           <w:p>
             <w:pPr>
-              <w:pStyle w:val="Compact"/>
-              <w:keepLines w:val="0"/>
-              <w:pageBreakBefore w:val="0"/>
-              <w:widowControl w:val="0"/>
-              <w:wordWrap/>
-              <w:overflowPunct/>
-              <w:bidi w:val="0"/>
-              <w:ind w:left="0" w:right="0" w:firstLine="0" w:leftChars="0" w:rightChars="0" w:firstLineChars="0"/>
+              <w:pStyle w:val="36"/>
+              <w:keepLines w:val="0"/>
+              <w:pageBreakBefore w:val="0"/>
+              <w:widowControl w:val="0"/>
+              <w:wordWrap/>
+              <w:overflowPunct/>
+              <w:bidi w:val="0"/>
+              <w:ind w:left="0" w:leftChars="0" w:right="0" w:rightChars="0" w:firstLine="0" w:firstLineChars="0"/>
               <w:jc w:val="center"/>
               <w:rPr>
-                <w:rFonts w:ascii="宋体" w:eastAsia="宋体" w:hAnsi="宋体" w:cs="宋体" w:hint="eastAsia"/>
+                <w:rFonts w:hint="eastAsia" w:ascii="宋体" w:hAnsi="宋体" w:eastAsia="宋体" w:cs="宋体"/>
               </w:rPr>
             </w:pPr>
             <w:r>
               <w:rPr>
-                <w:rFonts w:ascii="宋体" w:eastAsia="宋体" w:hAnsi="宋体" w:cs="宋体" w:hint="eastAsia"/>
+                <w:rFonts w:hint="eastAsia" w:ascii="宋体" w:hAnsi="宋体" w:eastAsia="宋体" w:cs="宋体"/>
               </w:rPr>
               <w:t>150%</w:t>
             </w:r>
@@ -7238,7 +7323,7 @@
           </w:tcPr>
           <w:p>
             <w:pPr>
-              <w:pStyle w:val="Compact"/>
+              <w:pStyle w:val="36"/>
               <w:keepLines w:val="0"/>
               <w:pageBreakBefore w:val="0"/>
               <w:widowControl w:val="0"/>
@@ -7247,12 +7332,12 @@
               <w:bidi w:val="0"/>
               <w:jc w:val="left"/>
               <w:rPr>
-                <w:rFonts w:ascii="宋体" w:eastAsia="宋体" w:hAnsi="宋体" w:cs="宋体" w:hint="eastAsia"/>
+                <w:rFonts w:hint="eastAsia" w:ascii="宋体" w:hAnsi="宋体" w:eastAsia="宋体" w:cs="宋体"/>
               </w:rPr>
             </w:pPr>
             <w:r>
               <w:rPr>
-                <w:rFonts w:ascii="宋体" w:eastAsia="宋体" w:hAnsi="宋体" w:cs="宋体" w:hint="eastAsia"/>
+                <w:rFonts w:hint="eastAsia" w:ascii="宋体" w:hAnsi="宋体" w:eastAsia="宋体" w:cs="宋体"/>
               </w:rPr>
               <w:t>绩效工资按1.5倍发放</w:t>
             </w:r>
@@ -7261,8 +7346,14 @@
       </w:tr>
       <w:tr>
         <w:tblPrEx>
-          <w:tblW w:w="8316" w:type="dxa"/>
-          <w:tblInd w:w="115" w:type="dxa"/>
+          <w:tblBorders>
+            <w:top w:val="single" w:color="auto" w:sz="4" w:space="0"/>
+            <w:left w:val="single" w:color="auto" w:sz="4" w:space="0"/>
+            <w:bottom w:val="single" w:color="auto" w:sz="4" w:space="0"/>
+            <w:right w:val="single" w:color="auto" w:sz="4" w:space="0"/>
+            <w:insideH w:val="single" w:color="auto" w:sz="4" w:space="0"/>
+            <w:insideV w:val="single" w:color="auto" w:sz="4" w:space="0"/>
+          </w:tblBorders>
           <w:tblCellMar>
             <w:top w:w="0" w:type="dxa"/>
             <w:left w:w="108" w:type="dxa"/>
@@ -7276,22 +7367,22 @@
           </w:tcPr>
           <w:p>
             <w:pPr>
-              <w:pStyle w:val="Compact"/>
-              <w:keepLines w:val="0"/>
-              <w:pageBreakBefore w:val="0"/>
-              <w:widowControl w:val="0"/>
-              <w:wordWrap/>
-              <w:overflowPunct/>
-              <w:bidi w:val="0"/>
-              <w:ind w:left="0" w:right="0" w:firstLine="0" w:leftChars="0" w:rightChars="0" w:firstLineChars="0"/>
+              <w:pStyle w:val="36"/>
+              <w:keepLines w:val="0"/>
+              <w:pageBreakBefore w:val="0"/>
+              <w:widowControl w:val="0"/>
+              <w:wordWrap/>
+              <w:overflowPunct/>
+              <w:bidi w:val="0"/>
+              <w:ind w:left="0" w:leftChars="0" w:right="0" w:rightChars="0" w:firstLine="0" w:firstLineChars="0"/>
               <w:jc w:val="center"/>
               <w:rPr>
-                <w:rFonts w:ascii="宋体" w:eastAsia="宋体" w:hAnsi="宋体" w:cs="宋体" w:hint="eastAsia"/>
+                <w:rFonts w:hint="eastAsia" w:ascii="宋体" w:hAnsi="宋体" w:eastAsia="宋体" w:cs="宋体"/>
               </w:rPr>
             </w:pPr>
             <w:r>
               <w:rPr>
-                <w:rFonts w:ascii="宋体" w:eastAsia="宋体" w:hAnsi="宋体" w:cs="宋体" w:hint="eastAsia"/>
+                <w:rFonts w:hint="eastAsia" w:ascii="宋体" w:hAnsi="宋体" w:eastAsia="宋体" w:cs="宋体"/>
               </w:rPr>
               <w:t>B等</w:t>
             </w:r>
@@ -7303,22 +7394,22 @@
           </w:tcPr>
           <w:p>
             <w:pPr>
-              <w:pStyle w:val="Compact"/>
-              <w:keepLines w:val="0"/>
-              <w:pageBreakBefore w:val="0"/>
-              <w:widowControl w:val="0"/>
-              <w:wordWrap/>
-              <w:overflowPunct/>
-              <w:bidi w:val="0"/>
-              <w:ind w:left="0" w:right="0" w:firstLine="0" w:leftChars="0" w:rightChars="0" w:firstLineChars="0"/>
+              <w:pStyle w:val="36"/>
+              <w:keepLines w:val="0"/>
+              <w:pageBreakBefore w:val="0"/>
+              <w:widowControl w:val="0"/>
+              <w:wordWrap/>
+              <w:overflowPunct/>
+              <w:bidi w:val="0"/>
+              <w:ind w:left="0" w:leftChars="0" w:right="0" w:rightChars="0" w:firstLine="0" w:firstLineChars="0"/>
               <w:jc w:val="center"/>
               <w:rPr>
-                <w:rFonts w:ascii="宋体" w:eastAsia="宋体" w:hAnsi="宋体" w:cs="宋体" w:hint="eastAsia"/>
+                <w:rFonts w:hint="eastAsia" w:ascii="宋体" w:hAnsi="宋体" w:eastAsia="宋体" w:cs="宋体"/>
               </w:rPr>
             </w:pPr>
             <w:r>
               <w:rPr>
-                <w:rFonts w:ascii="宋体" w:eastAsia="宋体" w:hAnsi="宋体" w:cs="宋体" w:hint="eastAsia"/>
+                <w:rFonts w:hint="eastAsia" w:ascii="宋体" w:hAnsi="宋体" w:eastAsia="宋体" w:cs="宋体"/>
               </w:rPr>
               <w:t>120%</w:t>
             </w:r>
@@ -7330,7 +7421,7 @@
           </w:tcPr>
           <w:p>
             <w:pPr>
-              <w:pStyle w:val="Compact"/>
+              <w:pStyle w:val="36"/>
               <w:keepLines w:val="0"/>
               <w:pageBreakBefore w:val="0"/>
               <w:widowControl w:val="0"/>
@@ -7339,12 +7430,12 @@
               <w:bidi w:val="0"/>
               <w:jc w:val="left"/>
               <w:rPr>
-                <w:rFonts w:ascii="宋体" w:eastAsia="宋体" w:hAnsi="宋体" w:cs="宋体" w:hint="eastAsia"/>
+                <w:rFonts w:hint="eastAsia" w:ascii="宋体" w:hAnsi="宋体" w:eastAsia="宋体" w:cs="宋体"/>
               </w:rPr>
             </w:pPr>
             <w:r>
               <w:rPr>
-                <w:rFonts w:ascii="宋体" w:eastAsia="宋体" w:hAnsi="宋体" w:cs="宋体" w:hint="eastAsia"/>
+                <w:rFonts w:hint="eastAsia" w:ascii="宋体" w:hAnsi="宋体" w:eastAsia="宋体" w:cs="宋体"/>
               </w:rPr>
               <w:t>绩效工资按1.2倍发放</w:t>
             </w:r>
@@ -7353,8 +7444,14 @@
       </w:tr>
       <w:tr>
         <w:tblPrEx>
-          <w:tblW w:w="8316" w:type="dxa"/>
-          <w:tblInd w:w="115" w:type="dxa"/>
+          <w:tblBorders>
+            <w:top w:val="single" w:color="auto" w:sz="4" w:space="0"/>
+            <w:left w:val="single" w:color="auto" w:sz="4" w:space="0"/>
+            <w:bottom w:val="single" w:color="auto" w:sz="4" w:space="0"/>
+            <w:right w:val="single" w:color="auto" w:sz="4" w:space="0"/>
+            <w:insideH w:val="single" w:color="auto" w:sz="4" w:space="0"/>
+            <w:insideV w:val="single" w:color="auto" w:sz="4" w:space="0"/>
+          </w:tblBorders>
           <w:tblCellMar>
             <w:top w:w="0" w:type="dxa"/>
             <w:left w:w="108" w:type="dxa"/>
@@ -7368,22 +7465,22 @@
           </w:tcPr>
           <w:p>
             <w:pPr>
-              <w:pStyle w:val="Compact"/>
-              <w:keepLines w:val="0"/>
-              <w:pageBreakBefore w:val="0"/>
-              <w:widowControl w:val="0"/>
-              <w:wordWrap/>
-              <w:overflowPunct/>
-              <w:bidi w:val="0"/>
-              <w:ind w:left="0" w:right="0" w:firstLine="0" w:leftChars="0" w:rightChars="0" w:firstLineChars="0"/>
+              <w:pStyle w:val="36"/>
+              <w:keepLines w:val="0"/>
+              <w:pageBreakBefore w:val="0"/>
+              <w:widowControl w:val="0"/>
+              <w:wordWrap/>
+              <w:overflowPunct/>
+              <w:bidi w:val="0"/>
+              <w:ind w:left="0" w:leftChars="0" w:right="0" w:rightChars="0" w:firstLine="0" w:firstLineChars="0"/>
               <w:jc w:val="center"/>
               <w:rPr>
-                <w:rFonts w:ascii="宋体" w:eastAsia="宋体" w:hAnsi="宋体" w:cs="宋体" w:hint="eastAsia"/>
+                <w:rFonts w:hint="eastAsia" w:ascii="宋体" w:hAnsi="宋体" w:eastAsia="宋体" w:cs="宋体"/>
               </w:rPr>
             </w:pPr>
             <w:r>
               <w:rPr>
-                <w:rFonts w:ascii="宋体" w:eastAsia="宋体" w:hAnsi="宋体" w:cs="宋体" w:hint="eastAsia"/>
+                <w:rFonts w:hint="eastAsia" w:ascii="宋体" w:hAnsi="宋体" w:eastAsia="宋体" w:cs="宋体"/>
               </w:rPr>
               <w:t>C 等</w:t>
             </w:r>
@@ -7395,22 +7492,22 @@
           </w:tcPr>
           <w:p>
             <w:pPr>
-              <w:pStyle w:val="Compact"/>
-              <w:keepLines w:val="0"/>
-              <w:pageBreakBefore w:val="0"/>
-              <w:widowControl w:val="0"/>
-              <w:wordWrap/>
-              <w:overflowPunct/>
-              <w:bidi w:val="0"/>
-              <w:ind w:left="0" w:right="0" w:firstLine="0" w:leftChars="0" w:rightChars="0" w:firstLineChars="0"/>
+              <w:pStyle w:val="36"/>
+              <w:keepLines w:val="0"/>
+              <w:pageBreakBefore w:val="0"/>
+              <w:widowControl w:val="0"/>
+              <w:wordWrap/>
+              <w:overflowPunct/>
+              <w:bidi w:val="0"/>
+              <w:ind w:left="0" w:leftChars="0" w:right="0" w:rightChars="0" w:firstLine="0" w:firstLineChars="0"/>
               <w:jc w:val="center"/>
               <w:rPr>
-                <w:rFonts w:ascii="宋体" w:eastAsia="宋体" w:hAnsi="宋体" w:cs="宋体" w:hint="eastAsia"/>
+                <w:rFonts w:hint="eastAsia" w:ascii="宋体" w:hAnsi="宋体" w:eastAsia="宋体" w:cs="宋体"/>
               </w:rPr>
             </w:pPr>
             <w:r>
               <w:rPr>
-                <w:rFonts w:ascii="宋体" w:eastAsia="宋体" w:hAnsi="宋体" w:cs="宋体" w:hint="eastAsia"/>
+                <w:rFonts w:hint="eastAsia" w:ascii="宋体" w:hAnsi="宋体" w:eastAsia="宋体" w:cs="宋体"/>
               </w:rPr>
               <w:t>100%</w:t>
             </w:r>
@@ -7422,7 +7519,7 @@
           </w:tcPr>
           <w:p>
             <w:pPr>
-              <w:pStyle w:val="Compact"/>
+              <w:pStyle w:val="36"/>
               <w:keepLines w:val="0"/>
               <w:pageBreakBefore w:val="0"/>
               <w:widowControl w:val="0"/>
@@ -7431,12 +7528,12 @@
               <w:bidi w:val="0"/>
               <w:jc w:val="left"/>
               <w:rPr>
-                <w:rFonts w:ascii="宋体" w:eastAsia="宋体" w:hAnsi="宋体" w:cs="宋体" w:hint="eastAsia"/>
+                <w:rFonts w:hint="eastAsia" w:ascii="宋体" w:hAnsi="宋体" w:eastAsia="宋体" w:cs="宋体"/>
               </w:rPr>
             </w:pPr>
             <w:r>
               <w:rPr>
-                <w:rFonts w:ascii="宋体" w:eastAsia="宋体" w:hAnsi="宋体" w:cs="宋体" w:hint="eastAsia"/>
+                <w:rFonts w:hint="eastAsia" w:ascii="宋体" w:hAnsi="宋体" w:eastAsia="宋体" w:cs="宋体"/>
               </w:rPr>
               <w:t>绩效工资全额发放</w:t>
             </w:r>
@@ -7445,8 +7542,14 @@
       </w:tr>
       <w:tr>
         <w:tblPrEx>
-          <w:tblW w:w="8316" w:type="dxa"/>
-          <w:tblInd w:w="115" w:type="dxa"/>
+          <w:tblBorders>
+            <w:top w:val="single" w:color="auto" w:sz="4" w:space="0"/>
+            <w:left w:val="single" w:color="auto" w:sz="4" w:space="0"/>
+            <w:bottom w:val="single" w:color="auto" w:sz="4" w:space="0"/>
+            <w:right w:val="single" w:color="auto" w:sz="4" w:space="0"/>
+            <w:insideH w:val="single" w:color="auto" w:sz="4" w:space="0"/>
+            <w:insideV w:val="single" w:color="auto" w:sz="4" w:space="0"/>
+          </w:tblBorders>
           <w:tblCellMar>
             <w:top w:w="0" w:type="dxa"/>
             <w:left w:w="108" w:type="dxa"/>
@@ -7460,22 +7563,22 @@
           </w:tcPr>
           <w:p>
             <w:pPr>
-              <w:pStyle w:val="Compact"/>
-              <w:keepLines w:val="0"/>
-              <w:pageBreakBefore w:val="0"/>
-              <w:widowControl w:val="0"/>
-              <w:wordWrap/>
-              <w:overflowPunct/>
-              <w:bidi w:val="0"/>
-              <w:ind w:left="0" w:right="0" w:firstLine="0" w:leftChars="0" w:rightChars="0" w:firstLineChars="0"/>
+              <w:pStyle w:val="36"/>
+              <w:keepLines w:val="0"/>
+              <w:pageBreakBefore w:val="0"/>
+              <w:widowControl w:val="0"/>
+              <w:wordWrap/>
+              <w:overflowPunct/>
+              <w:bidi w:val="0"/>
+              <w:ind w:left="0" w:leftChars="0" w:right="0" w:rightChars="0" w:firstLine="0" w:firstLineChars="0"/>
               <w:jc w:val="center"/>
               <w:rPr>
-                <w:rFonts w:ascii="宋体" w:eastAsia="宋体" w:hAnsi="宋体" w:cs="宋体" w:hint="eastAsia"/>
+                <w:rFonts w:hint="eastAsia" w:ascii="宋体" w:hAnsi="宋体" w:eastAsia="宋体" w:cs="宋体"/>
               </w:rPr>
             </w:pPr>
             <w:r>
               <w:rPr>
-                <w:rFonts w:ascii="宋体" w:eastAsia="宋体" w:hAnsi="宋体" w:cs="宋体" w:hint="eastAsia"/>
+                <w:rFonts w:hint="eastAsia" w:ascii="宋体" w:hAnsi="宋体" w:eastAsia="宋体" w:cs="宋体"/>
               </w:rPr>
               <w:t>D 等</w:t>
             </w:r>
@@ -7487,22 +7590,22 @@
           </w:tcPr>
           <w:p>
             <w:pPr>
-              <w:pStyle w:val="Compact"/>
-              <w:keepLines w:val="0"/>
-              <w:pageBreakBefore w:val="0"/>
-              <w:widowControl w:val="0"/>
-              <w:wordWrap/>
-              <w:overflowPunct/>
-              <w:bidi w:val="0"/>
-              <w:ind w:left="0" w:right="0" w:firstLine="0" w:leftChars="0" w:rightChars="0" w:firstLineChars="0"/>
+              <w:pStyle w:val="36"/>
+              <w:keepLines w:val="0"/>
+              <w:pageBreakBefore w:val="0"/>
+              <w:widowControl w:val="0"/>
+              <w:wordWrap/>
+              <w:overflowPunct/>
+              <w:bidi w:val="0"/>
+              <w:ind w:left="0" w:leftChars="0" w:right="0" w:rightChars="0" w:firstLine="0" w:firstLineChars="0"/>
               <w:jc w:val="center"/>
               <w:rPr>
-                <w:rFonts w:ascii="宋体" w:eastAsia="宋体" w:hAnsi="宋体" w:cs="宋体" w:hint="eastAsia"/>
+                <w:rFonts w:hint="eastAsia" w:ascii="宋体" w:hAnsi="宋体" w:eastAsia="宋体" w:cs="宋体"/>
               </w:rPr>
             </w:pPr>
             <w:r>
               <w:rPr>
-                <w:rFonts w:ascii="宋体" w:eastAsia="宋体" w:hAnsi="宋体" w:cs="宋体" w:hint="eastAsia"/>
+                <w:rFonts w:hint="eastAsia" w:ascii="宋体" w:hAnsi="宋体" w:eastAsia="宋体" w:cs="宋体"/>
               </w:rPr>
               <w:t>60%</w:t>
             </w:r>
@@ -7514,7 +7617,7 @@
           </w:tcPr>
           <w:p>
             <w:pPr>
-              <w:pStyle w:val="Compact"/>
+              <w:pStyle w:val="36"/>
               <w:keepLines w:val="0"/>
               <w:pageBreakBefore w:val="0"/>
               <w:widowControl w:val="0"/>
@@ -7523,12 +7626,12 @@
               <w:bidi w:val="0"/>
               <w:jc w:val="left"/>
               <w:rPr>
-                <w:rFonts w:ascii="宋体" w:eastAsia="宋体" w:hAnsi="宋体" w:cs="宋体" w:hint="eastAsia"/>
+                <w:rFonts w:hint="eastAsia" w:ascii="宋体" w:hAnsi="宋体" w:eastAsia="宋体" w:cs="宋体"/>
               </w:rPr>
             </w:pPr>
             <w:r>
               <w:rPr>
-                <w:rFonts w:ascii="宋体" w:eastAsia="宋体" w:hAnsi="宋体" w:cs="宋体" w:hint="eastAsia"/>
+                <w:rFonts w:hint="eastAsia" w:ascii="宋体" w:hAnsi="宋体" w:eastAsia="宋体" w:cs="宋体"/>
               </w:rPr>
               <w:t>绩效工资按60%发放</w:t>
             </w:r>
@@ -7537,8 +7640,14 @@
       </w:tr>
       <w:tr>
         <w:tblPrEx>
-          <w:tblW w:w="8316" w:type="dxa"/>
-          <w:tblInd w:w="115" w:type="dxa"/>
+          <w:tblBorders>
+            <w:top w:val="single" w:color="auto" w:sz="4" w:space="0"/>
+            <w:left w:val="single" w:color="auto" w:sz="4" w:space="0"/>
+            <w:bottom w:val="single" w:color="auto" w:sz="4" w:space="0"/>
+            <w:right w:val="single" w:color="auto" w:sz="4" w:space="0"/>
+            <w:insideH w:val="single" w:color="auto" w:sz="4" w:space="0"/>
+            <w:insideV w:val="single" w:color="auto" w:sz="4" w:space="0"/>
+          </w:tblBorders>
           <w:tblCellMar>
             <w:top w:w="0" w:type="dxa"/>
             <w:left w:w="108" w:type="dxa"/>
@@ -7552,22 +7661,22 @@
           </w:tcPr>
           <w:p>
             <w:pPr>
-              <w:pStyle w:val="Compact"/>
-              <w:keepLines w:val="0"/>
-              <w:pageBreakBefore w:val="0"/>
-              <w:widowControl w:val="0"/>
-              <w:wordWrap/>
-              <w:overflowPunct/>
-              <w:bidi w:val="0"/>
-              <w:ind w:left="0" w:right="0" w:firstLine="0" w:leftChars="0" w:rightChars="0" w:firstLineChars="0"/>
+              <w:pStyle w:val="36"/>
+              <w:keepLines w:val="0"/>
+              <w:pageBreakBefore w:val="0"/>
+              <w:widowControl w:val="0"/>
+              <w:wordWrap/>
+              <w:overflowPunct/>
+              <w:bidi w:val="0"/>
+              <w:ind w:left="0" w:leftChars="0" w:right="0" w:rightChars="0" w:firstLine="0" w:firstLineChars="0"/>
               <w:jc w:val="center"/>
               <w:rPr>
-                <w:rFonts w:ascii="宋体" w:eastAsia="宋体" w:hAnsi="宋体" w:cs="宋体" w:hint="eastAsia"/>
+                <w:rFonts w:hint="eastAsia" w:ascii="宋体" w:hAnsi="宋体" w:eastAsia="宋体" w:cs="宋体"/>
               </w:rPr>
             </w:pPr>
             <w:r>
               <w:rPr>
-                <w:rFonts w:ascii="宋体" w:eastAsia="宋体" w:hAnsi="宋体" w:cs="宋体" w:hint="eastAsia"/>
+                <w:rFonts w:hint="eastAsia" w:ascii="宋体" w:hAnsi="宋体" w:eastAsia="宋体" w:cs="宋体"/>
               </w:rPr>
               <w:t>E 等</w:t>
             </w:r>
@@ -7579,22 +7688,22 @@
           </w:tcPr>
           <w:p>
             <w:pPr>
-              <w:pStyle w:val="Compact"/>
-              <w:keepLines w:val="0"/>
-              <w:pageBreakBefore w:val="0"/>
-              <w:widowControl w:val="0"/>
-              <w:wordWrap/>
-              <w:overflowPunct/>
-              <w:bidi w:val="0"/>
-              <w:ind w:left="0" w:right="0" w:firstLine="0" w:leftChars="0" w:rightChars="0" w:firstLineChars="0"/>
+              <w:pStyle w:val="36"/>
+              <w:keepLines w:val="0"/>
+              <w:pageBreakBefore w:val="0"/>
+              <w:widowControl w:val="0"/>
+              <w:wordWrap/>
+              <w:overflowPunct/>
+              <w:bidi w:val="0"/>
+              <w:ind w:left="0" w:leftChars="0" w:right="0" w:rightChars="0" w:firstLine="0" w:firstLineChars="0"/>
               <w:jc w:val="center"/>
               <w:rPr>
-                <w:rFonts w:ascii="宋体" w:eastAsia="宋体" w:hAnsi="宋体" w:cs="宋体" w:hint="eastAsia"/>
+                <w:rFonts w:hint="eastAsia" w:ascii="宋体" w:hAnsi="宋体" w:eastAsia="宋体" w:cs="宋体"/>
               </w:rPr>
             </w:pPr>
             <w:r>
               <w:rPr>
-                <w:rFonts w:ascii="宋体" w:eastAsia="宋体" w:hAnsi="宋体" w:cs="宋体" w:hint="eastAsia"/>
+                <w:rFonts w:hint="eastAsia" w:ascii="宋体" w:hAnsi="宋体" w:eastAsia="宋体" w:cs="宋体"/>
               </w:rPr>
               <w:t>0%</w:t>
             </w:r>
@@ -7606,7 +7715,7 @@
           </w:tcPr>
           <w:p>
             <w:pPr>
-              <w:pStyle w:val="Compact"/>
+              <w:pStyle w:val="36"/>
               <w:keepLines w:val="0"/>
               <w:pageBreakBefore w:val="0"/>
               <w:widowControl w:val="0"/>
@@ -7615,12 +7724,12 @@
               <w:bidi w:val="0"/>
               <w:jc w:val="left"/>
               <w:rPr>
-                <w:rFonts w:ascii="宋体" w:eastAsia="宋体" w:hAnsi="宋体" w:cs="宋体" w:hint="eastAsia"/>
+                <w:rFonts w:hint="eastAsia" w:ascii="宋体" w:hAnsi="宋体" w:eastAsia="宋体" w:cs="宋体"/>
               </w:rPr>
             </w:pPr>
             <w:r>
               <w:rPr>
-                <w:rFonts w:ascii="宋体" w:eastAsia="宋体" w:hAnsi="宋体" w:cs="宋体" w:hint="eastAsia"/>
+                <w:rFonts w:hint="eastAsia" w:ascii="宋体" w:hAnsi="宋体" w:eastAsia="宋体" w:cs="宋体"/>
               </w:rPr>
               <w:t>无绩效工资</w:t>
             </w:r>
@@ -7640,7 +7749,7 @@
     </w:p>
     <w:p>
       <w:pPr>
-        <w:pStyle w:val="3"/>
+        <w:pStyle w:val="31"/>
         <w:keepLines w:val="0"/>
         <w:pageBreakBefore w:val="0"/>
         <w:widowControl w:val="0"/>
@@ -7656,7 +7765,7 @@
     </w:p>
     <w:p>
       <w:pPr>
-        <w:pStyle w:val="a1"/>
+        <w:pStyle w:val="29"/>
         <w:keepLines w:val="0"/>
         <w:pageBreakBefore w:val="0"/>
         <w:widowControl w:val="0"/>
@@ -7670,7 +7779,7 @@
     </w:p>
     <w:p>
       <w:pPr>
-        <w:pStyle w:val="2"/>
+        <w:pStyle w:val="30"/>
         <w:keepLines w:val="0"/>
         <w:pageBreakBefore w:val="0"/>
         <w:widowControl w:val="0"/>
@@ -7692,17 +7801,18 @@
     </w:p>
     <w:tbl>
       <w:tblPr>
-        <w:tblStyle w:val="TableGrid"/>
+        <w:tblStyle w:val="21"/>
         <w:tblW w:w="0" w:type="auto"/>
         <w:jc w:val="center"/>
         <w:tblBorders>
-          <w:top w:val="single" w:sz="4" w:space="0" w:color="auto"/>
-          <w:left w:val="single" w:sz="4" w:space="0" w:color="auto"/>
-          <w:bottom w:val="single" w:sz="4" w:space="0" w:color="auto"/>
-          <w:right w:val="single" w:sz="4" w:space="0" w:color="auto"/>
-          <w:insideH w:val="single" w:sz="4" w:space="0" w:color="auto"/>
-          <w:insideV w:val="single" w:sz="4" w:space="0" w:color="auto"/>
+          <w:top w:val="single" w:color="auto" w:sz="4" w:space="0"/>
+          <w:left w:val="single" w:color="auto" w:sz="4" w:space="0"/>
+          <w:bottom w:val="single" w:color="auto" w:sz="4" w:space="0"/>
+          <w:right w:val="single" w:color="auto" w:sz="4" w:space="0"/>
+          <w:insideH w:val="single" w:color="auto" w:sz="4" w:space="0"/>
+          <w:insideV w:val="single" w:color="auto" w:sz="4" w:space="0"/>
         </w:tblBorders>
+        <w:tblLayout w:type="autofit"/>
         <w:tblCellMar>
           <w:top w:w="0" w:type="dxa"/>
           <w:left w:w="108" w:type="dxa"/>
@@ -7718,15 +7828,13 @@
       </w:tblGrid>
       <w:tr>
         <w:tblPrEx>
-          <w:tblW w:w="0" w:type="auto"/>
-          <w:jc w:val="center"/>
           <w:tblBorders>
-            <w:top w:val="single" w:sz="4" w:space="0" w:color="auto"/>
-            <w:left w:val="single" w:sz="4" w:space="0" w:color="auto"/>
-            <w:bottom w:val="single" w:sz="4" w:space="0" w:color="auto"/>
-            <w:right w:val="single" w:sz="4" w:space="0" w:color="auto"/>
-            <w:insideH w:val="single" w:sz="4" w:space="0" w:color="auto"/>
-            <w:insideV w:val="single" w:sz="4" w:space="0" w:color="auto"/>
+            <w:top w:val="single" w:color="auto" w:sz="4" w:space="0"/>
+            <w:left w:val="single" w:color="auto" w:sz="4" w:space="0"/>
+            <w:bottom w:val="single" w:color="auto" w:sz="4" w:space="0"/>
+            <w:right w:val="single" w:color="auto" w:sz="4" w:space="0"/>
+            <w:insideH w:val="single" w:color="auto" w:sz="4" w:space="0"/>
+            <w:insideV w:val="single" w:color="auto" w:sz="4" w:space="0"/>
           </w:tblBorders>
           <w:tblCellMar>
             <w:top w:w="0" w:type="dxa"/>
@@ -7753,7 +7861,7 @@
               <w:bidi w:val="0"/>
               <w:jc w:val="center"/>
               <w:rPr>
-                <w:rFonts w:eastAsia="宋体" w:hint="default"/>
+                <w:rFonts w:hint="default" w:eastAsia="宋体"/>
                 <w:b/>
                 <w:bCs/>
                 <w:vertAlign w:val="baseline"/>
@@ -7762,7 +7870,7 @@
             </w:pPr>
             <w:r>
               <w:rPr>
-                <w:rFonts w:eastAsia="宋体" w:hint="eastAsia"/>
+                <w:rFonts w:hint="eastAsia" w:eastAsia="宋体"/>
                 <w:b/>
                 <w:bCs/>
                 <w:vertAlign w:val="baseline"/>
@@ -7787,7 +7895,7 @@
               <w:bidi w:val="0"/>
               <w:jc w:val="center"/>
               <w:rPr>
-                <w:rFonts w:eastAsia="宋体" w:hint="default"/>
+                <w:rFonts w:hint="default" w:eastAsia="宋体"/>
                 <w:b/>
                 <w:bCs/>
                 <w:vertAlign w:val="baseline"/>
@@ -7796,7 +7904,7 @@
             </w:pPr>
             <w:r>
               <w:rPr>
-                <w:rFonts w:eastAsia="宋体" w:hint="eastAsia"/>
+                <w:rFonts w:hint="eastAsia" w:eastAsia="宋体"/>
                 <w:b/>
                 <w:bCs/>
                 <w:vertAlign w:val="baseline"/>
@@ -7821,7 +7929,7 @@
               <w:bidi w:val="0"/>
               <w:jc w:val="center"/>
               <w:rPr>
-                <w:rFonts w:eastAsia="宋体" w:hint="default"/>
+                <w:rFonts w:hint="default" w:eastAsia="宋体"/>
                 <w:b/>
                 <w:bCs/>
                 <w:vertAlign w:val="baseline"/>
@@ -7830,7 +7938,7 @@
             </w:pPr>
             <w:r>
               <w:rPr>
-                <w:rFonts w:eastAsia="宋体" w:hint="eastAsia"/>
+                <w:rFonts w:hint="eastAsia" w:eastAsia="宋体"/>
                 <w:b/>
                 <w:bCs/>
                 <w:vertAlign w:val="baseline"/>
@@ -7856,7 +7964,7 @@
               <w:bidi w:val="0"/>
               <w:jc w:val="center"/>
               <w:rPr>
-                <w:rFonts w:ascii="宋体" w:eastAsia="宋体" w:hAnsi="宋体" w:cs="宋体" w:hint="eastAsia"/>
+                <w:rFonts w:hint="eastAsia" w:ascii="宋体" w:hAnsi="宋体" w:eastAsia="宋体" w:cs="宋体"/>
                 <w:b/>
                 <w:bCs/>
                 <w:snapToGrid w:val="0"/>
@@ -7869,7 +7977,7 @@
             </w:pPr>
             <w:r>
               <w:rPr>
-                <w:rFonts w:ascii="宋体" w:eastAsia="宋体" w:hAnsi="宋体" w:cs="宋体" w:hint="eastAsia"/>
+                <w:rFonts w:hint="eastAsia" w:ascii="宋体" w:hAnsi="宋体" w:eastAsia="宋体" w:cs="宋体"/>
                 <w:b/>
                 <w:bCs/>
                 <w:sz w:val="18"/>
@@ -7882,8 +7990,14 @@
       </w:tr>
       <w:tr>
         <w:tblPrEx>
-          <w:tblW w:w="0" w:type="auto"/>
-          <w:jc w:val="center"/>
+          <w:tblBorders>
+            <w:top w:val="single" w:color="auto" w:sz="4" w:space="0"/>
+            <w:left w:val="single" w:color="auto" w:sz="4" w:space="0"/>
+            <w:bottom w:val="single" w:color="auto" w:sz="4" w:space="0"/>
+            <w:right w:val="single" w:color="auto" w:sz="4" w:space="0"/>
+            <w:insideH w:val="single" w:color="auto" w:sz="4" w:space="0"/>
+            <w:insideV w:val="single" w:color="auto" w:sz="4" w:space="0"/>
+          </w:tblBorders>
           <w:tblCellMar>
             <w:top w:w="0" w:type="dxa"/>
             <w:left w:w="108" w:type="dxa"/>
@@ -7892,7 +8006,7 @@
           </w:tblCellMar>
         </w:tblPrEx>
         <w:trPr>
-          <w:trHeight w:val="238"/>
+          <w:trHeight w:val="238" w:hRule="atLeast"/>
           <w:jc w:val="center"/>
         </w:trPr>
         <w:tc>
@@ -7914,7 +8028,7 @@
             </w:pPr>
             <w:r>
               <w:rPr>
-                <w:rFonts w:ascii="宋体" w:eastAsia="宋体" w:hAnsi="宋体" w:cs="宋体" w:hint="eastAsia"/>
+                <w:rFonts w:hint="eastAsia" w:ascii="宋体" w:hAnsi="宋体" w:eastAsia="宋体" w:cs="宋体"/>
                 <w:sz w:val="18"/>
                 <w:szCs w:val="18"/>
               </w:rPr>
@@ -7941,7 +8055,7 @@
             </w:pPr>
             <w:r>
               <w:rPr>
-                <w:rFonts w:ascii="宋体" w:eastAsia="宋体" w:hAnsi="宋体" w:cs="宋体" w:hint="eastAsia"/>
+                <w:rFonts w:hint="eastAsia" w:ascii="宋体" w:hAnsi="宋体" w:eastAsia="宋体" w:cs="宋体"/>
                 <w:sz w:val="18"/>
                 <w:szCs w:val="18"/>
               </w:rPr>
@@ -7969,7 +8083,7 @@
             </w:pPr>
             <w:r>
               <w:rPr>
-                <w:rFonts w:ascii="宋体" w:eastAsia="宋体" w:hAnsi="宋体" w:cs="宋体" w:hint="eastAsia"/>
+                <w:rFonts w:hint="eastAsia" w:ascii="宋体" w:hAnsi="宋体" w:eastAsia="宋体" w:cs="宋体"/>
                 <w:sz w:val="18"/>
                 <w:szCs w:val="18"/>
               </w:rPr>
@@ -7977,7 +8091,7 @@
             </w:r>
             <w:r>
               <w:rPr>
-                <w:rFonts w:ascii="宋体" w:eastAsia="宋体" w:hAnsi="宋体" w:cs="宋体" w:hint="eastAsia"/>
+                <w:rFonts w:hint="eastAsia" w:ascii="宋体" w:hAnsi="宋体" w:eastAsia="宋体" w:cs="宋体"/>
                 <w:sz w:val="18"/>
                 <w:szCs w:val="18"/>
                 <w:lang w:val="en-US" w:eastAsia="zh-CN"/>
@@ -7986,7 +8100,7 @@
             </w:r>
             <w:r>
               <w:rPr>
-                <w:rFonts w:ascii="宋体" w:eastAsia="宋体" w:hAnsi="宋体" w:cs="宋体" w:hint="eastAsia"/>
+                <w:rFonts w:hint="eastAsia" w:ascii="宋体" w:hAnsi="宋体" w:eastAsia="宋体" w:cs="宋体"/>
                 <w:sz w:val="18"/>
                 <w:szCs w:val="18"/>
               </w:rPr>
@@ -8010,7 +8124,7 @@
               <w:bidi w:val="0"/>
               <w:jc w:val="center"/>
               <w:rPr>
-                <w:rFonts w:ascii="宋体" w:eastAsia="宋体" w:hAnsi="宋体" w:cs="宋体" w:hint="eastAsia"/>
+                <w:rFonts w:hint="eastAsia" w:ascii="宋体" w:hAnsi="宋体" w:eastAsia="宋体" w:cs="宋体"/>
                 <w:snapToGrid w:val="0"/>
                 <w:color w:val="000000"/>
                 <w:kern w:val="0"/>
@@ -8021,7 +8135,7 @@
             </w:pPr>
             <w:r>
               <w:rPr>
-                <w:rFonts w:ascii="宋体" w:eastAsia="宋体" w:hAnsi="宋体" w:cs="宋体" w:hint="eastAsia"/>
+                <w:rFonts w:hint="eastAsia" w:ascii="宋体" w:hAnsi="宋体" w:eastAsia="宋体" w:cs="宋体"/>
                 <w:sz w:val="18"/>
                 <w:szCs w:val="18"/>
               </w:rPr>
@@ -8029,7 +8143,7 @@
             </w:r>
             <w:r>
               <w:rPr>
-                <w:rFonts w:ascii="宋体" w:hAnsi="宋体" w:cs="宋体" w:hint="eastAsia"/>
+                <w:rFonts w:hint="eastAsia" w:ascii="宋体" w:hAnsi="宋体" w:cs="宋体"/>
                 <w:sz w:val="18"/>
                 <w:szCs w:val="18"/>
                 <w:lang w:val="en-US" w:eastAsia="zh-CN"/>
@@ -8042,7 +8156,7 @@
     </w:tbl>
     <w:p>
       <w:pPr>
-        <w:pStyle w:val="a1"/>
+        <w:pStyle w:val="29"/>
         <w:keepLines w:val="0"/>
         <w:pageBreakBefore w:val="0"/>
         <w:widowControl w:val="0"/>
@@ -8050,7 +8164,7 @@
         <w:overflowPunct/>
         <w:bidi w:val="0"/>
         <w:rPr>
-          <w:rFonts w:ascii="宋体" w:eastAsia="宋体" w:hAnsi="宋体" w:cs="宋体" w:hint="default"/>
+          <w:rFonts w:hint="default" w:ascii="宋体" w:hAnsi="宋体" w:eastAsia="宋体" w:cs="宋体"/>
           <w:spacing w:val="-1"/>
           <w:sz w:val="24"/>
           <w:szCs w:val="24"/>
@@ -8060,7 +8174,7 @@
     </w:p>
     <w:p>
       <w:pPr>
-        <w:pStyle w:val="1"/>
+        <w:pStyle w:val="28"/>
         <w:keepLines w:val="0"/>
         <w:pageBreakBefore w:val="0"/>
         <w:widowControl w:val="0"/>
@@ -8068,8 +8182,8 @@
         <w:overflowPunct/>
         <w:bidi w:val="0"/>
         <w:rPr>
-          <w:rStyle w:val="1Char"/>
-          <w:rFonts w:eastAsia="宋体" w:hint="default"/>
+          <w:rStyle w:val="38"/>
+          <w:rFonts w:hint="default" w:eastAsia="宋体"/>
           <w:lang w:val="en-US" w:eastAsia="zh-CN"/>
         </w:rPr>
       </w:pPr>
@@ -8079,8 +8193,8 @@
       <w:bookmarkStart w:id="30" w:name="_Toc17424"/>
       <w:r>
         <w:rPr>
-          <w:rStyle w:val="1Char"/>
-          <w:rFonts w:eastAsia="宋体" w:hint="eastAsia"/>
+          <w:rStyle w:val="38"/>
+          <w:rFonts w:hint="eastAsia" w:eastAsia="宋体"/>
           <w:lang w:val="en-US" w:eastAsia="zh-CN"/>
         </w:rPr>
         <w:t>附则</w:t>
@@ -8108,17 +8222,17 @@
         <w:adjustRightInd w:val="0"/>
         <w:snapToGrid w:val="0"/>
         <w:spacing w:line="360" w:lineRule="auto"/>
-        <w:ind w:left="425" w:hanging="425" w:leftChars="0" w:firstLineChars="0"/>
+        <w:ind w:left="425" w:leftChars="0" w:hanging="425" w:firstLineChars="0"/>
         <w:textAlignment w:val="baseline"/>
         <w:rPr>
-          <w:rFonts w:ascii="宋体" w:eastAsia="宋体" w:hAnsi="宋体" w:cs="宋体"/>
+          <w:rFonts w:ascii="宋体" w:hAnsi="宋体" w:eastAsia="宋体" w:cs="宋体"/>
           <w:sz w:val="24"/>
           <w:szCs w:val="24"/>
         </w:rPr>
       </w:pPr>
       <w:r>
         <w:rPr>
-          <w:rFonts w:ascii="宋体" w:eastAsia="宋体" w:hAnsi="宋体" w:cs="宋体"/>
+          <w:rFonts w:ascii="宋体" w:hAnsi="宋体" w:eastAsia="宋体" w:cs="宋体"/>
           <w:spacing w:val="-1"/>
           <w:sz w:val="24"/>
           <w:szCs w:val="24"/>
@@ -8127,7 +8241,7 @@
       </w:r>
       <w:r>
         <w:rPr>
-          <w:rFonts w:ascii="宋体" w:eastAsia="宋体" w:hAnsi="宋体" w:cs="宋体" w:hint="eastAsia"/>
+          <w:rFonts w:hint="eastAsia" w:ascii="宋体" w:hAnsi="宋体" w:eastAsia="宋体" w:cs="宋体"/>
           <w:spacing w:val="-1"/>
           <w:sz w:val="24"/>
           <w:szCs w:val="24"/>
@@ -8137,7 +8251,7 @@
       </w:r>
       <w:r>
         <w:rPr>
-          <w:rFonts w:ascii="宋体" w:eastAsia="宋体" w:hAnsi="宋体" w:cs="宋体"/>
+          <w:rFonts w:ascii="宋体" w:hAnsi="宋体" w:eastAsia="宋体" w:cs="宋体"/>
           <w:spacing w:val="-1"/>
           <w:sz w:val="24"/>
           <w:szCs w:val="24"/>
@@ -8165,7 +8279,7 @@
         <w:adjustRightInd w:val="0"/>
         <w:snapToGrid w:val="0"/>
         <w:spacing w:line="360" w:lineRule="auto"/>
-        <w:ind w:left="425" w:hanging="425" w:leftChars="0" w:firstLineChars="0"/>
+        <w:ind w:left="425" w:leftChars="0" w:hanging="425" w:firstLineChars="0"/>
         <w:textAlignment w:val="baseline"/>
         <w:rPr>
           <w:rFonts w:hint="default"/>
@@ -8174,7 +8288,7 @@
       </w:pPr>
       <w:r>
         <w:rPr>
-          <w:rFonts w:ascii="宋体" w:eastAsia="宋体" w:hAnsi="宋体" w:cs="宋体"/>
+          <w:rFonts w:ascii="宋体" w:hAnsi="宋体" w:eastAsia="宋体" w:cs="宋体"/>
           <w:spacing w:val="-2"/>
           <w:sz w:val="24"/>
           <w:szCs w:val="24"/>
@@ -8184,7 +8298,7 @@
     </w:p>
     <w:p>
       <w:pPr>
-        <w:pStyle w:val="1"/>
+        <w:pStyle w:val="28"/>
         <w:keepLines w:val="0"/>
         <w:pageBreakBefore w:val="0"/>
         <w:widowControl w:val="0"/>
@@ -8212,7 +8326,7 @@
     </w:p>
     <w:p>
       <w:pPr>
-        <w:pStyle w:val="a3"/>
+        <w:pStyle w:val="41"/>
         <w:keepLines w:val="0"/>
         <w:pageBreakBefore w:val="0"/>
         <w:widowControl w:val="0"/>
@@ -8226,7 +8340,7 @@
     </w:p>
     <w:p>
       <w:pPr>
-        <w:pStyle w:val="a3"/>
+        <w:pStyle w:val="41"/>
         <w:keepLines w:val="0"/>
         <w:pageBreakBefore w:val="0"/>
         <w:widowControl w:val="0"/>
@@ -8244,7 +8358,7 @@
     </w:p>
     <w:p>
       <w:pPr>
-        <w:pStyle w:val="1"/>
+        <w:pStyle w:val="28"/>
         <w:keepLines w:val="0"/>
         <w:pageBreakBefore w:val="0"/>
         <w:widowControl w:val="0"/>
@@ -8268,7 +8382,7 @@
     </w:p>
     <w:p>
       <w:pPr>
-        <w:pStyle w:val="a3"/>
+        <w:pStyle w:val="41"/>
         <w:keepLines w:val="0"/>
         <w:pageBreakBefore w:val="0"/>
         <w:widowControl w:val="0"/>
@@ -8299,33 +8413,83 @@
       </w:r>
     </w:p>
     <w:sectPr>
-      <w:headerReference w:type="default" r:id="rId4"/>
+      <w:headerReference r:id="rId5" w:type="default"/>
       <w:pgSz w:w="11906" w:h="16838"/>
       <w:pgMar w:top="1417" w:right="1800" w:bottom="1440" w:left="1800" w:header="1140" w:footer="992" w:gutter="0"/>
-      <w:cols w:num="1" w:space="425"/>
+      <w:cols w:space="425" w:num="1"/>
       <w:docGrid w:type="lines" w:linePitch="312" w:charSpace="0"/>
     </w:sectPr>
   </w:body>
 </w:document>
 </file>
 
+<file path=word/endnotes.xml><?xml version="1.0" encoding="utf-8"?>
+<w:endnotes xmlns:wpc="http://schemas.microsoft.com/office/word/2010/wordprocessingCanvas" xmlns:mc="http://schemas.openxmlformats.org/markup-compatibility/2006" xmlns:o="urn:schemas-microsoft-com:office:office" xmlns:r="http://schemas.openxmlformats.org/officeDocument/2006/relationships" xmlns:m="http://schemas.openxmlformats.org/officeDocument/2006/math" xmlns:v="urn:schemas-microsoft-com:vml" xmlns:wp14="http://schemas.microsoft.com/office/word/2010/wordprocessingDrawing" xmlns:wp="http://schemas.openxmlformats.org/drawingml/2006/wordprocessingDrawing" xmlns:w="http://schemas.openxmlformats.org/wordprocessingml/2006/main" xmlns:w14="http://schemas.microsoft.com/office/word/2010/wordml" xmlns:w15="http://schemas.microsoft.com/office/word/2012/wordml" xmlns:w10="urn:schemas-microsoft-com:office:word" xmlns:wpg="http://schemas.microsoft.com/office/word/2010/wordprocessingGroup" xmlns:wpi="http://schemas.microsoft.com/office/word/2010/wordprocessingInk" xmlns:wne="http://schemas.microsoft.com/office/word/2006/wordml" xmlns:wps="http://schemas.microsoft.com/office/word/2010/wordprocessingShape" xmlns:wpsCustomData="http://www.wps.cn/officeDocument/2013/wpsCustomData" mc:Ignorable="w14 w15 wp14">
+  <w:endnote w:type="separator" w:id="0">
+    <w:p>
+      <w:pPr>
+        <w:spacing w:line="240" w:lineRule="auto"/>
+      </w:pPr>
+      <w:r>
+        <w:separator/>
+      </w:r>
+    </w:p>
+  </w:endnote>
+  <w:endnote w:type="continuationSeparator" w:id="1">
+    <w:p>
+      <w:pPr>
+        <w:spacing w:line="240" w:lineRule="auto"/>
+      </w:pPr>
+      <w:r>
+        <w:continuationSeparator/>
+      </w:r>
+    </w:p>
+  </w:endnote>
+</w:endnotes>
+</file>
+
+<file path=word/footnotes.xml><?xml version="1.0" encoding="utf-8"?>
+<w:footnotes xmlns:wpc="http://schemas.microsoft.com/office/word/2010/wordprocessingCanvas" xmlns:mc="http://schemas.openxmlformats.org/markup-compatibility/2006" xmlns:o="urn:schemas-microsoft-com:office:office" xmlns:r="http://schemas.openxmlformats.org/officeDocument/2006/relationships" xmlns:m="http://schemas.openxmlformats.org/officeDocument/2006/math" xmlns:v="urn:schemas-microsoft-com:vml" xmlns:wp14="http://schemas.microsoft.com/office/word/2010/wordprocessingDrawing" xmlns:wp="http://schemas.openxmlformats.org/drawingml/2006/wordprocessingDrawing" xmlns:w="http://schemas.openxmlformats.org/wordprocessingml/2006/main" xmlns:w14="http://schemas.microsoft.com/office/word/2010/wordml" xmlns:w15="http://schemas.microsoft.com/office/word/2012/wordml" xmlns:w10="urn:schemas-microsoft-com:office:word" xmlns:wpg="http://schemas.microsoft.com/office/word/2010/wordprocessingGroup" xmlns:wpi="http://schemas.microsoft.com/office/word/2010/wordprocessingInk" xmlns:wne="http://schemas.microsoft.com/office/word/2006/wordml" xmlns:wps="http://schemas.microsoft.com/office/word/2010/wordprocessingShape" xmlns:wpsCustomData="http://www.wps.cn/officeDocument/2013/wpsCustomData" mc:Ignorable="w14 w15 wp14">
+  <w:footnote w:type="separator" w:id="0">
+    <w:p>
+      <w:pPr>
+        <w:spacing w:line="360" w:lineRule="auto"/>
+      </w:pPr>
+      <w:r>
+        <w:separator/>
+      </w:r>
+    </w:p>
+  </w:footnote>
+  <w:footnote w:type="continuationSeparator" w:id="1">
+    <w:p>
+      <w:pPr>
+        <w:spacing w:line="360" w:lineRule="auto"/>
+      </w:pPr>
+      <w:r>
+        <w:continuationSeparator/>
+      </w:r>
+    </w:p>
+  </w:footnote>
+</w:footnotes>
+</file>
+
 <file path=word/header1.xml><?xml version="1.0" encoding="utf-8"?>
-<w:hdr xmlns:wpc="http://schemas.microsoft.com/office/word/2010/wordprocessingCanvas" xmlns:mc="http://schemas.openxmlformats.org/markup-compatibility/2006" xmlns:o="urn:schemas-microsoft-com:office:office" xmlns:r="http://schemas.openxmlformats.org/officeDocument/2006/relationships" xmlns:m="http://schemas.openxmlformats.org/officeDocument/2006/math" xmlns:v="urn:schemas-microsoft-com:vml" xmlns:wp14="http://schemas.microsoft.com/office/word/2010/wordprocessingDrawing" xmlns:wp="http://schemas.openxmlformats.org/drawingml/2006/wordprocessingDrawing" xmlns:w10="urn:schemas-microsoft-com:office:word" xmlns:w="http://schemas.openxmlformats.org/wordprocessingml/2006/main" xmlns:w14="http://schemas.microsoft.com/office/word/2010/wordml" xmlns:w15="http://schemas.microsoft.com/office/word/2012/wordml" xmlns:wne="http://schemas.microsoft.com/office/word/2006/wordml" xmlns:wpg="http://schemas.microsoft.com/office/word/2010/wordprocessingGroup" xmlns:wpi="http://schemas.microsoft.com/office/word/2010/wordprocessingInk" xmlns:wps="http://schemas.microsoft.com/office/word/2010/wordprocessingShape" mc:Ignorable="w14 w15 wp14">
+<w:hdr xmlns:wpc="http://schemas.microsoft.com/office/word/2010/wordprocessingCanvas" xmlns:mc="http://schemas.openxmlformats.org/markup-compatibility/2006" xmlns:o="urn:schemas-microsoft-com:office:office" xmlns:r="http://schemas.openxmlformats.org/officeDocument/2006/relationships" xmlns:m="http://schemas.openxmlformats.org/officeDocument/2006/math" xmlns:v="urn:schemas-microsoft-com:vml" xmlns:wp14="http://schemas.microsoft.com/office/word/2010/wordprocessingDrawing" xmlns:wp="http://schemas.openxmlformats.org/drawingml/2006/wordprocessingDrawing" xmlns:w10="urn:schemas-microsoft-com:office:word" xmlns:w="http://schemas.openxmlformats.org/wordprocessingml/2006/main" xmlns:w14="http://schemas.microsoft.com/office/word/2010/wordml" xmlns:w15="http://schemas.microsoft.com/office/word/2012/wordml" xmlns:wpg="http://schemas.microsoft.com/office/word/2010/wordprocessingGroup" xmlns:wpi="http://schemas.microsoft.com/office/word/2010/wordprocessingInk" xmlns:wne="http://schemas.microsoft.com/office/word/2006/wordml" xmlns:wps="http://schemas.microsoft.com/office/word/2010/wordprocessingShape" xmlns:wpsCustomData="http://www.wps.cn/officeDocument/2013/wpsCustomData" mc:Ignorable="w14 w15 wp14">
   <w:p>
     <w:pPr>
-      <w:pStyle w:val="Header"/>
+      <w:pStyle w:val="15"/>
       <w:pBdr>
-        <w:bottom w:val="single" w:sz="4" w:space="1" w:color="auto"/>
+        <w:bottom w:val="single" w:color="auto" w:sz="4" w:space="1"/>
       </w:pBdr>
       <w:jc w:val="right"/>
       <w:rPr>
-        <w:rFonts w:eastAsiaTheme="minorEastAsia" w:hint="eastAsia"/>
+        <w:rFonts w:hint="eastAsia" w:eastAsiaTheme="minorEastAsia"/>
         <w:lang w:eastAsia="zh-CN"/>
       </w:rPr>
     </w:pPr>
     <w:r>
       <w:rPr>
-        <w:rFonts w:eastAsiaTheme="minorEastAsia" w:hint="eastAsia"/>
+        <w:rFonts w:hint="eastAsia" w:eastAsiaTheme="minorEastAsia"/>
         <w:lang w:eastAsia="zh-CN"/>
       </w:rPr>
       <w:t>天津通海信息技术有限公司</w:t>
@@ -8335,15 +8499,15 @@
 </file>
 
 <file path=word/numbering.xml><?xml version="1.0" encoding="utf-8"?>
-<w:numbering xmlns:wpc="http://schemas.microsoft.com/office/word/2010/wordprocessingCanvas" xmlns:mc="http://schemas.openxmlformats.org/markup-compatibility/2006" xmlns:o="urn:schemas-microsoft-com:office:office" xmlns:r="http://schemas.openxmlformats.org/officeDocument/2006/relationships" xmlns:m="http://schemas.openxmlformats.org/officeDocument/2006/math" xmlns:v="urn:schemas-microsoft-com:vml" xmlns:wp14="http://schemas.microsoft.com/office/word/2010/wordprocessingDrawing" xmlns:wp="http://schemas.openxmlformats.org/drawingml/2006/wordprocessingDrawing" xmlns:w10="urn:schemas-microsoft-com:office:word" xmlns:w="http://schemas.openxmlformats.org/wordprocessingml/2006/main" xmlns:w14="http://schemas.microsoft.com/office/word/2010/wordml" xmlns:w15="http://schemas.microsoft.com/office/word/2012/wordml" xmlns:wne="http://schemas.microsoft.com/office/word/2006/wordml" xmlns:wpg="http://schemas.microsoft.com/office/word/2010/wordprocessingGroup" xmlns:wpi="http://schemas.microsoft.com/office/word/2010/wordprocessingInk" xmlns:wps="http://schemas.microsoft.com/office/word/2010/wordprocessingShape" mc:Ignorable="w14 w15 wp14">
+<w:numbering xmlns:wpc="http://schemas.microsoft.com/office/word/2010/wordprocessingCanvas" xmlns:mc="http://schemas.openxmlformats.org/markup-compatibility/2006" xmlns:o="urn:schemas-microsoft-com:office:office" xmlns:r="http://schemas.openxmlformats.org/officeDocument/2006/relationships" xmlns:m="http://schemas.openxmlformats.org/officeDocument/2006/math" xmlns:v="urn:schemas-microsoft-com:vml" xmlns:wp14="http://schemas.microsoft.com/office/word/2010/wordprocessingDrawing" xmlns:wp="http://schemas.openxmlformats.org/drawingml/2006/wordprocessingDrawing" xmlns:w10="urn:schemas-microsoft-com:office:word" xmlns:w="http://schemas.openxmlformats.org/wordprocessingml/2006/main" xmlns:w14="http://schemas.microsoft.com/office/word/2010/wordml" xmlns:wpg="http://schemas.microsoft.com/office/word/2010/wordprocessingGroup" xmlns:wpi="http://schemas.microsoft.com/office/word/2010/wordprocessingInk" xmlns:wne="http://schemas.microsoft.com/office/word/2006/wordml" xmlns:wps="http://schemas.microsoft.com/office/word/2010/wordprocessingShape" xmlns:wpsCustomData="http://www.wps.cn/officeDocument/2013/wpsCustomData" mc:Ignorable="w14 wp14">
   <w:abstractNum w:abstractNumId="0">
     <w:nsid w:val="8E964DCE"/>
     <w:multiLevelType w:val="multilevel"/>
     <w:tmpl w:val="8E964DCE"/>
-    <w:lvl w:ilvl="0">
+    <w:lvl w:ilvl="0" w:tentative="0">
       <w:start w:val="1"/>
       <w:numFmt w:val="decimal"/>
-      <w:pStyle w:val="Heading1"/>
+      <w:pStyle w:val="2"/>
       <w:lvlText w:val="%1."/>
       <w:lvlJc w:val="left"/>
       <w:pPr>
@@ -8353,10 +8517,10 @@
         <w:rFonts w:hint="default"/>
       </w:rPr>
     </w:lvl>
-    <w:lvl w:ilvl="1">
+    <w:lvl w:ilvl="1" w:tentative="0">
       <w:start w:val="1"/>
       <w:numFmt w:val="decimal"/>
-      <w:pStyle w:val="Heading2"/>
+      <w:pStyle w:val="3"/>
       <w:lvlText w:val="%1.%2."/>
       <w:lvlJc w:val="left"/>
       <w:pPr>
@@ -8366,10 +8530,10 @@
         <w:rFonts w:hint="default"/>
       </w:rPr>
     </w:lvl>
-    <w:lvl w:ilvl="2">
+    <w:lvl w:ilvl="2" w:tentative="0">
       <w:start w:val="1"/>
       <w:numFmt w:val="decimal"/>
-      <w:pStyle w:val="Heading3"/>
+      <w:pStyle w:val="4"/>
       <w:lvlText w:val="%1.%2.%3."/>
       <w:lvlJc w:val="left"/>
       <w:pPr>
@@ -8379,10 +8543,10 @@
         <w:rFonts w:hint="default"/>
       </w:rPr>
     </w:lvl>
-    <w:lvl w:ilvl="3">
+    <w:lvl w:ilvl="3" w:tentative="0">
       <w:start w:val="1"/>
       <w:numFmt w:val="decimal"/>
-      <w:pStyle w:val="Heading4"/>
+      <w:pStyle w:val="5"/>
       <w:lvlText w:val="%1.%2.%3.%4."/>
       <w:lvlJc w:val="left"/>
       <w:pPr>
@@ -8392,10 +8556,10 @@
         <w:rFonts w:hint="default"/>
       </w:rPr>
     </w:lvl>
-    <w:lvl w:ilvl="4">
+    <w:lvl w:ilvl="4" w:tentative="0">
       <w:start w:val="1"/>
       <w:numFmt w:val="decimal"/>
-      <w:pStyle w:val="Heading5"/>
+      <w:pStyle w:val="6"/>
       <w:lvlText w:val="%1.%2.%3.%4.%5."/>
       <w:lvlJc w:val="left"/>
       <w:pPr>
@@ -8405,10 +8569,10 @@
         <w:rFonts w:hint="default"/>
       </w:rPr>
     </w:lvl>
-    <w:lvl w:ilvl="5">
+    <w:lvl w:ilvl="5" w:tentative="0">
       <w:start w:val="1"/>
       <w:numFmt w:val="decimal"/>
-      <w:pStyle w:val="Heading6"/>
+      <w:pStyle w:val="7"/>
       <w:lvlText w:val="%1.%2.%3.%4.%5.%6."/>
       <w:lvlJc w:val="left"/>
       <w:pPr>
@@ -8418,10 +8582,10 @@
         <w:rFonts w:hint="default"/>
       </w:rPr>
     </w:lvl>
-    <w:lvl w:ilvl="6">
+    <w:lvl w:ilvl="6" w:tentative="0">
       <w:start w:val="1"/>
       <w:numFmt w:val="decimal"/>
-      <w:pStyle w:val="Heading7"/>
+      <w:pStyle w:val="8"/>
       <w:lvlText w:val="%1.%2.%3.%4.%5.%6.%7."/>
       <w:lvlJc w:val="left"/>
       <w:pPr>
@@ -8431,10 +8595,10 @@
         <w:rFonts w:hint="default"/>
       </w:rPr>
     </w:lvl>
-    <w:lvl w:ilvl="7">
+    <w:lvl w:ilvl="7" w:tentative="0">
       <w:start w:val="1"/>
       <w:numFmt w:val="decimal"/>
-      <w:pStyle w:val="Heading8"/>
+      <w:pStyle w:val="9"/>
       <w:lvlText w:val="%1.%2.%3.%4.%5.%6.%7.%8."/>
       <w:lvlJc w:val="left"/>
       <w:pPr>
@@ -8444,10 +8608,10 @@
         <w:rFonts w:hint="default"/>
       </w:rPr>
     </w:lvl>
-    <w:lvl w:ilvl="8">
+    <w:lvl w:ilvl="8" w:tentative="0">
       <w:start w:val="1"/>
       <w:numFmt w:val="decimal"/>
-      <w:pStyle w:val="Heading9"/>
+      <w:pStyle w:val="10"/>
       <w:lvlText w:val="%1.%2.%3.%4.%5.%6.%7.%8.%9."/>
       <w:lvlJc w:val="left"/>
       <w:pPr>
@@ -8462,7 +8626,7 @@
     <w:nsid w:val="D90D2FDE"/>
     <w:multiLevelType w:val="singleLevel"/>
     <w:tmpl w:val="D90D2FDE"/>
-    <w:lvl w:ilvl="0">
+    <w:lvl w:ilvl="0" w:tentative="0">
       <w:start w:val="1"/>
       <w:numFmt w:val="decimal"/>
       <w:lvlText w:val="(%1)"/>
@@ -8482,7 +8646,7 @@
     <w:nsid w:val="F9539CF3"/>
     <w:multiLevelType w:val="singleLevel"/>
     <w:tmpl w:val="F9539CF3"/>
-    <w:lvl w:ilvl="0">
+    <w:lvl w:ilvl="0" w:tentative="0">
       <w:start w:val="1"/>
       <w:numFmt w:val="decimal"/>
       <w:lvlText w:val="%1."/>
@@ -8499,7 +8663,7 @@
     <w:nsid w:val="0B6C078D"/>
     <w:multiLevelType w:val="singleLevel"/>
     <w:tmpl w:val="0B6C078D"/>
-    <w:lvl w:ilvl="0">
+    <w:lvl w:ilvl="0" w:tentative="0">
       <w:start w:val="1"/>
       <w:numFmt w:val="decimal"/>
       <w:lvlText w:val="%1."/>
@@ -8516,7 +8680,7 @@
     <w:nsid w:val="1CAA3896"/>
     <w:multiLevelType w:val="singleLevel"/>
     <w:tmpl w:val="1CAA3896"/>
-    <w:lvl w:ilvl="0">
+    <w:lvl w:ilvl="0" w:tentative="0">
       <w:start w:val="1"/>
       <w:numFmt w:val="decimal"/>
       <w:lvlText w:val="%1."/>
@@ -8533,7 +8697,7 @@
     <w:nsid w:val="4E989EE6"/>
     <w:multiLevelType w:val="singleLevel"/>
     <w:tmpl w:val="4E989EE6"/>
-    <w:lvl w:ilvl="0">
+    <w:lvl w:ilvl="0" w:tentative="0">
       <w:start w:val="1"/>
       <w:numFmt w:val="decimal"/>
       <w:lvlText w:val="%1."/>
@@ -8550,7 +8714,7 @@
     <w:nsid w:val="6C1BC90C"/>
     <w:multiLevelType w:val="singleLevel"/>
     <w:tmpl w:val="6C1BC90C"/>
-    <w:lvl w:ilvl="0">
+    <w:lvl w:ilvl="0" w:tentative="0">
       <w:start w:val="1"/>
       <w:numFmt w:val="decimal"/>
       <w:lvlText w:val="%1."/>
@@ -8588,267 +8752,269 @@
 </file>
 
 <file path=word/styles.xml><?xml version="1.0" encoding="utf-8"?>
-<w:styles xmlns:mc="http://schemas.openxmlformats.org/markup-compatibility/2006" xmlns:r="http://schemas.openxmlformats.org/officeDocument/2006/relationships" xmlns:w="http://schemas.openxmlformats.org/wordprocessingml/2006/main" xmlns:w14="http://schemas.microsoft.com/office/word/2010/wordml" xmlns:w15="http://schemas.microsoft.com/office/word/2012/wordml" mc:Ignorable="w14 w15">
+<w:styles xmlns:mc="http://schemas.openxmlformats.org/markup-compatibility/2006" xmlns:o="urn:schemas-microsoft-com:office:office" xmlns:r="http://schemas.openxmlformats.org/officeDocument/2006/relationships" xmlns:m="http://schemas.openxmlformats.org/officeDocument/2006/math" xmlns:v="urn:schemas-microsoft-com:vml" xmlns:w="http://schemas.openxmlformats.org/wordprocessingml/2006/main" xmlns:w14="http://schemas.microsoft.com/office/word/2010/wordml" xmlns:w10="urn:schemas-microsoft-com:office:word" xmlns:sl="http://schemas.openxmlformats.org/schemaLibrary/2006/main" xmlns:wpsCustomData="http://www.wps.cn/officeDocument/2013/wpsCustomData" mc:Ignorable="w14">
   <w:docDefaults>
     <w:rPrDefault>
       <w:rPr>
-        <w:rFonts w:ascii="Times New Roman" w:eastAsia="宋体" w:hAnsi="Times New Roman" w:cs="Times New Roman"/>
+        <w:rFonts w:ascii="Times New Roman" w:hAnsi="Times New Roman" w:eastAsia="宋体" w:cs="Times New Roman"/>
       </w:rPr>
     </w:rPrDefault>
     <w:pPrDefault/>
   </w:docDefaults>
-  <w:latentStyles w:defLockedState="0" w:defUIPriority="99" w:defSemiHidden="1" w:defUnhideWhenUsed="1" w:defQFormat="0" w:count="260">
-    <w:lsdException w:name="Normal" w:semiHidden="0" w:uiPriority="0" w:unhideWhenUsed="0" w:qFormat="1"/>
-    <w:lsdException w:name="heading 1" w:semiHidden="0" w:uiPriority="0" w:unhideWhenUsed="0" w:qFormat="1"/>
-    <w:lsdException w:name="heading 2" w:semiHidden="0" w:uiPriority="0" w:qFormat="1"/>
-    <w:lsdException w:name="heading 3" w:uiPriority="0" w:qFormat="1"/>
-    <w:lsdException w:name="heading 4" w:semiHidden="0" w:uiPriority="0" w:qFormat="1"/>
-    <w:lsdException w:name="heading 5" w:uiPriority="0" w:qFormat="1"/>
-    <w:lsdException w:name="heading 6" w:uiPriority="0" w:qFormat="1"/>
-    <w:lsdException w:name="heading 7" w:uiPriority="0" w:qFormat="1"/>
-    <w:lsdException w:name="heading 8" w:uiPriority="0" w:qFormat="1"/>
-    <w:lsdException w:name="heading 9" w:uiPriority="0" w:qFormat="1"/>
-    <w:lsdException w:name="index 1" w:semiHidden="0" w:uiPriority="0" w:unhideWhenUsed="0"/>
-    <w:lsdException w:name="index 2" w:semiHidden="0" w:uiPriority="0" w:unhideWhenUsed="0"/>
-    <w:lsdException w:name="index 3" w:semiHidden="0" w:uiPriority="0" w:unhideWhenUsed="0"/>
-    <w:lsdException w:name="index 4" w:semiHidden="0" w:uiPriority="0" w:unhideWhenUsed="0"/>
-    <w:lsdException w:name="index 5" w:semiHidden="0" w:uiPriority="0" w:unhideWhenUsed="0"/>
-    <w:lsdException w:name="index 6" w:semiHidden="0" w:uiPriority="0" w:unhideWhenUsed="0"/>
-    <w:lsdException w:name="index 7" w:semiHidden="0" w:uiPriority="0" w:unhideWhenUsed="0"/>
-    <w:lsdException w:name="index 8" w:semiHidden="0" w:uiPriority="0" w:unhideWhenUsed="0"/>
-    <w:lsdException w:name="index 9" w:semiHidden="0" w:uiPriority="0" w:unhideWhenUsed="0"/>
-    <w:lsdException w:name="toc 1" w:semiHidden="0" w:uiPriority="0" w:unhideWhenUsed="0" w:qFormat="1"/>
-    <w:lsdException w:name="toc 2" w:semiHidden="0" w:uiPriority="0" w:unhideWhenUsed="0" w:qFormat="1"/>
-    <w:lsdException w:name="toc 3" w:semiHidden="0" w:uiPriority="0" w:unhideWhenUsed="0" w:qFormat="1"/>
-    <w:lsdException w:name="toc 4" w:semiHidden="0" w:uiPriority="0" w:unhideWhenUsed="0"/>
-    <w:lsdException w:name="toc 5" w:semiHidden="0" w:uiPriority="0" w:unhideWhenUsed="0"/>
-    <w:lsdException w:name="toc 6" w:semiHidden="0" w:uiPriority="0" w:unhideWhenUsed="0"/>
-    <w:lsdException w:name="toc 7" w:semiHidden="0" w:uiPriority="0" w:unhideWhenUsed="0"/>
-    <w:lsdException w:name="toc 8" w:semiHidden="0" w:uiPriority="0" w:unhideWhenUsed="0"/>
-    <w:lsdException w:name="toc 9" w:semiHidden="0" w:uiPriority="0" w:unhideWhenUsed="0"/>
-    <w:lsdException w:name="Normal Indent" w:semiHidden="0" w:uiPriority="0" w:unhideWhenUsed="0"/>
-    <w:lsdException w:name="footnote text" w:semiHidden="0" w:uiPriority="0" w:unhideWhenUsed="0"/>
-    <w:lsdException w:name="annotation text" w:semiHidden="0" w:uiPriority="0" w:unhideWhenUsed="0" w:qFormat="1"/>
-    <w:lsdException w:name="header" w:semiHidden="0" w:uiPriority="0" w:unhideWhenUsed="0" w:qFormat="1"/>
-    <w:lsdException w:name="footer" w:semiHidden="0" w:uiPriority="0" w:unhideWhenUsed="0" w:qFormat="1"/>
-    <w:lsdException w:name="index heading" w:semiHidden="0" w:uiPriority="0" w:unhideWhenUsed="0"/>
-    <w:lsdException w:name="caption" w:uiPriority="0" w:qFormat="1"/>
-    <w:lsdException w:name="table of figures" w:semiHidden="0" w:uiPriority="0" w:unhideWhenUsed="0"/>
-    <w:lsdException w:name="envelope address" w:semiHidden="0" w:uiPriority="0" w:unhideWhenUsed="0"/>
-    <w:lsdException w:name="envelope return" w:semiHidden="0" w:uiPriority="0" w:unhideWhenUsed="0"/>
-    <w:lsdException w:name="footnote reference" w:semiHidden="0" w:uiPriority="0" w:unhideWhenUsed="0"/>
-    <w:lsdException w:name="annotation reference" w:semiHidden="0" w:uiPriority="0" w:unhideWhenUsed="0"/>
-    <w:lsdException w:name="line number" w:semiHidden="0" w:uiPriority="0" w:unhideWhenUsed="0"/>
-    <w:lsdException w:name="page number" w:semiHidden="0" w:uiPriority="0" w:unhideWhenUsed="0"/>
-    <w:lsdException w:name="endnote reference" w:semiHidden="0" w:uiPriority="0" w:unhideWhenUsed="0"/>
-    <w:lsdException w:name="endnote text" w:semiHidden="0" w:uiPriority="0" w:unhideWhenUsed="0"/>
-    <w:lsdException w:name="table of authorities" w:semiHidden="0" w:uiPriority="0" w:unhideWhenUsed="0"/>
-    <w:lsdException w:name="macro" w:semiHidden="0" w:uiPriority="0" w:unhideWhenUsed="0"/>
-    <w:lsdException w:name="toa heading" w:semiHidden="0" w:uiPriority="0" w:unhideWhenUsed="0"/>
-    <w:lsdException w:name="List" w:semiHidden="0" w:uiPriority="0" w:unhideWhenUsed="0"/>
-    <w:lsdException w:name="List Bullet" w:semiHidden="0" w:uiPriority="0" w:unhideWhenUsed="0"/>
-    <w:lsdException w:name="List Number" w:semiHidden="0" w:uiPriority="0" w:unhideWhenUsed="0"/>
-    <w:lsdException w:name="List 2" w:semiHidden="0" w:uiPriority="0" w:unhideWhenUsed="0"/>
-    <w:lsdException w:name="List 3" w:semiHidden="0" w:uiPriority="0" w:unhideWhenUsed="0"/>
-    <w:lsdException w:name="List 4" w:semiHidden="0" w:uiPriority="0" w:unhideWhenUsed="0"/>
-    <w:lsdException w:name="List 5" w:semiHidden="0" w:uiPriority="0" w:unhideWhenUsed="0"/>
-    <w:lsdException w:name="List Bullet 2" w:semiHidden="0" w:uiPriority="0" w:unhideWhenUsed="0"/>
-    <w:lsdException w:name="List Bullet 3" w:semiHidden="0" w:uiPriority="0" w:unhideWhenUsed="0"/>
-    <w:lsdException w:name="List Bullet 4" w:semiHidden="0" w:uiPriority="0" w:unhideWhenUsed="0"/>
-    <w:lsdException w:name="List Bullet 5" w:semiHidden="0" w:uiPriority="0" w:unhideWhenUsed="0"/>
-    <w:lsdException w:name="List Number 2" w:semiHidden="0" w:uiPriority="0" w:unhideWhenUsed="0"/>
-    <w:lsdException w:name="List Number 3" w:semiHidden="0" w:uiPriority="0" w:unhideWhenUsed="0"/>
-    <w:lsdException w:name="List Number 4" w:semiHidden="0" w:uiPriority="0" w:unhideWhenUsed="0"/>
-    <w:lsdException w:name="List Number 5" w:semiHidden="0" w:uiPriority="0" w:unhideWhenUsed="0"/>
-    <w:lsdException w:name="Title" w:semiHidden="0" w:uiPriority="0" w:unhideWhenUsed="0" w:qFormat="1"/>
-    <w:lsdException w:name="Closing" w:semiHidden="0" w:uiPriority="0" w:unhideWhenUsed="0"/>
-    <w:lsdException w:name="Signature" w:semiHidden="0" w:uiPriority="0" w:unhideWhenUsed="0"/>
-    <w:lsdException w:name="Default Paragraph Font" w:uiPriority="0" w:unhideWhenUsed="0" w:qFormat="1"/>
-    <w:lsdException w:name="Body Text" w:uiPriority="0" w:unhideWhenUsed="0" w:qFormat="1"/>
-    <w:lsdException w:name="Body Text Indent" w:semiHidden="0" w:uiPriority="0" w:unhideWhenUsed="0"/>
-    <w:lsdException w:name="List Continue" w:semiHidden="0" w:uiPriority="0" w:unhideWhenUsed="0"/>
-    <w:lsdException w:name="List Continue 2" w:semiHidden="0" w:uiPriority="0" w:unhideWhenUsed="0"/>
-    <w:lsdException w:name="List Continue 3" w:semiHidden="0" w:uiPriority="0" w:unhideWhenUsed="0"/>
-    <w:lsdException w:name="List Continue 4" w:semiHidden="0" w:uiPriority="0" w:unhideWhenUsed="0"/>
-    <w:lsdException w:name="List Continue 5" w:semiHidden="0" w:uiPriority="0" w:unhideWhenUsed="0"/>
-    <w:lsdException w:name="Message Header" w:semiHidden="0" w:uiPriority="0" w:unhideWhenUsed="0"/>
-    <w:lsdException w:name="Subtitle" w:semiHidden="0" w:uiPriority="0" w:unhideWhenUsed="0" w:qFormat="1"/>
-    <w:lsdException w:name="Salutation" w:semiHidden="0" w:uiPriority="0" w:unhideWhenUsed="0"/>
-    <w:lsdException w:name="Date" w:semiHidden="0" w:uiPriority="0" w:unhideWhenUsed="0"/>
-    <w:lsdException w:name="Body Text First Indent" w:semiHidden="0" w:uiPriority="0" w:unhideWhenUsed="0"/>
-    <w:lsdException w:name="Body Text First Indent 2" w:semiHidden="0" w:uiPriority="0" w:unhideWhenUsed="0"/>
-    <w:lsdException w:name="Body Text 2" w:semiHidden="0" w:uiPriority="0" w:unhideWhenUsed="0"/>
-    <w:lsdException w:name="Body Text 3" w:semiHidden="0" w:uiPriority="0" w:unhideWhenUsed="0"/>
-    <w:lsdException w:name="Body Text Indent 2" w:semiHidden="0" w:uiPriority="0" w:unhideWhenUsed="0"/>
-    <w:lsdException w:name="Body Text Indent 3" w:semiHidden="0" w:uiPriority="0" w:unhideWhenUsed="0"/>
-    <w:lsdException w:name="Block Text" w:semiHidden="0" w:uiPriority="0" w:unhideWhenUsed="0"/>
-    <w:lsdException w:name="Hyperlink" w:semiHidden="0" w:uiPriority="0" w:unhideWhenUsed="0"/>
-    <w:lsdException w:name="FollowedHyperlink" w:semiHidden="0" w:uiPriority="0" w:unhideWhenUsed="0"/>
-    <w:lsdException w:name="Strong" w:semiHidden="0" w:uiPriority="0" w:unhideWhenUsed="0" w:qFormat="1"/>
-    <w:lsdException w:name="Emphasis" w:semiHidden="0" w:uiPriority="0" w:unhideWhenUsed="0" w:qFormat="1"/>
-    <w:lsdException w:name="Document Map" w:semiHidden="0" w:uiPriority="0" w:unhideWhenUsed="0"/>
-    <w:lsdException w:name="Plain Text" w:semiHidden="0" w:uiPriority="0" w:unhideWhenUsed="0"/>
-    <w:lsdException w:name="E-mail Signature" w:semiHidden="0" w:uiPriority="0" w:unhideWhenUsed="0"/>
-    <w:lsdException w:name="Normal (Web)" w:semiHidden="0" w:uiPriority="0" w:unhideWhenUsed="0" w:qFormat="1"/>
-    <w:lsdException w:name="HTML Acronym" w:semiHidden="0" w:uiPriority="0" w:unhideWhenUsed="0"/>
-    <w:lsdException w:name="HTML Address" w:semiHidden="0" w:uiPriority="0" w:unhideWhenUsed="0"/>
-    <w:lsdException w:name="HTML Cite" w:semiHidden="0" w:uiPriority="0" w:unhideWhenUsed="0"/>
-    <w:lsdException w:name="HTML Code" w:semiHidden="0" w:uiPriority="0" w:unhideWhenUsed="0"/>
-    <w:lsdException w:name="HTML Definition" w:semiHidden="0" w:uiPriority="0" w:unhideWhenUsed="0"/>
-    <w:lsdException w:name="HTML Keyboard" w:semiHidden="0" w:uiPriority="0" w:unhideWhenUsed="0"/>
-    <w:lsdException w:name="HTML Preformatted" w:semiHidden="0" w:uiPriority="0" w:unhideWhenUsed="0"/>
-    <w:lsdException w:name="HTML Sample" w:semiHidden="0" w:uiPriority="0" w:unhideWhenUsed="0"/>
-    <w:lsdException w:name="HTML Typewriter" w:semiHidden="0" w:uiPriority="0" w:unhideWhenUsed="0"/>
-    <w:lsdException w:name="HTML Variable" w:semiHidden="0" w:uiPriority="0" w:unhideWhenUsed="0"/>
-    <w:lsdException w:name="Normal Table" w:uiPriority="0" w:unhideWhenUsed="0" w:qFormat="1"/>
-    <w:lsdException w:name="annotation subject" w:semiHidden="0" w:uiPriority="0" w:unhideWhenUsed="0"/>
-    <w:lsdException w:name="Table Simple 1" w:semiHidden="0" w:uiPriority="0" w:unhideWhenUsed="0"/>
-    <w:lsdException w:name="Table Simple 2" w:semiHidden="0" w:uiPriority="0" w:unhideWhenUsed="0"/>
-    <w:lsdException w:name="Table Simple 3" w:semiHidden="0" w:uiPriority="0" w:unhideWhenUsed="0"/>
-    <w:lsdException w:name="Table Classic 1" w:semiHidden="0" w:uiPriority="0" w:unhideWhenUsed="0"/>
-    <w:lsdException w:name="Table Classic 2" w:semiHidden="0" w:uiPriority="0" w:unhideWhenUsed="0"/>
-    <w:lsdException w:name="Table Classic 3" w:semiHidden="0" w:uiPriority="0" w:unhideWhenUsed="0"/>
-    <w:lsdException w:name="Table Classic 4" w:semiHidden="0" w:uiPriority="0" w:unhideWhenUsed="0"/>
-    <w:lsdException w:name="Table Colorful 1" w:semiHidden="0" w:uiPriority="0" w:unhideWhenUsed="0"/>
-    <w:lsdException w:name="Table Colorful 2" w:semiHidden="0" w:uiPriority="0" w:unhideWhenUsed="0"/>
-    <w:lsdException w:name="Table Colorful 3" w:semiHidden="0" w:uiPriority="0" w:unhideWhenUsed="0"/>
-    <w:lsdException w:name="Table Columns 1" w:semiHidden="0" w:uiPriority="0" w:unhideWhenUsed="0"/>
-    <w:lsdException w:name="Table Columns 2" w:semiHidden="0" w:uiPriority="0" w:unhideWhenUsed="0"/>
-    <w:lsdException w:name="Table Columns 3" w:semiHidden="0" w:uiPriority="0" w:unhideWhenUsed="0"/>
-    <w:lsdException w:name="Table Columns 4" w:semiHidden="0" w:uiPriority="0" w:unhideWhenUsed="0"/>
-    <w:lsdException w:name="Table Columns 5" w:semiHidden="0" w:uiPriority="0" w:unhideWhenUsed="0"/>
-    <w:lsdException w:name="Table Grid 1" w:semiHidden="0" w:uiPriority="0" w:unhideWhenUsed="0"/>
-    <w:lsdException w:name="Table Grid 2" w:semiHidden="0" w:uiPriority="0" w:unhideWhenUsed="0"/>
-    <w:lsdException w:name="Table Grid 3" w:semiHidden="0" w:uiPriority="0" w:unhideWhenUsed="0"/>
-    <w:lsdException w:name="Table Grid 4" w:semiHidden="0" w:uiPriority="0" w:unhideWhenUsed="0"/>
-    <w:lsdException w:name="Table Grid 5" w:semiHidden="0" w:uiPriority="0" w:unhideWhenUsed="0"/>
-    <w:lsdException w:name="Table Grid 6" w:semiHidden="0" w:uiPriority="0" w:unhideWhenUsed="0"/>
-    <w:lsdException w:name="Table Grid 7" w:semiHidden="0" w:uiPriority="0" w:unhideWhenUsed="0"/>
-    <w:lsdException w:name="Table Grid 8" w:semiHidden="0" w:uiPriority="0" w:unhideWhenUsed="0"/>
-    <w:lsdException w:name="Table List 1" w:semiHidden="0" w:uiPriority="0" w:unhideWhenUsed="0"/>
-    <w:lsdException w:name="Table List 2" w:semiHidden="0" w:uiPriority="0" w:unhideWhenUsed="0"/>
-    <w:lsdException w:name="Table List 3" w:semiHidden="0" w:uiPriority="0" w:unhideWhenUsed="0"/>
-    <w:lsdException w:name="Table List 4" w:semiHidden="0" w:uiPriority="0" w:unhideWhenUsed="0"/>
-    <w:lsdException w:name="Table List 5" w:semiHidden="0" w:uiPriority="0" w:unhideWhenUsed="0"/>
-    <w:lsdException w:name="Table List 6" w:semiHidden="0" w:uiPriority="0" w:unhideWhenUsed="0"/>
-    <w:lsdException w:name="Table List 7" w:semiHidden="0" w:uiPriority="0" w:unhideWhenUsed="0"/>
-    <w:lsdException w:name="Table List 8" w:semiHidden="0" w:uiPriority="0" w:unhideWhenUsed="0"/>
-    <w:lsdException w:name="Table 3D effects 1" w:semiHidden="0" w:uiPriority="0" w:unhideWhenUsed="0"/>
-    <w:lsdException w:name="Table 3D effects 2" w:semiHidden="0" w:uiPriority="0" w:unhideWhenUsed="0"/>
-    <w:lsdException w:name="Table 3D effects 3" w:semiHidden="0" w:uiPriority="0" w:unhideWhenUsed="0"/>
-    <w:lsdException w:name="Table Contemporary" w:semiHidden="0" w:uiPriority="0" w:unhideWhenUsed="0"/>
-    <w:lsdException w:name="Table Elegant" w:semiHidden="0" w:uiPriority="0" w:unhideWhenUsed="0"/>
-    <w:lsdException w:name="Table Professional" w:semiHidden="0" w:uiPriority="0" w:unhideWhenUsed="0"/>
-    <w:lsdException w:name="Table Subtle 1" w:semiHidden="0" w:uiPriority="0" w:unhideWhenUsed="0"/>
-    <w:lsdException w:name="Table Subtle 2" w:semiHidden="0" w:uiPriority="0" w:unhideWhenUsed="0"/>
-    <w:lsdException w:name="Table Web 1" w:semiHidden="0" w:uiPriority="0" w:unhideWhenUsed="0"/>
-    <w:lsdException w:name="Table Web 2" w:semiHidden="0" w:uiPriority="0" w:unhideWhenUsed="0"/>
-    <w:lsdException w:name="Table Web 3" w:semiHidden="0" w:uiPriority="0" w:unhideWhenUsed="0"/>
-    <w:lsdException w:name="Balloon Text" w:semiHidden="0" w:uiPriority="0" w:unhideWhenUsed="0"/>
-    <w:lsdException w:name="Table Grid" w:semiHidden="0" w:uiPriority="0" w:unhideWhenUsed="0" w:qFormat="1"/>
-    <w:lsdException w:name="Table Theme" w:semiHidden="0" w:uiPriority="0" w:unhideWhenUsed="0"/>
-    <w:lsdException w:name="Light Shading" w:semiHidden="0" w:uiPriority="60" w:unhideWhenUsed="0"/>
-    <w:lsdException w:name="Light List" w:semiHidden="0" w:uiPriority="61" w:unhideWhenUsed="0"/>
-    <w:lsdException w:name="Light Grid" w:semiHidden="0" w:uiPriority="62" w:unhideWhenUsed="0"/>
-    <w:lsdException w:name="Medium Shading 1" w:semiHidden="0" w:uiPriority="63" w:unhideWhenUsed="0"/>
-    <w:lsdException w:name="Medium Shading 2" w:semiHidden="0" w:uiPriority="64" w:unhideWhenUsed="0"/>
-    <w:lsdException w:name="Medium List 1" w:semiHidden="0" w:uiPriority="65" w:unhideWhenUsed="0"/>
-    <w:lsdException w:name="Medium List 2" w:semiHidden="0" w:uiPriority="66" w:unhideWhenUsed="0"/>
-    <w:lsdException w:name="Medium Grid 1" w:semiHidden="0" w:uiPriority="67" w:unhideWhenUsed="0"/>
-    <w:lsdException w:name="Medium Grid 2" w:semiHidden="0" w:uiPriority="68" w:unhideWhenUsed="0"/>
-    <w:lsdException w:name="Medium Grid 3" w:semiHidden="0" w:uiPriority="69" w:unhideWhenUsed="0"/>
-    <w:lsdException w:name="Dark List" w:semiHidden="0" w:uiPriority="70" w:unhideWhenUsed="0"/>
-    <w:lsdException w:name="Colorful Shading" w:semiHidden="0" w:uiPriority="71" w:unhideWhenUsed="0"/>
-    <w:lsdException w:name="Colorful List" w:semiHidden="0" w:uiPriority="72" w:unhideWhenUsed="0"/>
-    <w:lsdException w:name="Colorful Grid" w:semiHidden="0" w:uiPriority="73" w:unhideWhenUsed="0"/>
-    <w:lsdException w:name="Light Shading Accent 1" w:semiHidden="0" w:uiPriority="60" w:unhideWhenUsed="0"/>
-    <w:lsdException w:name="Light List Accent 1" w:semiHidden="0" w:uiPriority="61" w:unhideWhenUsed="0"/>
-    <w:lsdException w:name="Light Grid Accent 1" w:semiHidden="0" w:uiPriority="62" w:unhideWhenUsed="0"/>
-    <w:lsdException w:name="Medium Shading 1 Accent 1" w:semiHidden="0" w:uiPriority="63" w:unhideWhenUsed="0"/>
-    <w:lsdException w:name="Medium Shading 2 Accent 1" w:semiHidden="0" w:uiPriority="64" w:unhideWhenUsed="0"/>
-    <w:lsdException w:name="Medium List 1 Accent 1" w:semiHidden="0" w:uiPriority="65" w:unhideWhenUsed="0"/>
-    <w:lsdException w:name="Medium List 2 Accent 1" w:semiHidden="0" w:uiPriority="66" w:unhideWhenUsed="0"/>
-    <w:lsdException w:name="Medium Grid 1 Accent 1" w:semiHidden="0" w:uiPriority="67" w:unhideWhenUsed="0"/>
-    <w:lsdException w:name="Medium Grid 2 Accent 1" w:semiHidden="0" w:uiPriority="68" w:unhideWhenUsed="0"/>
-    <w:lsdException w:name="Medium Grid 3 Accent 1" w:semiHidden="0" w:uiPriority="69" w:unhideWhenUsed="0"/>
-    <w:lsdException w:name="Dark List Accent 1" w:semiHidden="0" w:uiPriority="70" w:unhideWhenUsed="0"/>
-    <w:lsdException w:name="Colorful Shading Accent 1" w:semiHidden="0" w:uiPriority="71" w:unhideWhenUsed="0"/>
-    <w:lsdException w:name="Colorful List Accent 1" w:semiHidden="0" w:uiPriority="72" w:unhideWhenUsed="0"/>
-    <w:lsdException w:name="Colorful Grid Accent 1" w:semiHidden="0" w:uiPriority="73" w:unhideWhenUsed="0"/>
-    <w:lsdException w:name="Light Shading Accent 2" w:semiHidden="0" w:uiPriority="60" w:unhideWhenUsed="0"/>
-    <w:lsdException w:name="Light List Accent 2" w:semiHidden="0" w:uiPriority="61" w:unhideWhenUsed="0"/>
-    <w:lsdException w:name="Light Grid Accent 2" w:semiHidden="0" w:uiPriority="62" w:unhideWhenUsed="0"/>
-    <w:lsdException w:name="Medium Shading 1 Accent 2" w:semiHidden="0" w:uiPriority="63" w:unhideWhenUsed="0"/>
-    <w:lsdException w:name="Medium Shading 2 Accent 2" w:semiHidden="0" w:uiPriority="64" w:unhideWhenUsed="0"/>
-    <w:lsdException w:name="Medium List 1 Accent 2" w:semiHidden="0" w:uiPriority="65" w:unhideWhenUsed="0"/>
-    <w:lsdException w:name="Medium List 2 Accent 2" w:semiHidden="0" w:uiPriority="66" w:unhideWhenUsed="0"/>
-    <w:lsdException w:name="Medium Grid 1 Accent 2" w:semiHidden="0" w:uiPriority="67" w:unhideWhenUsed="0"/>
-    <w:lsdException w:name="Medium Grid 2 Accent 2" w:semiHidden="0" w:uiPriority="68" w:unhideWhenUsed="0"/>
-    <w:lsdException w:name="Medium Grid 3 Accent 2" w:semiHidden="0" w:uiPriority="69" w:unhideWhenUsed="0"/>
-    <w:lsdException w:name="Dark List Accent 2" w:semiHidden="0" w:uiPriority="70" w:unhideWhenUsed="0"/>
-    <w:lsdException w:name="Colorful Shading Accent 2" w:semiHidden="0" w:uiPriority="71" w:unhideWhenUsed="0"/>
-    <w:lsdException w:name="Colorful List Accent 2" w:semiHidden="0" w:uiPriority="72" w:unhideWhenUsed="0"/>
-    <w:lsdException w:name="Colorful Grid Accent 2" w:semiHidden="0" w:uiPriority="73" w:unhideWhenUsed="0"/>
-    <w:lsdException w:name="Light Shading Accent 3" w:semiHidden="0" w:uiPriority="60" w:unhideWhenUsed="0"/>
-    <w:lsdException w:name="Light List Accent 3" w:semiHidden="0" w:uiPriority="61" w:unhideWhenUsed="0"/>
-    <w:lsdException w:name="Light Grid Accent 3" w:semiHidden="0" w:uiPriority="62" w:unhideWhenUsed="0"/>
-    <w:lsdException w:name="Medium Shading 1 Accent 3" w:semiHidden="0" w:uiPriority="63" w:unhideWhenUsed="0"/>
-    <w:lsdException w:name="Medium Shading 2 Accent 3" w:semiHidden="0" w:uiPriority="64" w:unhideWhenUsed="0"/>
-    <w:lsdException w:name="Medium List 1 Accent 3" w:semiHidden="0" w:uiPriority="65" w:unhideWhenUsed="0"/>
-    <w:lsdException w:name="Medium List 2 Accent 3" w:semiHidden="0" w:uiPriority="66" w:unhideWhenUsed="0"/>
-    <w:lsdException w:name="Medium Grid 1 Accent 3" w:semiHidden="0" w:uiPriority="67" w:unhideWhenUsed="0"/>
-    <w:lsdException w:name="Medium Grid 2 Accent 3" w:semiHidden="0" w:uiPriority="68" w:unhideWhenUsed="0"/>
-    <w:lsdException w:name="Medium Grid 3 Accent 3" w:semiHidden="0" w:uiPriority="69" w:unhideWhenUsed="0"/>
-    <w:lsdException w:name="Dark List Accent 3" w:semiHidden="0" w:uiPriority="70" w:unhideWhenUsed="0"/>
-    <w:lsdException w:name="Colorful Shading Accent 3" w:semiHidden="0" w:uiPriority="71" w:unhideWhenUsed="0"/>
-    <w:lsdException w:name="Colorful List Accent 3" w:semiHidden="0" w:uiPriority="72" w:unhideWhenUsed="0"/>
-    <w:lsdException w:name="Colorful Grid Accent 3" w:semiHidden="0" w:uiPriority="73" w:unhideWhenUsed="0"/>
-    <w:lsdException w:name="Light Shading Accent 4" w:semiHidden="0" w:uiPriority="60" w:unhideWhenUsed="0"/>
-    <w:lsdException w:name="Light List Accent 4" w:semiHidden="0" w:uiPriority="61" w:unhideWhenUsed="0"/>
-    <w:lsdException w:name="Light Grid Accent 4" w:semiHidden="0" w:uiPriority="62" w:unhideWhenUsed="0"/>
-    <w:lsdException w:name="Medium Shading 1 Accent 4" w:semiHidden="0" w:uiPriority="63" w:unhideWhenUsed="0"/>
-    <w:lsdException w:name="Medium Shading 2 Accent 4" w:semiHidden="0" w:uiPriority="64" w:unhideWhenUsed="0"/>
-    <w:lsdException w:name="Medium List 1 Accent 4" w:semiHidden="0" w:uiPriority="65" w:unhideWhenUsed="0"/>
-    <w:lsdException w:name="Medium List 2 Accent 4" w:semiHidden="0" w:uiPriority="66" w:unhideWhenUsed="0"/>
-    <w:lsdException w:name="Medium Grid 1 Accent 4" w:semiHidden="0" w:uiPriority="67" w:unhideWhenUsed="0"/>
-    <w:lsdException w:name="Medium Grid 2 Accent 4" w:semiHidden="0" w:uiPriority="68" w:unhideWhenUsed="0"/>
-    <w:lsdException w:name="Medium Grid 3 Accent 4" w:semiHidden="0" w:uiPriority="69" w:unhideWhenUsed="0"/>
-    <w:lsdException w:name="Dark List Accent 4" w:semiHidden="0" w:uiPriority="70" w:unhideWhenUsed="0"/>
-    <w:lsdException w:name="Colorful Shading Accent 4" w:semiHidden="0" w:uiPriority="71" w:unhideWhenUsed="0"/>
-    <w:lsdException w:name="Colorful List Accent 4" w:semiHidden="0" w:uiPriority="72" w:unhideWhenUsed="0"/>
-    <w:lsdException w:name="Colorful Grid Accent 4" w:semiHidden="0" w:uiPriority="73" w:unhideWhenUsed="0"/>
-    <w:lsdException w:name="Light Shading Accent 5" w:semiHidden="0" w:uiPriority="60" w:unhideWhenUsed="0"/>
-    <w:lsdException w:name="Light List Accent 5" w:semiHidden="0" w:uiPriority="61" w:unhideWhenUsed="0"/>
-    <w:lsdException w:name="Light Grid Accent 5" w:semiHidden="0" w:uiPriority="62" w:unhideWhenUsed="0"/>
-    <w:lsdException w:name="Medium Shading 1 Accent 5" w:semiHidden="0" w:uiPriority="63" w:unhideWhenUsed="0"/>
-    <w:lsdException w:name="Medium Shading 2 Accent 5" w:semiHidden="0" w:uiPriority="64" w:unhideWhenUsed="0"/>
-    <w:lsdException w:name="Medium List 1 Accent 5" w:semiHidden="0" w:uiPriority="65" w:unhideWhenUsed="0"/>
-    <w:lsdException w:name="Medium List 2 Accent 5" w:semiHidden="0" w:uiPriority="66" w:unhideWhenUsed="0"/>
-    <w:lsdException w:name="Medium Grid 1 Accent 5" w:semiHidden="0" w:uiPriority="67" w:unhideWhenUsed="0"/>
-    <w:lsdException w:name="Medium Grid 2 Accent 5" w:semiHidden="0" w:uiPriority="68" w:unhideWhenUsed="0"/>
-    <w:lsdException w:name="Medium Grid 3 Accent 5" w:semiHidden="0" w:uiPriority="69" w:unhideWhenUsed="0"/>
-    <w:lsdException w:name="Dark List Accent 5" w:semiHidden="0" w:uiPriority="70" w:unhideWhenUsed="0"/>
-    <w:lsdException w:name="Colorful Shading Accent 5" w:semiHidden="0" w:uiPriority="71" w:unhideWhenUsed="0"/>
-    <w:lsdException w:name="Colorful List Accent 5" w:semiHidden="0" w:uiPriority="72" w:unhideWhenUsed="0"/>
-    <w:lsdException w:name="Colorful Grid Accent 5" w:semiHidden="0" w:uiPriority="73" w:unhideWhenUsed="0"/>
-    <w:lsdException w:name="Light Shading Accent 6" w:semiHidden="0" w:uiPriority="60" w:unhideWhenUsed="0"/>
-    <w:lsdException w:name="Light List Accent 6" w:semiHidden="0" w:uiPriority="61" w:unhideWhenUsed="0"/>
-    <w:lsdException w:name="Light Grid Accent 6" w:semiHidden="0" w:uiPriority="62" w:unhideWhenUsed="0"/>
-    <w:lsdException w:name="Medium Shading 1 Accent 6" w:semiHidden="0" w:uiPriority="63" w:unhideWhenUsed="0"/>
-    <w:lsdException w:name="Medium Shading 2 Accent 6" w:semiHidden="0" w:uiPriority="64" w:unhideWhenUsed="0"/>
-    <w:lsdException w:name="Medium List 1 Accent 6" w:semiHidden="0" w:uiPriority="65" w:unhideWhenUsed="0"/>
-    <w:lsdException w:name="Medium List 2 Accent 6" w:semiHidden="0" w:uiPriority="66" w:unhideWhenUsed="0"/>
-    <w:lsdException w:name="Medium Grid 1 Accent 6" w:semiHidden="0" w:uiPriority="67" w:unhideWhenUsed="0"/>
-    <w:lsdException w:name="Medium Grid 2 Accent 6" w:semiHidden="0" w:uiPriority="68" w:unhideWhenUsed="0"/>
-    <w:lsdException w:name="Medium Grid 3 Accent 6" w:semiHidden="0" w:uiPriority="69" w:unhideWhenUsed="0"/>
-    <w:lsdException w:name="Dark List Accent 6" w:semiHidden="0" w:uiPriority="70" w:unhideWhenUsed="0"/>
-    <w:lsdException w:name="Colorful Shading Accent 6" w:semiHidden="0" w:uiPriority="71" w:unhideWhenUsed="0"/>
-    <w:lsdException w:name="Colorful List Accent 6" w:semiHidden="0" w:uiPriority="72" w:unhideWhenUsed="0"/>
-    <w:lsdException w:name="Colorful Grid Accent 6" w:semiHidden="0" w:uiPriority="73" w:unhideWhenUsed="0"/>
+  <w:latentStyles w:count="260" w:defQFormat="0" w:defUnhideWhenUsed="1" w:defSemiHidden="1" w:defUIPriority="99" w:defLockedState="0">
+    <w:lsdException w:qFormat="1" w:unhideWhenUsed="0" w:uiPriority="0" w:semiHidden="0" w:name="Normal"/>
+    <w:lsdException w:qFormat="1" w:unhideWhenUsed="0" w:uiPriority="0" w:semiHidden="0" w:name="heading 1"/>
+    <w:lsdException w:qFormat="1" w:uiPriority="0" w:semiHidden="0" w:name="heading 2"/>
+    <w:lsdException w:qFormat="1" w:uiPriority="0" w:name="heading 3"/>
+    <w:lsdException w:qFormat="1" w:uiPriority="0" w:semiHidden="0" w:name="heading 4"/>
+    <w:lsdException w:qFormat="1" w:uiPriority="0" w:name="heading 5"/>
+    <w:lsdException w:qFormat="1" w:uiPriority="0" w:name="heading 6"/>
+    <w:lsdException w:qFormat="1" w:uiPriority="0" w:name="heading 7"/>
+    <w:lsdException w:qFormat="1" w:uiPriority="0" w:name="heading 8"/>
+    <w:lsdException w:qFormat="1" w:uiPriority="0" w:name="heading 9"/>
+    <w:lsdException w:unhideWhenUsed="0" w:uiPriority="0" w:semiHidden="0" w:name="index 1"/>
+    <w:lsdException w:unhideWhenUsed="0" w:uiPriority="0" w:semiHidden="0" w:name="index 2"/>
+    <w:lsdException w:unhideWhenUsed="0" w:uiPriority="0" w:semiHidden="0" w:name="index 3"/>
+    <w:lsdException w:unhideWhenUsed="0" w:uiPriority="0" w:semiHidden="0" w:name="index 4"/>
+    <w:lsdException w:unhideWhenUsed="0" w:uiPriority="0" w:semiHidden="0" w:name="index 5"/>
+    <w:lsdException w:unhideWhenUsed="0" w:uiPriority="0" w:semiHidden="0" w:name="index 6"/>
+    <w:lsdException w:unhideWhenUsed="0" w:uiPriority="0" w:semiHidden="0" w:name="index 7"/>
+    <w:lsdException w:unhideWhenUsed="0" w:uiPriority="0" w:semiHidden="0" w:name="index 8"/>
+    <w:lsdException w:unhideWhenUsed="0" w:uiPriority="0" w:semiHidden="0" w:name="index 9"/>
+    <w:lsdException w:qFormat="1" w:unhideWhenUsed="0" w:uiPriority="0" w:semiHidden="0" w:name="toc 1"/>
+    <w:lsdException w:qFormat="1" w:unhideWhenUsed="0" w:uiPriority="0" w:semiHidden="0" w:name="toc 2"/>
+    <w:lsdException w:qFormat="1" w:unhideWhenUsed="0" w:uiPriority="0" w:semiHidden="0" w:name="toc 3"/>
+    <w:lsdException w:unhideWhenUsed="0" w:uiPriority="0" w:semiHidden="0" w:name="toc 4"/>
+    <w:lsdException w:unhideWhenUsed="0" w:uiPriority="0" w:semiHidden="0" w:name="toc 5"/>
+    <w:lsdException w:unhideWhenUsed="0" w:uiPriority="0" w:semiHidden="0" w:name="toc 6"/>
+    <w:lsdException w:unhideWhenUsed="0" w:uiPriority="0" w:semiHidden="0" w:name="toc 7"/>
+    <w:lsdException w:unhideWhenUsed="0" w:uiPriority="0" w:semiHidden="0" w:name="toc 8"/>
+    <w:lsdException w:unhideWhenUsed="0" w:uiPriority="0" w:semiHidden="0" w:name="toc 9"/>
+    <w:lsdException w:unhideWhenUsed="0" w:uiPriority="0" w:semiHidden="0" w:name="Normal Indent"/>
+    <w:lsdException w:unhideWhenUsed="0" w:uiPriority="0" w:semiHidden="0" w:name="footnote text"/>
+    <w:lsdException w:qFormat="1" w:unhideWhenUsed="0" w:uiPriority="0" w:semiHidden="0" w:name="annotation text"/>
+    <w:lsdException w:qFormat="1" w:unhideWhenUsed="0" w:uiPriority="0" w:semiHidden="0" w:name="header"/>
+    <w:lsdException w:qFormat="1" w:unhideWhenUsed="0" w:uiPriority="0" w:semiHidden="0" w:name="footer"/>
+    <w:lsdException w:unhideWhenUsed="0" w:uiPriority="0" w:semiHidden="0" w:name="index heading"/>
+    <w:lsdException w:qFormat="1" w:uiPriority="0" w:name="caption"/>
+    <w:lsdException w:unhideWhenUsed="0" w:uiPriority="0" w:semiHidden="0" w:name="table of figures"/>
+    <w:lsdException w:unhideWhenUsed="0" w:uiPriority="0" w:semiHidden="0" w:name="envelope address"/>
+    <w:lsdException w:unhideWhenUsed="0" w:uiPriority="0" w:semiHidden="0" w:name="envelope return"/>
+    <w:lsdException w:unhideWhenUsed="0" w:uiPriority="0" w:semiHidden="0" w:name="footnote reference"/>
+    <w:lsdException w:unhideWhenUsed="0" w:uiPriority="0" w:semiHidden="0" w:name="annotation reference"/>
+    <w:lsdException w:unhideWhenUsed="0" w:uiPriority="0" w:semiHidden="0" w:name="line number"/>
+    <w:lsdException w:unhideWhenUsed="0" w:uiPriority="0" w:semiHidden="0" w:name="page number"/>
+    <w:lsdException w:unhideWhenUsed="0" w:uiPriority="0" w:semiHidden="0" w:name="endnote reference"/>
+    <w:lsdException w:unhideWhenUsed="0" w:uiPriority="0" w:semiHidden="0" w:name="endnote text"/>
+    <w:lsdException w:unhideWhenUsed="0" w:uiPriority="0" w:semiHidden="0" w:name="table of authorities"/>
+    <w:lsdException w:unhideWhenUsed="0" w:uiPriority="0" w:semiHidden="0" w:name="macro"/>
+    <w:lsdException w:unhideWhenUsed="0" w:uiPriority="0" w:semiHidden="0" w:name="toa heading"/>
+    <w:lsdException w:unhideWhenUsed="0" w:uiPriority="0" w:semiHidden="0" w:name="List"/>
+    <w:lsdException w:unhideWhenUsed="0" w:uiPriority="0" w:semiHidden="0" w:name="List Bullet"/>
+    <w:lsdException w:unhideWhenUsed="0" w:uiPriority="0" w:semiHidden="0" w:name="List Number"/>
+    <w:lsdException w:unhideWhenUsed="0" w:uiPriority="0" w:semiHidden="0" w:name="List 2"/>
+    <w:lsdException w:unhideWhenUsed="0" w:uiPriority="0" w:semiHidden="0" w:name="List 3"/>
+    <w:lsdException w:unhideWhenUsed="0" w:uiPriority="0" w:semiHidden="0" w:name="List 4"/>
+    <w:lsdException w:unhideWhenUsed="0" w:uiPriority="0" w:semiHidden="0" w:name="List 5"/>
+    <w:lsdException w:unhideWhenUsed="0" w:uiPriority="0" w:semiHidden="0" w:name="List Bullet 2"/>
+    <w:lsdException w:unhideWhenUsed="0" w:uiPriority="0" w:semiHidden="0" w:name="List Bullet 3"/>
+    <w:lsdException w:unhideWhenUsed="0" w:uiPriority="0" w:semiHidden="0" w:name="List Bullet 4"/>
+    <w:lsdException w:unhideWhenUsed="0" w:uiPriority="0" w:semiHidden="0" w:name="List Bullet 5"/>
+    <w:lsdException w:unhideWhenUsed="0" w:uiPriority="0" w:semiHidden="0" w:name="List Number 2"/>
+    <w:lsdException w:unhideWhenUsed="0" w:uiPriority="0" w:semiHidden="0" w:name="List Number 3"/>
+    <w:lsdException w:unhideWhenUsed="0" w:uiPriority="0" w:semiHidden="0" w:name="List Number 4"/>
+    <w:lsdException w:unhideWhenUsed="0" w:uiPriority="0" w:semiHidden="0" w:name="List Number 5"/>
+    <w:lsdException w:qFormat="1" w:unhideWhenUsed="0" w:uiPriority="0" w:semiHidden="0" w:name="Title"/>
+    <w:lsdException w:unhideWhenUsed="0" w:uiPriority="0" w:semiHidden="0" w:name="Closing"/>
+    <w:lsdException w:unhideWhenUsed="0" w:uiPriority="0" w:semiHidden="0" w:name="Signature"/>
+    <w:lsdException w:qFormat="1" w:unhideWhenUsed="0" w:uiPriority="0" w:name="Default Paragraph Font"/>
+    <w:lsdException w:qFormat="1" w:unhideWhenUsed="0" w:uiPriority="0" w:name="Body Text"/>
+    <w:lsdException w:unhideWhenUsed="0" w:uiPriority="0" w:semiHidden="0" w:name="Body Text Indent"/>
+    <w:lsdException w:unhideWhenUsed="0" w:uiPriority="0" w:semiHidden="0" w:name="List Continue"/>
+    <w:lsdException w:unhideWhenUsed="0" w:uiPriority="0" w:semiHidden="0" w:name="List Continue 2"/>
+    <w:lsdException w:unhideWhenUsed="0" w:uiPriority="0" w:semiHidden="0" w:name="List Continue 3"/>
+    <w:lsdException w:unhideWhenUsed="0" w:uiPriority="0" w:semiHidden="0" w:name="List Continue 4"/>
+    <w:lsdException w:unhideWhenUsed="0" w:uiPriority="0" w:semiHidden="0" w:name="List Continue 5"/>
+    <w:lsdException w:unhideWhenUsed="0" w:uiPriority="0" w:semiHidden="0" w:name="Message Header"/>
+    <w:lsdException w:qFormat="1" w:unhideWhenUsed="0" w:uiPriority="0" w:semiHidden="0" w:name="Subtitle"/>
+    <w:lsdException w:unhideWhenUsed="0" w:uiPriority="0" w:semiHidden="0" w:name="Salutation"/>
+    <w:lsdException w:unhideWhenUsed="0" w:uiPriority="0" w:semiHidden="0" w:name="Date"/>
+    <w:lsdException w:unhideWhenUsed="0" w:uiPriority="0" w:semiHidden="0" w:name="Body Text First Indent"/>
+    <w:lsdException w:unhideWhenUsed="0" w:uiPriority="0" w:semiHidden="0" w:name="Body Text First Indent 2"/>
+    <w:lsdException w:uiPriority="99" w:name="Note Heading"/>
+    <w:lsdException w:unhideWhenUsed="0" w:uiPriority="0" w:semiHidden="0" w:name="Body Text 2"/>
+    <w:lsdException w:unhideWhenUsed="0" w:uiPriority="0" w:semiHidden="0" w:name="Body Text 3"/>
+    <w:lsdException w:unhideWhenUsed="0" w:uiPriority="0" w:semiHidden="0" w:name="Body Text Indent 2"/>
+    <w:lsdException w:unhideWhenUsed="0" w:uiPriority="0" w:semiHidden="0" w:name="Body Text Indent 3"/>
+    <w:lsdException w:unhideWhenUsed="0" w:uiPriority="0" w:semiHidden="0" w:name="Block Text"/>
+    <w:lsdException w:unhideWhenUsed="0" w:uiPriority="0" w:semiHidden="0" w:name="Hyperlink"/>
+    <w:lsdException w:unhideWhenUsed="0" w:uiPriority="0" w:semiHidden="0" w:name="FollowedHyperlink"/>
+    <w:lsdException w:qFormat="1" w:unhideWhenUsed="0" w:uiPriority="0" w:semiHidden="0" w:name="Strong"/>
+    <w:lsdException w:qFormat="1" w:unhideWhenUsed="0" w:uiPriority="0" w:semiHidden="0" w:name="Emphasis"/>
+    <w:lsdException w:unhideWhenUsed="0" w:uiPriority="0" w:semiHidden="0" w:name="Document Map"/>
+    <w:lsdException w:unhideWhenUsed="0" w:uiPriority="0" w:semiHidden="0" w:name="Plain Text"/>
+    <w:lsdException w:unhideWhenUsed="0" w:uiPriority="0" w:semiHidden="0" w:name="E-mail Signature"/>
+    <w:lsdException w:qFormat="1" w:unhideWhenUsed="0" w:uiPriority="0" w:semiHidden="0" w:name="Normal (Web)"/>
+    <w:lsdException w:unhideWhenUsed="0" w:uiPriority="0" w:semiHidden="0" w:name="HTML Acronym"/>
+    <w:lsdException w:unhideWhenUsed="0" w:uiPriority="0" w:semiHidden="0" w:name="HTML Address"/>
+    <w:lsdException w:unhideWhenUsed="0" w:uiPriority="0" w:semiHidden="0" w:name="HTML Cite"/>
+    <w:lsdException w:unhideWhenUsed="0" w:uiPriority="0" w:semiHidden="0" w:name="HTML Code"/>
+    <w:lsdException w:unhideWhenUsed="0" w:uiPriority="0" w:semiHidden="0" w:name="HTML Definition"/>
+    <w:lsdException w:unhideWhenUsed="0" w:uiPriority="0" w:semiHidden="0" w:name="HTML Keyboard"/>
+    <w:lsdException w:unhideWhenUsed="0" w:uiPriority="0" w:semiHidden="0" w:name="HTML Preformatted"/>
+    <w:lsdException w:unhideWhenUsed="0" w:uiPriority="0" w:semiHidden="0" w:name="HTML Sample"/>
+    <w:lsdException w:unhideWhenUsed="0" w:uiPriority="0" w:semiHidden="0" w:name="HTML Typewriter"/>
+    <w:lsdException w:unhideWhenUsed="0" w:uiPriority="0" w:semiHidden="0" w:name="HTML Variable"/>
+    <w:lsdException w:qFormat="1" w:unhideWhenUsed="0" w:uiPriority="0" w:name="Normal Table"/>
+    <w:lsdException w:unhideWhenUsed="0" w:uiPriority="0" w:semiHidden="0" w:name="annotation subject"/>
+    <w:lsdException w:unhideWhenUsed="0" w:uiPriority="0" w:semiHidden="0" w:name="Table Simple 1"/>
+    <w:lsdException w:unhideWhenUsed="0" w:uiPriority="0" w:semiHidden="0" w:name="Table Simple 2"/>
+    <w:lsdException w:unhideWhenUsed="0" w:uiPriority="0" w:semiHidden="0" w:name="Table Simple 3"/>
+    <w:lsdException w:unhideWhenUsed="0" w:uiPriority="0" w:semiHidden="0" w:name="Table Classic 1"/>
+    <w:lsdException w:unhideWhenUsed="0" w:uiPriority="0" w:semiHidden="0" w:name="Table Classic 2"/>
+    <w:lsdException w:unhideWhenUsed="0" w:uiPriority="0" w:semiHidden="0" w:name="Table Classic 3"/>
+    <w:lsdException w:unhideWhenUsed="0" w:uiPriority="0" w:semiHidden="0" w:name="Table Classic 4"/>
+    <w:lsdException w:unhideWhenUsed="0" w:uiPriority="0" w:semiHidden="0" w:name="Table Colorful 1"/>
+    <w:lsdException w:unhideWhenUsed="0" w:uiPriority="0" w:semiHidden="0" w:name="Table Colorful 2"/>
+    <w:lsdException w:unhideWhenUsed="0" w:uiPriority="0" w:semiHidden="0" w:name="Table Colorful 3"/>
+    <w:lsdException w:unhideWhenUsed="0" w:uiPriority="0" w:semiHidden="0" w:name="Table Columns 1"/>
+    <w:lsdException w:unhideWhenUsed="0" w:uiPriority="0" w:semiHidden="0" w:name="Table Columns 2"/>
+    <w:lsdException w:unhideWhenUsed="0" w:uiPriority="0" w:semiHidden="0" w:name="Table Columns 3"/>
+    <w:lsdException w:unhideWhenUsed="0" w:uiPriority="0" w:semiHidden="0" w:name="Table Columns 4"/>
+    <w:lsdException w:unhideWhenUsed="0" w:uiPriority="0" w:semiHidden="0" w:name="Table Columns 5"/>
+    <w:lsdException w:unhideWhenUsed="0" w:uiPriority="0" w:semiHidden="0" w:name="Table Grid 1"/>
+    <w:lsdException w:unhideWhenUsed="0" w:uiPriority="0" w:semiHidden="0" w:name="Table Grid 2"/>
+    <w:lsdException w:unhideWhenUsed="0" w:uiPriority="0" w:semiHidden="0" w:name="Table Grid 3"/>
+    <w:lsdException w:unhideWhenUsed="0" w:uiPriority="0" w:semiHidden="0" w:name="Table Grid 4"/>
+    <w:lsdException w:unhideWhenUsed="0" w:uiPriority="0" w:semiHidden="0" w:name="Table Grid 5"/>
+    <w:lsdException w:unhideWhenUsed="0" w:uiPriority="0" w:semiHidden="0" w:name="Table Grid 6"/>
+    <w:lsdException w:unhideWhenUsed="0" w:uiPriority="0" w:semiHidden="0" w:name="Table Grid 7"/>
+    <w:lsdException w:unhideWhenUsed="0" w:uiPriority="0" w:semiHidden="0" w:name="Table Grid 8"/>
+    <w:lsdException w:unhideWhenUsed="0" w:uiPriority="0" w:semiHidden="0" w:name="Table List 1"/>
+    <w:lsdException w:unhideWhenUsed="0" w:uiPriority="0" w:semiHidden="0" w:name="Table List 2"/>
+    <w:lsdException w:unhideWhenUsed="0" w:uiPriority="0" w:semiHidden="0" w:name="Table List 3"/>
+    <w:lsdException w:unhideWhenUsed="0" w:uiPriority="0" w:semiHidden="0" w:name="Table List 4"/>
+    <w:lsdException w:unhideWhenUsed="0" w:uiPriority="0" w:semiHidden="0" w:name="Table List 5"/>
+    <w:lsdException w:unhideWhenUsed="0" w:uiPriority="0" w:semiHidden="0" w:name="Table List 6"/>
+    <w:lsdException w:unhideWhenUsed="0" w:uiPriority="0" w:semiHidden="0" w:name="Table List 7"/>
+    <w:lsdException w:unhideWhenUsed="0" w:uiPriority="0" w:semiHidden="0" w:name="Table List 8"/>
+    <w:lsdException w:unhideWhenUsed="0" w:uiPriority="0" w:semiHidden="0" w:name="Table 3D effects 1"/>
+    <w:lsdException w:unhideWhenUsed="0" w:uiPriority="0" w:semiHidden="0" w:name="Table 3D effects 2"/>
+    <w:lsdException w:unhideWhenUsed="0" w:uiPriority="0" w:semiHidden="0" w:name="Table 3D effects 3"/>
+    <w:lsdException w:unhideWhenUsed="0" w:uiPriority="0" w:semiHidden="0" w:name="Table Contemporary"/>
+    <w:lsdException w:unhideWhenUsed="0" w:uiPriority="0" w:semiHidden="0" w:name="Table Elegant"/>
+    <w:lsdException w:unhideWhenUsed="0" w:uiPriority="0" w:semiHidden="0" w:name="Table Professional"/>
+    <w:lsdException w:unhideWhenUsed="0" w:uiPriority="0" w:semiHidden="0" w:name="Table Subtle 1"/>
+    <w:lsdException w:unhideWhenUsed="0" w:uiPriority="0" w:semiHidden="0" w:name="Table Subtle 2"/>
+    <w:lsdException w:unhideWhenUsed="0" w:uiPriority="0" w:semiHidden="0" w:name="Table Web 1"/>
+    <w:lsdException w:unhideWhenUsed="0" w:uiPriority="0" w:semiHidden="0" w:name="Table Web 2"/>
+    <w:lsdException w:unhideWhenUsed="0" w:uiPriority="0" w:semiHidden="0" w:name="Table Web 3"/>
+    <w:lsdException w:unhideWhenUsed="0" w:uiPriority="0" w:semiHidden="0" w:name="Balloon Text"/>
+    <w:lsdException w:qFormat="1" w:unhideWhenUsed="0" w:uiPriority="0" w:semiHidden="0" w:name="Table Grid"/>
+    <w:lsdException w:unhideWhenUsed="0" w:uiPriority="0" w:semiHidden="0" w:name="Table Theme"/>
+    <w:lsdException w:unhideWhenUsed="0" w:uiPriority="60" w:semiHidden="0" w:name="Light Shading"/>
+    <w:lsdException w:unhideWhenUsed="0" w:uiPriority="61" w:semiHidden="0" w:name="Light List"/>
+    <w:lsdException w:unhideWhenUsed="0" w:uiPriority="62" w:semiHidden="0" w:name="Light Grid"/>
+    <w:lsdException w:unhideWhenUsed="0" w:uiPriority="63" w:semiHidden="0" w:name="Medium Shading 1"/>
+    <w:lsdException w:unhideWhenUsed="0" w:uiPriority="64" w:semiHidden="0" w:name="Medium Shading 2"/>
+    <w:lsdException w:unhideWhenUsed="0" w:uiPriority="65" w:semiHidden="0" w:name="Medium List 1"/>
+    <w:lsdException w:unhideWhenUsed="0" w:uiPriority="66" w:semiHidden="0" w:name="Medium List 2"/>
+    <w:lsdException w:unhideWhenUsed="0" w:uiPriority="67" w:semiHidden="0" w:name="Medium Grid 1"/>
+    <w:lsdException w:unhideWhenUsed="0" w:uiPriority="68" w:semiHidden="0" w:name="Medium Grid 2"/>
+    <w:lsdException w:unhideWhenUsed="0" w:uiPriority="69" w:semiHidden="0" w:name="Medium Grid 3"/>
+    <w:lsdException w:unhideWhenUsed="0" w:uiPriority="70" w:semiHidden="0" w:name="Dark List"/>
+    <w:lsdException w:unhideWhenUsed="0" w:uiPriority="71" w:semiHidden="0" w:name="Colorful Shading"/>
+    <w:lsdException w:unhideWhenUsed="0" w:uiPriority="72" w:semiHidden="0" w:name="Colorful List"/>
+    <w:lsdException w:unhideWhenUsed="0" w:uiPriority="73" w:semiHidden="0" w:name="Colorful Grid"/>
+    <w:lsdException w:unhideWhenUsed="0" w:uiPriority="60" w:semiHidden="0" w:name="Light Shading Accent 1"/>
+    <w:lsdException w:unhideWhenUsed="0" w:uiPriority="61" w:semiHidden="0" w:name="Light List Accent 1"/>
+    <w:lsdException w:unhideWhenUsed="0" w:uiPriority="62" w:semiHidden="0" w:name="Light Grid Accent 1"/>
+    <w:lsdException w:unhideWhenUsed="0" w:uiPriority="63" w:semiHidden="0" w:name="Medium Shading 1 Accent 1"/>
+    <w:lsdException w:unhideWhenUsed="0" w:uiPriority="64" w:semiHidden="0" w:name="Medium Shading 2 Accent 1"/>
+    <w:lsdException w:unhideWhenUsed="0" w:uiPriority="65" w:semiHidden="0" w:name="Medium List 1 Accent 1"/>
+    <w:lsdException w:unhideWhenUsed="0" w:uiPriority="66" w:semiHidden="0" w:name="Medium List 2 Accent 1"/>
+    <w:lsdException w:unhideWhenUsed="0" w:uiPriority="67" w:semiHidden="0" w:name="Medium Grid 1 Accent 1"/>
+    <w:lsdException w:unhideWhenUsed="0" w:uiPriority="68" w:semiHidden="0" w:name="Medium Grid 2 Accent 1"/>
+    <w:lsdException w:unhideWhenUsed="0" w:uiPriority="69" w:semiHidden="0" w:name="Medium Grid 3 Accent 1"/>
+    <w:lsdException w:unhideWhenUsed="0" w:uiPriority="70" w:semiHidden="0" w:name="Dark List Accent 1"/>
+    <w:lsdException w:unhideWhenUsed="0" w:uiPriority="71" w:semiHidden="0" w:name="Colorful Shading Accent 1"/>
+    <w:lsdException w:unhideWhenUsed="0" w:uiPriority="72" w:semiHidden="0" w:name="Colorful List Accent 1"/>
+    <w:lsdException w:unhideWhenUsed="0" w:uiPriority="73" w:semiHidden="0" w:name="Colorful Grid Accent 1"/>
+    <w:lsdException w:unhideWhenUsed="0" w:uiPriority="60" w:semiHidden="0" w:name="Light Shading Accent 2"/>
+    <w:lsdException w:unhideWhenUsed="0" w:uiPriority="61" w:semiHidden="0" w:name="Light List Accent 2"/>
+    <w:lsdException w:unhideWhenUsed="0" w:uiPriority="62" w:semiHidden="0" w:name="Light Grid Accent 2"/>
+    <w:lsdException w:unhideWhenUsed="0" w:uiPriority="63" w:semiHidden="0" w:name="Medium Shading 1 Accent 2"/>
+    <w:lsdException w:unhideWhenUsed="0" w:uiPriority="64" w:semiHidden="0" w:name="Medium Shading 2 Accent 2"/>
+    <w:lsdException w:unhideWhenUsed="0" w:uiPriority="65" w:semiHidden="0" w:name="Medium List 1 Accent 2"/>
+    <w:lsdException w:unhideWhenUsed="0" w:uiPriority="66" w:semiHidden="0" w:name="Medium List 2 Accent 2"/>
+    <w:lsdException w:unhideWhenUsed="0" w:uiPriority="67" w:semiHidden="0" w:name="Medium Grid 1 Accent 2"/>
+    <w:lsdException w:unhideWhenUsed="0" w:uiPriority="68" w:semiHidden="0" w:name="Medium Grid 2 Accent 2"/>
+    <w:lsdException w:unhideWhenUsed="0" w:uiPriority="69" w:semiHidden="0" w:name="Medium Grid 3 Accent 2"/>
+    <w:lsdException w:unhideWhenUsed="0" w:uiPriority="70" w:semiHidden="0" w:name="Dark List Accent 2"/>
+    <w:lsdException w:unhideWhenUsed="0" w:uiPriority="71" w:semiHidden="0" w:name="Colorful Shading Accent 2"/>
+    <w:lsdException w:unhideWhenUsed="0" w:uiPriority="72" w:semiHidden="0" w:name="Colorful List Accent 2"/>
+    <w:lsdException w:unhideWhenUsed="0" w:uiPriority="73" w:semiHidden="0" w:name="Colorful Grid Accent 2"/>
+    <w:lsdException w:unhideWhenUsed="0" w:uiPriority="60" w:semiHidden="0" w:name="Light Shading Accent 3"/>
+    <w:lsdException w:unhideWhenUsed="0" w:uiPriority="61" w:semiHidden="0" w:name="Light List Accent 3"/>
+    <w:lsdException w:unhideWhenUsed="0" w:uiPriority="62" w:semiHidden="0" w:name="Light Grid Accent 3"/>
+    <w:lsdException w:unhideWhenUsed="0" w:uiPriority="63" w:semiHidden="0" w:name="Medium Shading 1 Accent 3"/>
+    <w:lsdException w:unhideWhenUsed="0" w:uiPriority="64" w:semiHidden="0" w:name="Medium Shading 2 Accent 3"/>
+    <w:lsdException w:unhideWhenUsed="0" w:uiPriority="65" w:semiHidden="0" w:name="Medium List 1 Accent 3"/>
+    <w:lsdException w:unhideWhenUsed="0" w:uiPriority="66" w:semiHidden="0" w:name="Medium List 2 Accent 3"/>
+    <w:lsdException w:unhideWhenUsed="0" w:uiPriority="67" w:semiHidden="0" w:name="Medium Grid 1 Accent 3"/>
+    <w:lsdException w:unhideWhenUsed="0" w:uiPriority="68" w:semiHidden="0" w:name="Medium Grid 2 Accent 3"/>
+    <w:lsdException w:unhideWhenUsed="0" w:uiPriority="69" w:semiHidden="0" w:name="Medium Grid 3 Accent 3"/>
+    <w:lsdException w:unhideWhenUsed="0" w:uiPriority="70" w:semiHidden="0" w:name="Dark List Accent 3"/>
+    <w:lsdException w:unhideWhenUsed="0" w:uiPriority="71" w:semiHidden="0" w:name="Colorful Shading Accent 3"/>
+    <w:lsdException w:unhideWhenUsed="0" w:uiPriority="72" w:semiHidden="0" w:name="Colorful List Accent 3"/>
+    <w:lsdException w:unhideWhenUsed="0" w:uiPriority="73" w:semiHidden="0" w:name="Colorful Grid Accent 3"/>
+    <w:lsdException w:unhideWhenUsed="0" w:uiPriority="60" w:semiHidden="0" w:name="Light Shading Accent 4"/>
+    <w:lsdException w:unhideWhenUsed="0" w:uiPriority="61" w:semiHidden="0" w:name="Light List Accent 4"/>
+    <w:lsdException w:unhideWhenUsed="0" w:uiPriority="62" w:semiHidden="0" w:name="Light Grid Accent 4"/>
+    <w:lsdException w:unhideWhenUsed="0" w:uiPriority="63" w:semiHidden="0" w:name="Medium Shading 1 Accent 4"/>
+    <w:lsdException w:unhideWhenUsed="0" w:uiPriority="64" w:semiHidden="0" w:name="Medium Shading 2 Accent 4"/>
+    <w:lsdException w:unhideWhenUsed="0" w:uiPriority="65" w:semiHidden="0" w:name="Medium List 1 Accent 4"/>
+    <w:lsdException w:unhideWhenUsed="0" w:uiPriority="66" w:semiHidden="0" w:name="Medium List 2 Accent 4"/>
+    <w:lsdException w:unhideWhenUsed="0" w:uiPriority="67" w:semiHidden="0" w:name="Medium Grid 1 Accent 4"/>
+    <w:lsdException w:unhideWhenUsed="0" w:uiPriority="68" w:semiHidden="0" w:name="Medium Grid 2 Accent 4"/>
+    <w:lsdException w:unhideWhenUsed="0" w:uiPriority="69" w:semiHidden="0" w:name="Medium Grid 3 Accent 4"/>
+    <w:lsdException w:unhideWhenUsed="0" w:uiPriority="70" w:semiHidden="0" w:name="Dark List Accent 4"/>
+    <w:lsdException w:unhideWhenUsed="0" w:uiPriority="71" w:semiHidden="0" w:name="Colorful Shading Accent 4"/>
+    <w:lsdException w:unhideWhenUsed="0" w:uiPriority="72" w:semiHidden="0" w:name="Colorful List Accent 4"/>
+    <w:lsdException w:unhideWhenUsed="0" w:uiPriority="73" w:semiHidden="0" w:name="Colorful Grid Accent 4"/>
+    <w:lsdException w:unhideWhenUsed="0" w:uiPriority="60" w:semiHidden="0" w:name="Light Shading Accent 5"/>
+    <w:lsdException w:unhideWhenUsed="0" w:uiPriority="61" w:semiHidden="0" w:name="Light List Accent 5"/>
+    <w:lsdException w:unhideWhenUsed="0" w:uiPriority="62" w:semiHidden="0" w:name="Light Grid Accent 5"/>
+    <w:lsdException w:unhideWhenUsed="0" w:uiPriority="63" w:semiHidden="0" w:name="Medium Shading 1 Accent 5"/>
+    <w:lsdException w:unhideWhenUsed="0" w:uiPriority="64" w:semiHidden="0" w:name="Medium Shading 2 Accent 5"/>
+    <w:lsdException w:unhideWhenUsed="0" w:uiPriority="65" w:semiHidden="0" w:name="Medium List 1 Accent 5"/>
+    <w:lsdException w:unhideWhenUsed="0" w:uiPriority="66" w:semiHidden="0" w:name="Medium List 2 Accent 5"/>
+    <w:lsdException w:unhideWhenUsed="0" w:uiPriority="67" w:semiHidden="0" w:name="Medium Grid 1 Accent 5"/>
+    <w:lsdException w:unhideWhenUsed="0" w:uiPriority="68" w:semiHidden="0" w:name="Medium Grid 2 Accent 5"/>
+    <w:lsdException w:unhideWhenUsed="0" w:uiPriority="69" w:semiHidden="0" w:name="Medium Grid 3 Accent 5"/>
+    <w:lsdException w:unhideWhenUsed="0" w:uiPriority="70" w:semiHidden="0" w:name="Dark List Accent 5"/>
+    <w:lsdException w:unhideWhenUsed="0" w:uiPriority="71" w:semiHidden="0" w:name="Colorful Shading Accent 5"/>
+    <w:lsdException w:unhideWhenUsed="0" w:uiPriority="72" w:semiHidden="0" w:name="Colorful List Accent 5"/>
+    <w:lsdException w:unhideWhenUsed="0" w:uiPriority="73" w:semiHidden="0" w:name="Colorful Grid Accent 5"/>
+    <w:lsdException w:unhideWhenUsed="0" w:uiPriority="60" w:semiHidden="0" w:name="Light Shading Accent 6"/>
+    <w:lsdException w:unhideWhenUsed="0" w:uiPriority="61" w:semiHidden="0" w:name="Light List Accent 6"/>
+    <w:lsdException w:unhideWhenUsed="0" w:uiPriority="62" w:semiHidden="0" w:name="Light Grid Accent 6"/>
+    <w:lsdException w:unhideWhenUsed="0" w:uiPriority="63" w:semiHidden="0" w:name="Medium Shading 1 Accent 6"/>
+    <w:lsdException w:unhideWhenUsed="0" w:uiPriority="64" w:semiHidden="0" w:name="Medium Shading 2 Accent 6"/>
+    <w:lsdException w:unhideWhenUsed="0" w:uiPriority="65" w:semiHidden="0" w:name="Medium List 1 Accent 6"/>
+    <w:lsdException w:unhideWhenUsed="0" w:uiPriority="66" w:semiHidden="0" w:name="Medium List 2 Accent 6"/>
+    <w:lsdException w:unhideWhenUsed="0" w:uiPriority="67" w:semiHidden="0" w:name="Medium Grid 1 Accent 6"/>
+    <w:lsdException w:unhideWhenUsed="0" w:uiPriority="68" w:semiHidden="0" w:name="Medium Grid 2 Accent 6"/>
+    <w:lsdException w:unhideWhenUsed="0" w:uiPriority="69" w:semiHidden="0" w:name="Medium Grid 3 Accent 6"/>
+    <w:lsdException w:unhideWhenUsed="0" w:uiPriority="70" w:semiHidden="0" w:name="Dark List Accent 6"/>
+    <w:lsdException w:unhideWhenUsed="0" w:uiPriority="71" w:semiHidden="0" w:name="Colorful Shading Accent 6"/>
+    <w:lsdException w:unhideWhenUsed="0" w:uiPriority="72" w:semiHidden="0" w:name="Colorful List Accent 6"/>
+    <w:lsdException w:unhideWhenUsed="0" w:uiPriority="73" w:semiHidden="0" w:name="Colorful Grid Accent 6"/>
   </w:latentStyles>
-  <w:style w:type="paragraph" w:default="1" w:styleId="Normal">
+  <w:style w:type="paragraph" w:default="1" w:styleId="1">
     <w:name w:val="Normal"/>
     <w:qFormat/>
+    <w:uiPriority w:val="0"/>
     <w:pPr>
       <w:kinsoku w:val="0"/>
       <w:autoSpaceDE w:val="0"/>
@@ -8860,7 +9026,7 @@
       <w:textAlignment w:val="baseline"/>
     </w:pPr>
     <w:rPr>
-      <w:rFonts w:ascii="Arial" w:eastAsia="宋体" w:hAnsi="Arial" w:cs="Arial"/>
+      <w:rFonts w:ascii="Arial" w:hAnsi="Arial" w:eastAsia="宋体" w:cs="Arial"/>
       <w:snapToGrid w:val="0"/>
       <w:color w:val="000000"/>
       <w:kern w:val="0"/>
@@ -8869,11 +9035,12 @@
       <w:lang w:val="en-US" w:eastAsia="en-US" w:bidi="ar-SA"/>
     </w:rPr>
   </w:style>
-  <w:style w:type="paragraph" w:styleId="Heading1">
+  <w:style w:type="paragraph" w:styleId="2">
     <w:name w:val="heading 1"/>
-    <w:basedOn w:val="Normal"/>
-    <w:next w:val="Normal"/>
+    <w:basedOn w:val="1"/>
+    <w:next w:val="1"/>
     <w:qFormat/>
+    <w:uiPriority w:val="0"/>
     <w:pPr>
       <w:keepNext/>
       <w:keepLines/>
@@ -8891,12 +9058,13 @@
       <w:sz w:val="44"/>
     </w:rPr>
   </w:style>
-  <w:style w:type="paragraph" w:styleId="Heading2">
+  <w:style w:type="paragraph" w:styleId="3">
     <w:name w:val="heading 2"/>
-    <w:basedOn w:val="Normal"/>
-    <w:next w:val="Normal"/>
+    <w:basedOn w:val="1"/>
+    <w:next w:val="1"/>
     <w:unhideWhenUsed/>
     <w:qFormat/>
+    <w:uiPriority w:val="0"/>
     <w:pPr>
       <w:keepNext/>
       <w:keepLines/>
@@ -8909,18 +9077,19 @@
       <w:outlineLvl w:val="1"/>
     </w:pPr>
     <w:rPr>
-      <w:rFonts w:ascii="Arial" w:eastAsia="黑体" w:hAnsi="Arial"/>
+      <w:rFonts w:ascii="Arial" w:hAnsi="Arial" w:eastAsia="黑体"/>
       <w:b/>
       <w:sz w:val="32"/>
     </w:rPr>
   </w:style>
-  <w:style w:type="paragraph" w:styleId="Heading3">
+  <w:style w:type="paragraph" w:styleId="4">
     <w:name w:val="heading 3"/>
-    <w:basedOn w:val="Normal"/>
-    <w:next w:val="Normal"/>
+    <w:basedOn w:val="1"/>
+    <w:next w:val="1"/>
     <w:semiHidden/>
     <w:unhideWhenUsed/>
     <w:qFormat/>
+    <w:uiPriority w:val="0"/>
     <w:pPr>
       <w:keepNext/>
       <w:keepLines/>
@@ -8937,12 +9106,13 @@
       <w:sz w:val="32"/>
     </w:rPr>
   </w:style>
-  <w:style w:type="paragraph" w:styleId="Heading4">
+  <w:style w:type="paragraph" w:styleId="5">
     <w:name w:val="heading 4"/>
-    <w:basedOn w:val="Normal"/>
-    <w:next w:val="Normal"/>
+    <w:basedOn w:val="1"/>
+    <w:next w:val="1"/>
     <w:unhideWhenUsed/>
     <w:qFormat/>
+    <w:uiPriority w:val="0"/>
     <w:pPr>
       <w:keepNext/>
       <w:keepLines/>
@@ -8955,18 +9125,19 @@
       <w:outlineLvl w:val="3"/>
     </w:pPr>
     <w:rPr>
-      <w:rFonts w:ascii="Arial" w:eastAsia="黑体" w:hAnsi="Arial"/>
+      <w:rFonts w:ascii="Arial" w:hAnsi="Arial" w:eastAsia="黑体"/>
       <w:b/>
       <w:sz w:val="28"/>
     </w:rPr>
   </w:style>
-  <w:style w:type="paragraph" w:styleId="Heading5">
+  <w:style w:type="paragraph" w:styleId="6">
     <w:name w:val="heading 5"/>
-    <w:basedOn w:val="Normal"/>
-    <w:next w:val="Normal"/>
+    <w:basedOn w:val="1"/>
+    <w:next w:val="1"/>
     <w:semiHidden/>
     <w:unhideWhenUsed/>
     <w:qFormat/>
+    <w:uiPriority w:val="0"/>
     <w:pPr>
       <w:keepNext/>
       <w:keepLines/>
@@ -8983,13 +9154,14 @@
       <w:sz w:val="28"/>
     </w:rPr>
   </w:style>
-  <w:style w:type="paragraph" w:styleId="Heading6">
+  <w:style w:type="paragraph" w:styleId="7">
     <w:name w:val="heading 6"/>
-    <w:basedOn w:val="Normal"/>
-    <w:next w:val="Normal"/>
+    <w:basedOn w:val="1"/>
+    <w:next w:val="1"/>
     <w:semiHidden/>
     <w:unhideWhenUsed/>
     <w:qFormat/>
+    <w:uiPriority w:val="0"/>
     <w:pPr>
       <w:keepNext/>
       <w:keepLines/>
@@ -9002,18 +9174,19 @@
       <w:outlineLvl w:val="5"/>
     </w:pPr>
     <w:rPr>
-      <w:rFonts w:ascii="Arial" w:eastAsia="黑体" w:hAnsi="Arial"/>
+      <w:rFonts w:ascii="Arial" w:hAnsi="Arial" w:eastAsia="黑体"/>
       <w:b/>
       <w:sz w:val="24"/>
     </w:rPr>
   </w:style>
-  <w:style w:type="paragraph" w:styleId="Heading7">
+  <w:style w:type="paragraph" w:styleId="8">
     <w:name w:val="heading 7"/>
-    <w:basedOn w:val="Normal"/>
-    <w:next w:val="Normal"/>
+    <w:basedOn w:val="1"/>
+    <w:next w:val="1"/>
     <w:semiHidden/>
     <w:unhideWhenUsed/>
     <w:qFormat/>
+    <w:uiPriority w:val="0"/>
     <w:pPr>
       <w:keepNext/>
       <w:keepLines/>
@@ -9030,13 +9203,14 @@
       <w:sz w:val="24"/>
     </w:rPr>
   </w:style>
-  <w:style w:type="paragraph" w:styleId="Heading8">
+  <w:style w:type="paragraph" w:styleId="9">
     <w:name w:val="heading 8"/>
-    <w:basedOn w:val="Normal"/>
-    <w:next w:val="Normal"/>
+    <w:basedOn w:val="1"/>
+    <w:next w:val="1"/>
     <w:semiHidden/>
     <w:unhideWhenUsed/>
     <w:qFormat/>
+    <w:uiPriority w:val="0"/>
     <w:pPr>
       <w:keepNext/>
       <w:keepLines/>
@@ -9049,17 +9223,18 @@
       <w:outlineLvl w:val="7"/>
     </w:pPr>
     <w:rPr>
-      <w:rFonts w:ascii="Arial" w:eastAsia="黑体" w:hAnsi="Arial"/>
+      <w:rFonts w:ascii="Arial" w:hAnsi="Arial" w:eastAsia="黑体"/>
       <w:sz w:val="24"/>
     </w:rPr>
   </w:style>
-  <w:style w:type="paragraph" w:styleId="Heading9">
+  <w:style w:type="paragraph" w:styleId="10">
     <w:name w:val="heading 9"/>
-    <w:basedOn w:val="Normal"/>
-    <w:next w:val="Normal"/>
+    <w:basedOn w:val="1"/>
+    <w:next w:val="1"/>
     <w:semiHidden/>
     <w:unhideWhenUsed/>
     <w:qFormat/>
+    <w:uiPriority w:val="0"/>
     <w:pPr>
       <w:keepNext/>
       <w:keepLines/>
@@ -9072,19 +9247,21 @@
       <w:outlineLvl w:val="8"/>
     </w:pPr>
     <w:rPr>
-      <w:rFonts w:ascii="Arial" w:eastAsia="黑体" w:hAnsi="Arial"/>
+      <w:rFonts w:ascii="Arial" w:hAnsi="Arial" w:eastAsia="黑体"/>
       <w:sz w:val="21"/>
     </w:rPr>
   </w:style>
-  <w:style w:type="character" w:default="1" w:styleId="DefaultParagraphFont">
+  <w:style w:type="character" w:default="1" w:styleId="22">
     <w:name w:val="Default Paragraph Font"/>
     <w:semiHidden/>
     <w:qFormat/>
+    <w:uiPriority w:val="0"/>
   </w:style>
-  <w:style w:type="table" w:default="1" w:styleId="TableNormal">
+  <w:style w:type="table" w:default="1" w:styleId="20">
     <w:name w:val="Normal Table"/>
     <w:semiHidden/>
     <w:qFormat/>
+    <w:uiPriority w:val="0"/>
     <w:tblPr>
       <w:tblCellMar>
         <w:top w:w="0" w:type="dxa"/>
@@ -9094,39 +9271,43 @@
       </w:tblCellMar>
     </w:tblPr>
   </w:style>
-  <w:style w:type="paragraph" w:styleId="CommentText">
+  <w:style w:type="paragraph" w:styleId="11">
     <w:name w:val="annotation text"/>
-    <w:basedOn w:val="Normal"/>
+    <w:basedOn w:val="1"/>
     <w:qFormat/>
+    <w:uiPriority w:val="0"/>
     <w:pPr>
       <w:jc w:val="left"/>
     </w:pPr>
   </w:style>
-  <w:style w:type="paragraph" w:styleId="BodyText">
+  <w:style w:type="paragraph" w:styleId="12">
     <w:name w:val="Body Text"/>
-    <w:basedOn w:val="Normal"/>
+    <w:basedOn w:val="1"/>
     <w:semiHidden/>
     <w:qFormat/>
+    <w:uiPriority w:val="0"/>
     <w:rPr>
-      <w:rFonts w:ascii="Arial" w:eastAsia="Arial" w:hAnsi="Arial" w:cs="Arial"/>
+      <w:rFonts w:ascii="Arial" w:hAnsi="Arial" w:eastAsia="Arial" w:cs="Arial"/>
       <w:sz w:val="21"/>
       <w:szCs w:val="21"/>
       <w:lang w:val="en-US" w:eastAsia="en-US" w:bidi="ar-SA"/>
     </w:rPr>
   </w:style>
-  <w:style w:type="paragraph" w:styleId="TOC3">
+  <w:style w:type="paragraph" w:styleId="13">
     <w:name w:val="toc 3"/>
-    <w:basedOn w:val="Normal"/>
-    <w:next w:val="Normal"/>
+    <w:basedOn w:val="1"/>
+    <w:next w:val="1"/>
     <w:qFormat/>
+    <w:uiPriority w:val="0"/>
     <w:pPr>
       <w:ind w:left="840" w:leftChars="400"/>
     </w:pPr>
   </w:style>
-  <w:style w:type="paragraph" w:styleId="Footer">
+  <w:style w:type="paragraph" w:styleId="14">
     <w:name w:val="footer"/>
-    <w:basedOn w:val="Normal"/>
+    <w:basedOn w:val="1"/>
     <w:qFormat/>
+    <w:uiPriority w:val="0"/>
     <w:pPr>
       <w:tabs>
         <w:tab w:val="center" w:pos="4153"/>
@@ -9139,16 +9320,17 @@
       <w:sz w:val="18"/>
     </w:rPr>
   </w:style>
-  <w:style w:type="paragraph" w:styleId="Header">
+  <w:style w:type="paragraph" w:styleId="15">
     <w:name w:val="header"/>
-    <w:basedOn w:val="Normal"/>
+    <w:basedOn w:val="1"/>
     <w:qFormat/>
+    <w:uiPriority w:val="0"/>
     <w:pPr>
       <w:pBdr>
-        <w:top w:val="nil"/>
-        <w:left w:val="nil"/>
-        <w:bottom w:val="nil"/>
-        <w:right w:val="nil"/>
+        <w:top w:val="none" w:color="auto" w:sz="0" w:space="0"/>
+        <w:left w:val="none" w:color="auto" w:sz="0" w:space="0"/>
+        <w:bottom w:val="none" w:color="auto" w:sz="0" w:space="0"/>
+        <w:right w:val="none" w:color="auto" w:sz="0" w:space="0"/>
       </w:pBdr>
       <w:tabs>
         <w:tab w:val="center" w:pos="4153"/>
@@ -9163,37 +9345,41 @@
       <w:sz w:val="18"/>
     </w:rPr>
   </w:style>
-  <w:style w:type="paragraph" w:styleId="TOC1">
+  <w:style w:type="paragraph" w:styleId="16">
     <w:name w:val="toc 1"/>
-    <w:basedOn w:val="Normal"/>
-    <w:next w:val="Normal"/>
+    <w:basedOn w:val="1"/>
+    <w:next w:val="1"/>
     <w:qFormat/>
+    <w:uiPriority w:val="0"/>
     <w:rPr>
-      <w:rFonts w:ascii="Arial" w:eastAsia="Microsoft JhengHei" w:hAnsi="Arial"/>
+      <w:rFonts w:ascii="Arial" w:hAnsi="Arial" w:eastAsia="Microsoft JhengHei"/>
       <w:sz w:val="24"/>
     </w:rPr>
   </w:style>
-  <w:style w:type="paragraph" w:styleId="TOC2">
+  <w:style w:type="paragraph" w:styleId="17">
     <w:name w:val="toc 2"/>
-    <w:basedOn w:val="Normal"/>
-    <w:next w:val="Normal"/>
+    <w:basedOn w:val="1"/>
+    <w:next w:val="1"/>
     <w:qFormat/>
+    <w:uiPriority w:val="0"/>
     <w:pPr>
       <w:ind w:left="420" w:leftChars="200"/>
     </w:pPr>
   </w:style>
-  <w:style w:type="paragraph" w:styleId="NormalWeb">
+  <w:style w:type="paragraph" w:styleId="18">
     <w:name w:val="Normal (Web)"/>
-    <w:basedOn w:val="Normal"/>
+    <w:basedOn w:val="1"/>
     <w:qFormat/>
+    <w:uiPriority w:val="0"/>
     <w:rPr>
       <w:sz w:val="24"/>
     </w:rPr>
   </w:style>
-  <w:style w:type="paragraph" w:styleId="Title">
+  <w:style w:type="paragraph" w:styleId="19">
     <w:name w:val="Title"/>
-    <w:basedOn w:val="Normal"/>
+    <w:basedOn w:val="1"/>
     <w:qFormat/>
+    <w:uiPriority w:val="0"/>
     <w:pPr>
       <w:spacing w:before="240" w:beforeLines="0" w:beforeAutospacing="0" w:after="60" w:afterLines="0" w:afterAutospacing="0"/>
       <w:jc w:val="center"/>
@@ -9205,68 +9391,73 @@
       <w:sz w:val="32"/>
     </w:rPr>
   </w:style>
-  <w:style w:type="table" w:styleId="TableGrid">
+  <w:style w:type="table" w:styleId="21">
     <w:name w:val="Table Grid"/>
-    <w:basedOn w:val="TableNormal"/>
+    <w:basedOn w:val="20"/>
     <w:qFormat/>
+    <w:uiPriority w:val="0"/>
     <w:pPr>
       <w:widowControl w:val="0"/>
       <w:jc w:val="both"/>
     </w:pPr>
     <w:tblPr>
       <w:tblBorders>
-        <w:top w:val="single" w:sz="4" w:space="0" w:color="auto"/>
-        <w:left w:val="single" w:sz="4" w:space="0" w:color="auto"/>
-        <w:bottom w:val="single" w:sz="4" w:space="0" w:color="auto"/>
-        <w:right w:val="single" w:sz="4" w:space="0" w:color="auto"/>
-        <w:insideH w:val="single" w:sz="4" w:space="0" w:color="auto"/>
-        <w:insideV w:val="single" w:sz="4" w:space="0" w:color="auto"/>
+        <w:top w:val="single" w:color="auto" w:sz="4" w:space="0"/>
+        <w:left w:val="single" w:color="auto" w:sz="4" w:space="0"/>
+        <w:bottom w:val="single" w:color="auto" w:sz="4" w:space="0"/>
+        <w:right w:val="single" w:color="auto" w:sz="4" w:space="0"/>
+        <w:insideH w:val="single" w:color="auto" w:sz="4" w:space="0"/>
+        <w:insideV w:val="single" w:color="auto" w:sz="4" w:space="0"/>
       </w:tblBorders>
     </w:tblPr>
   </w:style>
-  <w:style w:type="character" w:styleId="Strong">
+  <w:style w:type="character" w:styleId="23">
     <w:name w:val="Strong"/>
-    <w:basedOn w:val="DefaultParagraphFont"/>
+    <w:basedOn w:val="22"/>
     <w:qFormat/>
+    <w:uiPriority w:val="0"/>
     <w:rPr>
       <w:b/>
     </w:rPr>
   </w:style>
-  <w:style w:type="paragraph" w:customStyle="1" w:styleId="a">
+  <w:style w:type="paragraph" w:customStyle="1" w:styleId="24">
     <w:name w:val="柴_公司名"/>
-    <w:basedOn w:val="Title"/>
+    <w:basedOn w:val="19"/>
     <w:qFormat/>
+    <w:uiPriority w:val="0"/>
     <w:pPr>
       <w:spacing w:after="600" w:afterLines="600"/>
     </w:pPr>
     <w:rPr>
-      <w:rFonts w:ascii="宋体" w:eastAsia="宋体" w:hAnsi="宋体" w:cs="宋体" w:hint="eastAsia"/>
+      <w:rFonts w:hint="eastAsia" w:ascii="宋体" w:hAnsi="宋体" w:eastAsia="宋体" w:cs="宋体"/>
       <w:bCs/>
       <w:spacing w:val="-6"/>
       <w:sz w:val="52"/>
       <w:szCs w:val="52"/>
     </w:rPr>
   </w:style>
-  <w:style w:type="paragraph" w:customStyle="1" w:styleId="a0">
+  <w:style w:type="paragraph" w:customStyle="1" w:styleId="25">
     <w:name w:val="柴_文档名"/>
-    <w:basedOn w:val="Title"/>
+    <w:basedOn w:val="19"/>
     <w:qFormat/>
+    <w:uiPriority w:val="0"/>
     <w:pPr>
       <w:spacing w:after="900" w:afterLines="900"/>
     </w:pPr>
     <w:rPr>
-      <w:rFonts w:ascii="黑体" w:eastAsia="黑体" w:hAnsi="黑体" w:cs="黑体"/>
+      <w:rFonts w:ascii="黑体" w:hAnsi="黑体" w:eastAsia="黑体" w:cs="黑体"/>
       <w:bCs/>
       <w:spacing w:val="-7"/>
       <w:sz w:val="52"/>
       <w:szCs w:val="52"/>
     </w:rPr>
   </w:style>
-  <w:style w:type="table" w:customStyle="1" w:styleId="TableNormal0">
+  <w:style w:type="table" w:customStyle="1" w:styleId="26">
     <w:name w:val="Table Normal_0"/>
     <w:semiHidden/>
     <w:unhideWhenUsed/>
     <w:qFormat/>
+    <w:uiPriority w:val="0"/>
     <w:tblPr>
       <w:tblCellMar>
         <w:top w:w="0" w:type="dxa"/>
@@ -9276,82 +9467,88 @@
       </w:tblCellMar>
     </w:tblPr>
   </w:style>
-  <w:style w:type="paragraph" w:customStyle="1" w:styleId="TableText">
+  <w:style w:type="paragraph" w:customStyle="1" w:styleId="27">
     <w:name w:val="Table Text"/>
-    <w:basedOn w:val="Normal"/>
+    <w:basedOn w:val="1"/>
     <w:semiHidden/>
     <w:qFormat/>
+    <w:uiPriority w:val="0"/>
     <w:rPr>
-      <w:rFonts w:ascii="宋体" w:eastAsia="宋体" w:hAnsi="宋体" w:cs="宋体"/>
+      <w:rFonts w:ascii="宋体" w:hAnsi="宋体" w:eastAsia="宋体" w:cs="宋体"/>
       <w:sz w:val="21"/>
       <w:szCs w:val="21"/>
       <w:lang w:val="en-US" w:eastAsia="en-US" w:bidi="ar-SA"/>
     </w:rPr>
   </w:style>
-  <w:style w:type="paragraph" w:customStyle="1" w:styleId="1">
+  <w:style w:type="paragraph" w:customStyle="1" w:styleId="28">
     <w:name w:val="柴_标题1"/>
-    <w:basedOn w:val="Heading1"/>
-    <w:next w:val="a1"/>
-    <w:link w:val="1Char"/>
+    <w:basedOn w:val="2"/>
+    <w:next w:val="29"/>
+    <w:link w:val="38"/>
     <w:qFormat/>
+    <w:uiPriority w:val="0"/>
     <w:pPr>
       <w:spacing w:before="100" w:after="90" w:line="360" w:lineRule="auto"/>
     </w:pPr>
     <w:rPr>
-      <w:rFonts w:ascii="Arial" w:eastAsia="宋体" w:hAnsi="Arial"/>
+      <w:rFonts w:ascii="Arial" w:hAnsi="Arial" w:eastAsia="宋体"/>
       <w:sz w:val="32"/>
     </w:rPr>
   </w:style>
-  <w:style w:type="paragraph" w:customStyle="1" w:styleId="a1">
+  <w:style w:type="paragraph" w:customStyle="1" w:styleId="29">
     <w:name w:val="柴_正文"/>
-    <w:basedOn w:val="BodyText"/>
-    <w:link w:val="Char"/>
+    <w:basedOn w:val="12"/>
+    <w:link w:val="39"/>
     <w:qFormat/>
+    <w:uiPriority w:val="0"/>
     <w:pPr>
       <w:spacing w:line="360" w:lineRule="auto"/>
       <w:ind w:firstLine="470" w:firstLineChars="200"/>
     </w:pPr>
     <w:rPr>
-      <w:rFonts w:ascii="Arial" w:eastAsia="宋体" w:hAnsi="Arial"/>
+      <w:rFonts w:ascii="Arial" w:hAnsi="Arial" w:eastAsia="宋体"/>
       <w:sz w:val="24"/>
       <w:lang w:eastAsia="zh-CN"/>
     </w:rPr>
   </w:style>
-  <w:style w:type="paragraph" w:customStyle="1" w:styleId="2">
+  <w:style w:type="paragraph" w:customStyle="1" w:styleId="30">
     <w:name w:val="柴_标题2"/>
-    <w:basedOn w:val="Heading2"/>
-    <w:next w:val="a1"/>
+    <w:basedOn w:val="3"/>
+    <w:next w:val="29"/>
     <w:qFormat/>
+    <w:uiPriority w:val="0"/>
     <w:pPr>
       <w:spacing w:line="360" w:lineRule="auto"/>
     </w:pPr>
     <w:rPr>
-      <w:rFonts w:ascii="Arial" w:eastAsia="宋体" w:hAnsi="Arial"/>
+      <w:rFonts w:ascii="Arial" w:hAnsi="Arial" w:eastAsia="宋体"/>
       <w:sz w:val="28"/>
     </w:rPr>
   </w:style>
-  <w:style w:type="paragraph" w:customStyle="1" w:styleId="3">
+  <w:style w:type="paragraph" w:customStyle="1" w:styleId="31">
     <w:name w:val="柴_标题3"/>
-    <w:basedOn w:val="Heading3"/>
-    <w:next w:val="a1"/>
-    <w:link w:val="3Char"/>
+    <w:basedOn w:val="4"/>
+    <w:next w:val="29"/>
+    <w:link w:val="40"/>
     <w:qFormat/>
+    <w:uiPriority w:val="0"/>
     <w:pPr>
       <w:spacing w:line="360" w:lineRule="auto"/>
       <w:ind w:left="0" w:firstLine="472" w:firstLineChars="200"/>
     </w:pPr>
     <w:rPr>
-      <w:rFonts w:ascii="宋体" w:eastAsia="宋体" w:hAnsi="宋体" w:cs="宋体"/>
+      <w:rFonts w:ascii="宋体" w:hAnsi="宋体" w:eastAsia="宋体" w:cs="宋体"/>
       <w:spacing w:val="-2"/>
       <w:sz w:val="24"/>
       <w:szCs w:val="24"/>
     </w:rPr>
   </w:style>
-  <w:style w:type="paragraph" w:customStyle="1" w:styleId="a2">
+  <w:style w:type="paragraph" w:customStyle="1" w:styleId="32">
     <w:name w:val="柴_目录"/>
-    <w:basedOn w:val="Normal"/>
-    <w:next w:val="BodyText"/>
+    <w:basedOn w:val="1"/>
+    <w:next w:val="12"/>
     <w:qFormat/>
+    <w:uiPriority w:val="0"/>
     <w:pPr>
       <w:tabs>
         <w:tab w:val="right" w:leader="dot" w:pos="8442"/>
@@ -9359,59 +9556,64 @@
       <w:ind w:left="0" w:leftChars="0"/>
     </w:pPr>
     <w:rPr>
-      <w:rFonts w:ascii="Arial" w:eastAsia="Microsoft JhengHei" w:hAnsi="Arial"/>
+      <w:rFonts w:ascii="Arial" w:hAnsi="Arial" w:eastAsia="Microsoft JhengHei"/>
       <w:sz w:val="24"/>
     </w:rPr>
   </w:style>
-  <w:style w:type="paragraph" w:customStyle="1" w:styleId="WPSOffice1">
+  <w:style w:type="paragraph" w:customStyle="1" w:styleId="33">
     <w:name w:val="WPSOffice手动目录 1"/>
     <w:qFormat/>
+    <w:uiPriority w:val="0"/>
     <w:pPr>
       <w:ind w:leftChars="0"/>
     </w:pPr>
     <w:rPr>
-      <w:rFonts w:ascii="Times New Roman" w:eastAsia="宋体" w:hAnsi="Times New Roman" w:cs="Times New Roman"/>
+      <w:rFonts w:ascii="Times New Roman" w:hAnsi="Times New Roman" w:eastAsia="宋体" w:cs="Times New Roman"/>
       <w:sz w:val="20"/>
       <w:szCs w:val="20"/>
     </w:rPr>
   </w:style>
-  <w:style w:type="paragraph" w:customStyle="1" w:styleId="WPSOffice2">
+  <w:style w:type="paragraph" w:customStyle="1" w:styleId="34">
     <w:name w:val="WPSOffice手动目录 2"/>
     <w:qFormat/>
+    <w:uiPriority w:val="0"/>
     <w:pPr>
       <w:ind w:leftChars="200"/>
     </w:pPr>
     <w:rPr>
-      <w:rFonts w:ascii="Times New Roman" w:eastAsia="宋体" w:hAnsi="Times New Roman" w:cs="Times New Roman"/>
+      <w:rFonts w:ascii="Times New Roman" w:hAnsi="Times New Roman" w:eastAsia="宋体" w:cs="Times New Roman"/>
       <w:sz w:val="20"/>
       <w:szCs w:val="20"/>
     </w:rPr>
   </w:style>
-  <w:style w:type="paragraph" w:customStyle="1" w:styleId="WPSOffice3">
+  <w:style w:type="paragraph" w:customStyle="1" w:styleId="35">
     <w:name w:val="WPSOffice手动目录 3"/>
     <w:qFormat/>
+    <w:uiPriority w:val="0"/>
     <w:pPr>
       <w:ind w:leftChars="400"/>
     </w:pPr>
     <w:rPr>
-      <w:rFonts w:ascii="Times New Roman" w:eastAsia="宋体" w:hAnsi="Times New Roman" w:cs="Times New Roman"/>
+      <w:rFonts w:ascii="Times New Roman" w:hAnsi="Times New Roman" w:eastAsia="宋体" w:cs="Times New Roman"/>
       <w:sz w:val="20"/>
       <w:szCs w:val="20"/>
     </w:rPr>
   </w:style>
-  <w:style w:type="paragraph" w:customStyle="1" w:styleId="Compact">
+  <w:style w:type="paragraph" w:customStyle="1" w:styleId="36">
     <w:name w:val="Compact"/>
-    <w:basedOn w:val="BodyText"/>
+    <w:basedOn w:val="12"/>
     <w:qFormat/>
+    <w:uiPriority w:val="0"/>
     <w:pPr>
       <w:spacing w:before="36" w:after="36"/>
     </w:pPr>
   </w:style>
-  <w:style w:type="table" w:customStyle="1" w:styleId="Table">
+  <w:style w:type="table" w:customStyle="1" w:styleId="37">
     <w:name w:val="Table"/>
     <w:semiHidden/>
     <w:unhideWhenUsed/>
     <w:qFormat/>
+    <w:uiPriority w:val="0"/>
     <w:tblPr>
       <w:tblCellMar>
         <w:top w:w="0" w:type="dxa"/>
@@ -9423,46 +9625,50 @@
     <w:tblStylePr w:type="firstRow">
       <w:tcPr>
         <w:tcBorders>
-          <w:bottom w:val="single" w:sz="0" w:space="0" w:color="auto"/>
+          <w:bottom w:val="single" w:color="auto" w:sz="0" w:space="0"/>
         </w:tcBorders>
         <w:vAlign w:val="bottom"/>
       </w:tcPr>
     </w:tblStylePr>
   </w:style>
-  <w:style w:type="character" w:customStyle="1" w:styleId="1Char">
+  <w:style w:type="character" w:customStyle="1" w:styleId="38">
     <w:name w:val="柴_标题1 Char"/>
-    <w:link w:val="1"/>
+    <w:link w:val="28"/>
     <w:qFormat/>
+    <w:uiPriority w:val="0"/>
     <w:rPr>
-      <w:rFonts w:ascii="Arial" w:eastAsia="宋体" w:hAnsi="Arial"/>
+      <w:rFonts w:ascii="Arial" w:hAnsi="Arial" w:eastAsia="宋体"/>
       <w:sz w:val="32"/>
     </w:rPr>
   </w:style>
-  <w:style w:type="character" w:customStyle="1" w:styleId="Char">
+  <w:style w:type="character" w:customStyle="1" w:styleId="39">
     <w:name w:val="柴_正文 Char"/>
-    <w:link w:val="a1"/>
+    <w:link w:val="29"/>
     <w:qFormat/>
+    <w:uiPriority w:val="0"/>
     <w:rPr>
-      <w:rFonts w:ascii="Arial" w:eastAsia="宋体" w:hAnsi="Arial"/>
+      <w:rFonts w:ascii="Arial" w:hAnsi="Arial" w:eastAsia="宋体"/>
       <w:sz w:val="24"/>
       <w:lang w:eastAsia="zh-CN"/>
     </w:rPr>
   </w:style>
-  <w:style w:type="character" w:customStyle="1" w:styleId="3Char">
+  <w:style w:type="character" w:customStyle="1" w:styleId="40">
     <w:name w:val="柴_标题3 Char"/>
-    <w:link w:val="3"/>
+    <w:link w:val="31"/>
     <w:qFormat/>
+    <w:uiPriority w:val="0"/>
     <w:rPr>
-      <w:rFonts w:ascii="宋体" w:eastAsia="宋体" w:hAnsi="宋体" w:cs="宋体"/>
+      <w:rFonts w:ascii="宋体" w:hAnsi="宋体" w:eastAsia="宋体" w:cs="宋体"/>
       <w:spacing w:val="-2"/>
       <w:sz w:val="24"/>
       <w:szCs w:val="24"/>
     </w:rPr>
   </w:style>
-  <w:style w:type="paragraph" w:customStyle="1" w:styleId="a3">
+  <w:style w:type="paragraph" w:customStyle="1" w:styleId="41">
     <w:name w:val="柴_正文_无缩进"/>
-    <w:basedOn w:val="Normal"/>
+    <w:basedOn w:val="1"/>
     <w:qFormat/>
+    <w:uiPriority w:val="0"/>
     <w:pPr>
       <w:ind w:firstLine="0" w:firstLineChars="0"/>
     </w:pPr>
@@ -9472,18 +9678,19 @@
       <w:lang w:eastAsia="zh-CN"/>
     </w:rPr>
   </w:style>
-  <w:style w:type="paragraph" w:customStyle="1" w:styleId="4">
+  <w:style w:type="paragraph" w:customStyle="1" w:styleId="42">
     <w:name w:val="柴_标题4"/>
-    <w:basedOn w:val="Heading4"/>
-    <w:next w:val="Normal"/>
+    <w:basedOn w:val="5"/>
+    <w:next w:val="1"/>
     <w:qFormat/>
+    <w:uiPriority w:val="0"/>
     <w:pPr>
       <w:widowControl w:val="0"/>
       <w:spacing w:before="160" w:line="360" w:lineRule="auto"/>
-      <w:ind w:left="981" w:hanging="862" w:leftChars="300"/>
+      <w:ind w:left="981" w:leftChars="300" w:hanging="862"/>
     </w:pPr>
     <w:rPr>
-      <w:rFonts w:ascii="Calibri" w:eastAsia="宋体" w:hAnsi="Calibri" w:cs="宋体" w:hint="eastAsia"/>
+      <w:rFonts w:hint="eastAsia" w:ascii="Calibri" w:hAnsi="Calibri" w:eastAsia="宋体" w:cs="宋体"/>
       <w:sz w:val="24"/>
       <w:szCs w:val="24"/>
       <w:lang w:eastAsia="zh-CN" w:bidi="zh-CN"/>
